--- a/flow/20230914_vu_template/drafts/2024-12-u/04-СР-Варвари-Дамаскина.docx
+++ b/flow/20230914_vu_template/drafts/2024-12-u/04-СР-Варвари-Дамаскина.docx
@@ -102,6 +102,7 @@
           <w:i/>
           <w:color w:val="FF0000"/>
           <w:sz w:val="24"/>
+          <w:lang w:val="ru-MD"/>
         </w:rPr>
         <w:t>Священник:</w:t>
       </w:r>
@@ -109,6 +110,7 @@
         <w:rPr>
           <w:rFonts w:ascii="Times New Roman" w:hAnsi="Times New Roman"/>
           <w:sz w:val="24"/>
+          <w:lang w:val="ru-MD"/>
         </w:rPr>
         <w:t xml:space="preserve"> Благословенний Бог наш завжди, нині і повсякчас, і на віки віків.</w:t>
       </w:r>
@@ -352,6 +354,7 @@
           <w:i/>
           <w:color w:val="FF0000"/>
           <w:sz w:val="24"/>
+          <w:lang w:val="ru-MD"/>
         </w:rPr>
         <w:t>Священник:</w:t>
       </w:r>
@@ -359,6 +362,7 @@
         <w:rPr>
           <w:rFonts w:ascii="Times New Roman" w:hAnsi="Times New Roman"/>
           <w:sz w:val="24"/>
+          <w:lang w:val="ru-MD"/>
         </w:rPr>
         <w:t xml:space="preserve"> Бо Твоє є царство, і сила, і слава, Отця, і Сина, і Святого Духа, нині, і повсякчас, і на віки віків.</w:t>
       </w:r>
@@ -2514,6 +2518,7 @@
           <w:i/>
           <w:color w:val="FF0000"/>
           <w:sz w:val="24"/>
+          <w:lang w:val="ru-MD"/>
         </w:rPr>
         <w:t>Священник:</w:t>
       </w:r>
@@ -2521,6 +2526,7 @@
         <w:rPr>
           <w:rFonts w:ascii="Times New Roman" w:hAnsi="Times New Roman"/>
           <w:sz w:val="24"/>
+          <w:lang w:val="ru-MD"/>
         </w:rPr>
         <w:t xml:space="preserve"> Бо Тобі належить усяка слава, честь і поклоніння, Отцю, і Сину, і Святому Духові, нині, і повсякчас, і на віки віків.</w:t>
       </w:r>
@@ -3858,6 +3864,7 @@
           <w:i/>
           <w:color w:val="FF0000"/>
           <w:sz w:val="24"/>
+          <w:lang w:val="ru-MD"/>
         </w:rPr>
         <w:t>Священник:</w:t>
       </w:r>
@@ -3865,6 +3872,7 @@
         <w:rPr>
           <w:rFonts w:ascii="Times New Roman" w:hAnsi="Times New Roman"/>
           <w:sz w:val="24"/>
+          <w:lang w:val="ru-MD"/>
         </w:rPr>
         <w:t xml:space="preserve"> Мир всім.</w:t>
       </w:r>
@@ -4805,6 +4813,7 @@
           <w:i/>
           <w:color w:val="FF0000"/>
           <w:sz w:val="24"/>
+          <w:lang w:val="ru-MD"/>
         </w:rPr>
         <w:t>Священник:</w:t>
       </w:r>
@@ -4812,6 +4821,7 @@
         <w:rPr>
           <w:rFonts w:ascii="Times New Roman" w:hAnsi="Times New Roman"/>
           <w:sz w:val="24"/>
+          <w:lang w:val="ru-MD"/>
         </w:rPr>
         <w:t xml:space="preserve"> Бо Ти – Бог милости, ласк і людинолюбности, і Тобі славу возсилаємо, Отцю, і Сину, і Святому Духові, нині, і повсякчас, і на віки віків.</w:t>
       </w:r>
@@ -4875,6 +4885,7 @@
           <w:i/>
           <w:color w:val="FF0000"/>
           <w:sz w:val="24"/>
+          <w:lang w:val="ru-MD"/>
         </w:rPr>
         <w:t>Священник:</w:t>
       </w:r>
@@ -4882,6 +4893,7 @@
         <w:rPr>
           <w:rFonts w:ascii="Times New Roman" w:hAnsi="Times New Roman"/>
           <w:sz w:val="24"/>
+          <w:lang w:val="ru-MD"/>
         </w:rPr>
         <w:t xml:space="preserve"> Мир всім.</w:t>
       </w:r>
@@ -5040,6 +5052,7 @@
           <w:i/>
           <w:color w:val="FF0000"/>
           <w:sz w:val="24"/>
+          <w:lang w:val="ru-MD"/>
         </w:rPr>
         <w:t>Священник:</w:t>
       </w:r>
@@ -5047,6 +5060,7 @@
         <w:rPr>
           <w:rFonts w:ascii="Times New Roman" w:hAnsi="Times New Roman"/>
           <w:sz w:val="24"/>
+          <w:lang w:val="ru-MD"/>
         </w:rPr>
         <w:t xml:space="preserve"> Нехай буде влада царства Твого благословенна і дуже прославлена: Отця, і Сина, і Святого Духа, нині і повсякчас, і на віки віків.</w:t>
       </w:r>
@@ -5564,6 +5578,7 @@
           <w:i/>
           <w:color w:val="FF0000"/>
           <w:sz w:val="24"/>
+          <w:lang w:val="ru-MD"/>
         </w:rPr>
         <w:t>Священник:</w:t>
       </w:r>
@@ -5571,6 +5586,7 @@
         <w:rPr>
           <w:rFonts w:ascii="Times New Roman" w:hAnsi="Times New Roman"/>
           <w:sz w:val="24"/>
+          <w:lang w:val="ru-MD"/>
         </w:rPr>
         <w:t xml:space="preserve"> Бо Твоє є царство, і сила, і слава, Отця, і Сина, і Святого Духа, нині, і повсякчас, і на віки віків.</w:t>
       </w:r>
@@ -5785,11 +5801,8 @@
     <w:p>
       <w:pPr>
         <w:spacing w:after="120"/>
-        <w:jc w:val="both"/>
-        <w:rPr>
-          <w:rFonts w:ascii="Times New Roman" w:eastAsia="Times New Roman" w:hAnsi="Times New Roman" w:cs="Times New Roman"/>
-          <w:sz w:val="24"/>
-          <w:szCs w:val="24"/>
+        <w:rPr>
+          <w:rFonts w:ascii="Times New Roman" w:eastAsia="Times New Roman" w:hAnsi="Times New Roman" w:cs="Times New Roman"/>
           <w:lang w:val="uk-UA"/>
         </w:rPr>
       </w:pPr>
@@ -5800,17 +5813,14 @@
           <w:szCs w:val="24"/>
           <w:lang w:val="uk-UA"/>
         </w:rPr>
-        <w:t>Промовмо всі з усієї душі і з усієї мислі нашої, промовмо.</w:t>
+        <w:t>Помилуй нас, Боже, з великої милості Твоєї, молимось Тобі, вислухай і помилуй.</w:t>
       </w:r>
     </w:p>
     <w:p>
       <w:pPr>
         <w:spacing w:after="120"/>
-        <w:jc w:val="both"/>
-        <w:rPr>
-          <w:rFonts w:ascii="Times New Roman" w:eastAsia="Times New Roman" w:hAnsi="Times New Roman" w:cs="Times New Roman"/>
-          <w:sz w:val="24"/>
-          <w:szCs w:val="24"/>
+        <w:rPr>
+          <w:rFonts w:ascii="Times New Roman" w:eastAsia="Times New Roman" w:hAnsi="Times New Roman" w:cs="Times New Roman"/>
           <w:lang w:val="uk-UA"/>
         </w:rPr>
       </w:pPr>
@@ -5818,7 +5828,7 @@
         <w:rPr>
           <w:rFonts w:ascii="Times New Roman" w:eastAsia="Times New Roman" w:hAnsi="Times New Roman" w:cs="Times New Roman"/>
           <w:i/>
-          <w:color w:val="FF0000"/>
+          <w:color w:val="FF4400"/>
           <w:sz w:val="24"/>
           <w:szCs w:val="24"/>
           <w:lang w:val="uk-UA"/>
@@ -5828,31 +5838,29 @@
       <w:r>
         <w:rPr>
           <w:rFonts w:ascii="Times New Roman" w:eastAsia="Times New Roman" w:hAnsi="Times New Roman" w:cs="Times New Roman"/>
-          <w:color w:val="FF0000"/>
           <w:sz w:val="24"/>
           <w:szCs w:val="24"/>
           <w:lang w:val="uk-UA"/>
         </w:rPr>
-        <w:t xml:space="preserve"> </w:t>
-      </w:r>
-      <w:r>
-        <w:rPr>
-          <w:rFonts w:ascii="Times New Roman" w:eastAsia="Times New Roman" w:hAnsi="Times New Roman" w:cs="Times New Roman"/>
+        <w:t xml:space="preserve"> Го́споди, поми́луй. </w:t>
+      </w:r>
+      <w:r>
+        <w:rPr>
+          <w:rFonts w:ascii="Times New Roman" w:eastAsia="Times New Roman" w:hAnsi="Times New Roman" w:cs="Times New Roman"/>
+          <w:i/>
+          <w:color w:val="FF4400"/>
           <w:sz w:val="24"/>
           <w:szCs w:val="24"/>
           <w:lang w:val="uk-UA"/>
         </w:rPr>
-        <w:t>Господи, помилуй.</w:t>
+        <w:t>(3 р.)</w:t>
       </w:r>
     </w:p>
     <w:p>
       <w:pPr>
         <w:spacing w:after="120"/>
-        <w:jc w:val="both"/>
-        <w:rPr>
-          <w:rFonts w:ascii="Times New Roman" w:eastAsia="Times New Roman" w:hAnsi="Times New Roman" w:cs="Times New Roman"/>
-          <w:sz w:val="24"/>
-          <w:szCs w:val="24"/>
+        <w:rPr>
+          <w:rFonts w:ascii="Times New Roman" w:eastAsia="Times New Roman" w:hAnsi="Times New Roman" w:cs="Times New Roman"/>
           <w:lang w:val="uk-UA"/>
         </w:rPr>
       </w:pPr>
@@ -5863,17 +5871,74 @@
           <w:szCs w:val="24"/>
           <w:lang w:val="uk-UA"/>
         </w:rPr>
-        <w:t>Господи, Вседержителю, Боже отців наших, молимось тобі, вислухай і помилуй.</w:t>
+        <w:t xml:space="preserve">Ще молимось за святішого вселенського архиєрея Франциска, папу Римського, і за блаженнішого патріярха нашого Святослава, і за преосвященнішого архиєпископа і митрополита нашого кир </w:t>
+      </w:r>
+      <w:r>
+        <w:rPr>
+          <w:rFonts w:ascii="Times New Roman" w:eastAsia="Times New Roman" w:hAnsi="Times New Roman" w:cs="Times New Roman"/>
+          <w:i/>
+          <w:color w:val="FF4400"/>
+          <w:sz w:val="24"/>
+          <w:szCs w:val="24"/>
+          <w:lang w:val="uk-UA"/>
+        </w:rPr>
+        <w:t>ім’я</w:t>
+      </w:r>
+      <w:r>
+        <w:rPr>
+          <w:rFonts w:ascii="Times New Roman" w:eastAsia="Times New Roman" w:hAnsi="Times New Roman" w:cs="Times New Roman"/>
+          <w:i/>
+          <w:sz w:val="24"/>
+          <w:szCs w:val="24"/>
+          <w:lang w:val="uk-UA"/>
+        </w:rPr>
+        <w:t>,</w:t>
+      </w:r>
+      <w:r>
+        <w:rPr>
+          <w:rFonts w:ascii="Times New Roman" w:eastAsia="Times New Roman" w:hAnsi="Times New Roman" w:cs="Times New Roman"/>
+          <w:sz w:val="24"/>
+          <w:szCs w:val="24"/>
+          <w:lang w:val="uk-UA"/>
+        </w:rPr>
+        <w:t xml:space="preserve"> і за боголюбивого єпископа нашого кир </w:t>
+      </w:r>
+      <w:r>
+        <w:rPr>
+          <w:rFonts w:ascii="Times New Roman" w:eastAsia="Times New Roman" w:hAnsi="Times New Roman" w:cs="Times New Roman"/>
+          <w:i/>
+          <w:color w:val="FF4400"/>
+          <w:sz w:val="24"/>
+          <w:szCs w:val="24"/>
+          <w:lang w:val="uk-UA"/>
+        </w:rPr>
+        <w:t>ім’я</w:t>
+      </w:r>
+      <w:r>
+        <w:rPr>
+          <w:rFonts w:ascii="Times New Roman" w:eastAsia="Times New Roman" w:hAnsi="Times New Roman" w:cs="Times New Roman"/>
+          <w:i/>
+          <w:sz w:val="24"/>
+          <w:szCs w:val="24"/>
+          <w:lang w:val="uk-UA"/>
+        </w:rPr>
+        <w:t>,</w:t>
+      </w:r>
+      <w:r>
+        <w:rPr>
+          <w:rFonts w:ascii="Times New Roman" w:eastAsia="Times New Roman" w:hAnsi="Times New Roman" w:cs="Times New Roman"/>
+          <w:sz w:val="24"/>
+          <w:szCs w:val="24"/>
+          <w:lang w:val="uk-UA"/>
+        </w:rPr>
+        <w:t xml:space="preserve"> за тих, що служать і послужили у святім храмі цьому, і за отців наших духовних, і всіх у Христі братів і сестер наших.</w:t>
       </w:r>
     </w:p>
     <w:p>
       <w:pPr>
         <w:spacing w:after="120"/>
-        <w:jc w:val="both"/>
-        <w:rPr>
-          <w:rFonts w:ascii="Times New Roman" w:eastAsia="Times New Roman" w:hAnsi="Times New Roman" w:cs="Times New Roman"/>
-          <w:sz w:val="24"/>
-          <w:szCs w:val="24"/>
+        <w:rPr>
+          <w:rFonts w:ascii="Times New Roman" w:eastAsia="Times New Roman" w:hAnsi="Times New Roman" w:cs="Times New Roman"/>
           <w:lang w:val="uk-UA"/>
         </w:rPr>
       </w:pPr>
@@ -5881,7 +5946,7 @@
         <w:rPr>
           <w:rFonts w:ascii="Times New Roman" w:eastAsia="Times New Roman" w:hAnsi="Times New Roman" w:cs="Times New Roman"/>
           <w:i/>
-          <w:color w:val="FF0000"/>
+          <w:color w:val="FF4400"/>
           <w:sz w:val="24"/>
           <w:szCs w:val="24"/>
           <w:lang w:val="uk-UA"/>
@@ -5891,21 +5956,22 @@
       <w:r>
         <w:rPr>
           <w:rFonts w:ascii="Times New Roman" w:eastAsia="Times New Roman" w:hAnsi="Times New Roman" w:cs="Times New Roman"/>
-          <w:color w:val="FF0000"/>
           <w:sz w:val="24"/>
           <w:szCs w:val="24"/>
           <w:lang w:val="uk-UA"/>
         </w:rPr>
-        <w:t xml:space="preserve"> </w:t>
-      </w:r>
-      <w:r>
-        <w:rPr>
-          <w:rFonts w:ascii="Times New Roman" w:eastAsia="Times New Roman" w:hAnsi="Times New Roman" w:cs="Times New Roman"/>
+        <w:t xml:space="preserve"> Го́споди, поми́луй. </w:t>
+      </w:r>
+      <w:r>
+        <w:rPr>
+          <w:rFonts w:ascii="Times New Roman" w:eastAsia="Times New Roman" w:hAnsi="Times New Roman" w:cs="Times New Roman"/>
+          <w:i/>
+          <w:color w:val="FF4400"/>
           <w:sz w:val="24"/>
           <w:szCs w:val="24"/>
           <w:lang w:val="uk-UA"/>
         </w:rPr>
-        <w:t>Господи, помилуй.</w:t>
+        <w:t>(3 р.)</w:t>
       </w:r>
     </w:p>
     <w:p>
@@ -5923,7 +5989,7 @@
           <w:szCs w:val="24"/>
           <w:lang w:val="uk-UA"/>
         </w:rPr>
-        <w:t>Помилуй нас, Боже, з великої милості Твоєї, молимось Тобі, вислухай і помилуй.</w:t>
+        <w:t>Ще молимось за Богом бережений народ наш, за правління і за все військо.</w:t>
       </w:r>
     </w:p>
     <w:p>
@@ -5943,183 +6009,6 @@
           <w:szCs w:val="24"/>
           <w:lang w:val="uk-UA"/>
         </w:rPr>
-        <w:t>Вірні:</w:t>
-      </w:r>
-      <w:r>
-        <w:rPr>
-          <w:rFonts w:ascii="Times New Roman" w:eastAsia="Times New Roman" w:hAnsi="Times New Roman" w:cs="Times New Roman"/>
-          <w:sz w:val="24"/>
-          <w:szCs w:val="24"/>
-          <w:lang w:val="uk-UA"/>
-        </w:rPr>
-        <w:t xml:space="preserve"> Го́споди, поми́луй. </w:t>
-      </w:r>
-      <w:r>
-        <w:rPr>
-          <w:rFonts w:ascii="Times New Roman" w:eastAsia="Times New Roman" w:hAnsi="Times New Roman" w:cs="Times New Roman"/>
-          <w:i/>
-          <w:color w:val="FF4400"/>
-          <w:sz w:val="24"/>
-          <w:szCs w:val="24"/>
-          <w:lang w:val="uk-UA"/>
-        </w:rPr>
-        <w:t>(3 р.)</w:t>
-      </w:r>
-    </w:p>
-    <w:p>
-      <w:pPr>
-        <w:spacing w:after="120"/>
-        <w:rPr>
-          <w:rFonts w:ascii="Times New Roman" w:eastAsia="Times New Roman" w:hAnsi="Times New Roman" w:cs="Times New Roman"/>
-          <w:lang w:val="uk-UA"/>
-        </w:rPr>
-      </w:pPr>
-      <w:r>
-        <w:rPr>
-          <w:rFonts w:ascii="Times New Roman" w:eastAsia="Times New Roman" w:hAnsi="Times New Roman" w:cs="Times New Roman"/>
-          <w:sz w:val="24"/>
-          <w:szCs w:val="24"/>
-          <w:lang w:val="uk-UA"/>
-        </w:rPr>
-        <w:t xml:space="preserve">Ще молимось за святішого вселенського архиєрея Франциска, папу Римського, і за блаженнішого патріярха нашого Святослава, і за преосвященнішого архиєпископа і митрополита нашого кир </w:t>
-      </w:r>
-      <w:r>
-        <w:rPr>
-          <w:rFonts w:ascii="Times New Roman" w:eastAsia="Times New Roman" w:hAnsi="Times New Roman" w:cs="Times New Roman"/>
-          <w:i/>
-          <w:color w:val="FF4400"/>
-          <w:sz w:val="24"/>
-          <w:szCs w:val="24"/>
-          <w:lang w:val="uk-UA"/>
-        </w:rPr>
-        <w:t>ім’я</w:t>
-      </w:r>
-      <w:r>
-        <w:rPr>
-          <w:rFonts w:ascii="Times New Roman" w:eastAsia="Times New Roman" w:hAnsi="Times New Roman" w:cs="Times New Roman"/>
-          <w:i/>
-          <w:sz w:val="24"/>
-          <w:szCs w:val="24"/>
-          <w:lang w:val="uk-UA"/>
-        </w:rPr>
-        <w:t>,</w:t>
-      </w:r>
-      <w:r>
-        <w:rPr>
-          <w:rFonts w:ascii="Times New Roman" w:eastAsia="Times New Roman" w:hAnsi="Times New Roman" w:cs="Times New Roman"/>
-          <w:sz w:val="24"/>
-          <w:szCs w:val="24"/>
-          <w:lang w:val="uk-UA"/>
-        </w:rPr>
-        <w:t xml:space="preserve"> і за боголюбивого єпископа нашого кир </w:t>
-      </w:r>
-      <w:r>
-        <w:rPr>
-          <w:rFonts w:ascii="Times New Roman" w:eastAsia="Times New Roman" w:hAnsi="Times New Roman" w:cs="Times New Roman"/>
-          <w:i/>
-          <w:color w:val="FF4400"/>
-          <w:sz w:val="24"/>
-          <w:szCs w:val="24"/>
-          <w:lang w:val="uk-UA"/>
-        </w:rPr>
-        <w:t>ім’я</w:t>
-      </w:r>
-      <w:r>
-        <w:rPr>
-          <w:rFonts w:ascii="Times New Roman" w:eastAsia="Times New Roman" w:hAnsi="Times New Roman" w:cs="Times New Roman"/>
-          <w:i/>
-          <w:sz w:val="24"/>
-          <w:szCs w:val="24"/>
-          <w:lang w:val="uk-UA"/>
-        </w:rPr>
-        <w:t>,</w:t>
-      </w:r>
-      <w:r>
-        <w:rPr>
-          <w:rFonts w:ascii="Times New Roman" w:eastAsia="Times New Roman" w:hAnsi="Times New Roman" w:cs="Times New Roman"/>
-          <w:sz w:val="24"/>
-          <w:szCs w:val="24"/>
-          <w:lang w:val="uk-UA"/>
-        </w:rPr>
-        <w:t xml:space="preserve"> за тих, що служать і послужили у святім храмі цьому, і за отців наших духовних, і всіх у Христі братів і сестер наших.</w:t>
-      </w:r>
-    </w:p>
-    <w:p>
-      <w:pPr>
-        <w:spacing w:after="120"/>
-        <w:rPr>
-          <w:rFonts w:ascii="Times New Roman" w:eastAsia="Times New Roman" w:hAnsi="Times New Roman" w:cs="Times New Roman"/>
-          <w:lang w:val="uk-UA"/>
-        </w:rPr>
-      </w:pPr>
-      <w:r>
-        <w:rPr>
-          <w:rFonts w:ascii="Times New Roman" w:eastAsia="Times New Roman" w:hAnsi="Times New Roman" w:cs="Times New Roman"/>
-          <w:i/>
-          <w:color w:val="FF4400"/>
-          <w:sz w:val="24"/>
-          <w:szCs w:val="24"/>
-          <w:lang w:val="uk-UA"/>
-        </w:rPr>
-        <w:t>Вірні:</w:t>
-      </w:r>
-      <w:r>
-        <w:rPr>
-          <w:rFonts w:ascii="Times New Roman" w:eastAsia="Times New Roman" w:hAnsi="Times New Roman" w:cs="Times New Roman"/>
-          <w:sz w:val="24"/>
-          <w:szCs w:val="24"/>
-          <w:lang w:val="uk-UA"/>
-        </w:rPr>
-        <w:t xml:space="preserve"> Го́споди, поми́луй. </w:t>
-      </w:r>
-      <w:r>
-        <w:rPr>
-          <w:rFonts w:ascii="Times New Roman" w:eastAsia="Times New Roman" w:hAnsi="Times New Roman" w:cs="Times New Roman"/>
-          <w:i/>
-          <w:color w:val="FF4400"/>
-          <w:sz w:val="24"/>
-          <w:szCs w:val="24"/>
-          <w:lang w:val="uk-UA"/>
-        </w:rPr>
-        <w:t>(3 р.)</w:t>
-      </w:r>
-    </w:p>
-    <w:p>
-      <w:pPr>
-        <w:spacing w:after="120"/>
-        <w:rPr>
-          <w:rFonts w:ascii="Times New Roman" w:eastAsia="Times New Roman" w:hAnsi="Times New Roman" w:cs="Times New Roman"/>
-          <w:lang w:val="uk-UA"/>
-        </w:rPr>
-      </w:pPr>
-      <w:r>
-        <w:rPr>
-          <w:rFonts w:ascii="Times New Roman" w:eastAsia="Times New Roman" w:hAnsi="Times New Roman" w:cs="Times New Roman"/>
-          <w:sz w:val="24"/>
-          <w:szCs w:val="24"/>
-          <w:lang w:val="uk-UA"/>
-        </w:rPr>
-        <w:t>Ще молимось за Богом бережений народ наш, за правління і за все військо.</w:t>
-      </w:r>
-    </w:p>
-    <w:p>
-      <w:pPr>
-        <w:spacing w:after="120"/>
-        <w:rPr>
-          <w:rFonts w:ascii="Times New Roman" w:eastAsia="Times New Roman" w:hAnsi="Times New Roman" w:cs="Times New Roman"/>
-          <w:lang w:val="uk-UA"/>
-        </w:rPr>
-      </w:pPr>
-      <w:r>
-        <w:rPr>
-          <w:rFonts w:ascii="Times New Roman" w:eastAsia="Times New Roman" w:hAnsi="Times New Roman" w:cs="Times New Roman"/>
-          <w:i/>
-          <w:color w:val="FF4400"/>
-          <w:sz w:val="24"/>
-          <w:szCs w:val="24"/>
-          <w:lang w:val="uk-UA"/>
-        </w:rPr>
-        <w:lastRenderedPageBreak/>
         <w:t>Вірні:</w:t>
       </w:r>
       <w:r>
@@ -6221,6 +6110,7 @@
           <w:u w:val="single"/>
           <w:lang w:val="uk-UA"/>
         </w:rPr>
+        <w:lastRenderedPageBreak/>
         <w:t>[Господи, Боже наш! Згадай нас грішних і недостойних слуг твоїх, коли призиваємо святе ім'я твоє, і не осороми нас, коли очікуємо милости твоєї, але вислухай, Господи, усі наші спасенні прохання, і вчини нас достойними любити і боятися тебе від усього серця нашого і творити в усьому волю твою.]</w:t>
       </w:r>
     </w:p>
@@ -6238,6 +6128,7 @@
           <w:i/>
           <w:color w:val="FF0000"/>
           <w:sz w:val="24"/>
+          <w:lang w:val="uk-UA"/>
         </w:rPr>
         <w:t>Священник:</w:t>
       </w:r>
@@ -6245,6 +6136,7 @@
         <w:rPr>
           <w:rFonts w:ascii="Times New Roman" w:hAnsi="Times New Roman"/>
           <w:sz w:val="24"/>
+          <w:lang w:val="uk-UA"/>
         </w:rPr>
         <w:t xml:space="preserve"> Бо милостивий і людинолюбний Бог єси, і Тобі славу возсилаємо, Отцю, і Сину, і Святому Духові, нині, і повсякчас, і на віки віків.</w:t>
       </w:r>
@@ -6290,7 +6182,7 @@
           <w:rFonts w:ascii="Times New Roman" w:eastAsia="Times New Roman" w:hAnsi="Times New Roman" w:cs="Times New Roman"/>
           <w:sz w:val="24"/>
           <w:szCs w:val="24"/>
-          <w:lang w:val="ru-MD"/>
+          <w:lang w:val="uk-UA"/>
         </w:rPr>
       </w:pPr>
       <w:r>
@@ -6300,7 +6192,7 @@
           <w:color w:val="FF0000"/>
           <w:sz w:val="24"/>
           <w:szCs w:val="24"/>
-          <w:lang w:val="ru-MD"/>
+          <w:lang w:val="uk-UA"/>
         </w:rPr>
         <w:t>Середній відпуст</w:t>
       </w:r>
@@ -6312,15 +6204,15 @@
           <w:rFonts w:ascii="Times New Roman" w:eastAsia="Times New Roman" w:hAnsi="Times New Roman" w:cs="Times New Roman"/>
           <w:sz w:val="24"/>
           <w:szCs w:val="24"/>
-          <w:lang w:val="ru-MD"/>
-        </w:rPr>
-      </w:pPr>
-      <w:r>
-        <w:rPr>
-          <w:rFonts w:ascii="Times New Roman" w:eastAsia="Times New Roman" w:hAnsi="Times New Roman" w:cs="Times New Roman"/>
-          <w:sz w:val="24"/>
-          <w:szCs w:val="24"/>
-          <w:lang w:val="ru-MD"/>
+          <w:lang w:val="uk-UA"/>
+        </w:rPr>
+      </w:pPr>
+      <w:r>
+        <w:rPr>
+          <w:rFonts w:ascii="Times New Roman" w:eastAsia="Times New Roman" w:hAnsi="Times New Roman" w:cs="Times New Roman"/>
+          <w:sz w:val="24"/>
+          <w:szCs w:val="24"/>
+          <w:lang w:val="uk-UA"/>
         </w:rPr>
         <w:t>Прему́дрість!</w:t>
       </w:r>
@@ -6332,7 +6224,7 @@
           <w:rFonts w:ascii="Times New Roman" w:eastAsia="Times New Roman" w:hAnsi="Times New Roman" w:cs="Times New Roman"/>
           <w:sz w:val="24"/>
           <w:szCs w:val="24"/>
-          <w:lang w:val="ru-MD"/>
+          <w:lang w:val="uk-UA"/>
         </w:rPr>
       </w:pPr>
       <w:r>
@@ -6342,7 +6234,7 @@
           <w:color w:val="FF0000"/>
           <w:sz w:val="24"/>
           <w:szCs w:val="24"/>
-          <w:lang w:val="ru-MD"/>
+          <w:lang w:val="uk-UA"/>
         </w:rPr>
         <w:t>Вірні:</w:t>
       </w:r>
@@ -6352,7 +6244,7 @@
           <w:color w:val="FF0000"/>
           <w:sz w:val="24"/>
           <w:szCs w:val="24"/>
-          <w:lang w:val="ru-MD"/>
+          <w:lang w:val="uk-UA"/>
         </w:rPr>
         <w:t xml:space="preserve"> </w:t>
       </w:r>
@@ -6361,7 +6253,7 @@
           <w:rFonts w:ascii="Times New Roman" w:eastAsia="Times New Roman" w:hAnsi="Times New Roman" w:cs="Times New Roman"/>
           <w:sz w:val="24"/>
           <w:szCs w:val="24"/>
-          <w:lang w:val="ru-MD"/>
+          <w:lang w:val="uk-UA"/>
         </w:rPr>
         <w:t>Чесні́шу від херуви́мів* і незрівня́нно славні́шу від серафи́мів,* що без зотлі́ння Бо́га Сло́во породи́ла,* су́щу Богоро́дицю, тебе́ велича́ємо.</w:t>
       </w:r>
@@ -6382,6 +6274,7 @@
           <w:i/>
           <w:color w:val="FF0000"/>
           <w:sz w:val="24"/>
+          <w:lang w:val="ru-MD"/>
         </w:rPr>
         <w:t>Священник:</w:t>
       </w:r>
@@ -6389,6 +6282,7 @@
         <w:rPr>
           <w:rFonts w:ascii="Times New Roman" w:hAnsi="Times New Roman"/>
           <w:sz w:val="24"/>
+          <w:lang w:val="ru-MD"/>
         </w:rPr>
         <w:t xml:space="preserve"> Сла́ва Тобі́, Хри́сте Бо́же, упова́ння на́ше, сла́ва Тобі́!</w:t>
       </w:r>
@@ -6457,6 +6351,9 @@
     <w:p>
       <w:pPr>
         <w:spacing w:after="120"/>
+        <w:rPr>
+          <w:lang w:val="ru-MD"/>
+        </w:rPr>
       </w:pPr>
       <w:r>
         <w:rPr>
@@ -6464,6 +6361,7 @@
           <w:i/>
           <w:color w:val="FF0000"/>
           <w:sz w:val="24"/>
+          <w:lang w:val="ru-MD"/>
         </w:rPr>
         <w:t>Священник:</w:t>
       </w:r>
@@ -6471,6 +6369,7 @@
         <w:rPr>
           <w:rFonts w:ascii="Times New Roman" w:hAnsi="Times New Roman"/>
           <w:sz w:val="24"/>
+          <w:lang w:val="ru-MD"/>
         </w:rPr>
         <w:t xml:space="preserve"> Христос, істинний Бог наш - молитвами пречистої Своєї Матері, силою чесного і животворчого хреста, заступництвом святих славних і всехвальних апостолів, і святого, </w:t>
       </w:r>
@@ -6480,6 +6379,7 @@
           <w:i/>
           <w:color w:val="FF0000"/>
           <w:sz w:val="24"/>
+          <w:lang w:val="ru-MD"/>
         </w:rPr>
         <w:t>якого є храм</w:t>
       </w:r>
@@ -6487,8 +6387,17 @@
         <w:rPr>
           <w:rFonts w:ascii="Times New Roman" w:hAnsi="Times New Roman"/>
           <w:sz w:val="24"/>
-        </w:rPr>
-        <w:t>, і святої великомучениці Варвари, преподобного отця нашого Івана Дамаскина, і всіх святих - помилує і спасе нас як благий і людинолюбний.</w:t>
+          <w:lang w:val="ru-MD"/>
+        </w:rPr>
+        <w:t>, і свят</w:t>
+      </w:r>
+      <w:r>
+        <w:rPr>
+          <w:rFonts w:ascii="Times New Roman" w:hAnsi="Times New Roman"/>
+          <w:sz w:val="24"/>
+          <w:lang w:val="ru-MD"/>
+        </w:rPr>
+        <w:t>ої великомучениці Варвари, преподобного отця нашого Івана Дамаскина, і всіх святих - помилує і спасе нас як благий і людинолюбний.</w:t>
       </w:r>
     </w:p>
     <w:p>
@@ -6649,6 +6558,7 @@
           <w:i/>
           <w:color w:val="FF0000"/>
           <w:sz w:val="24"/>
+          <w:lang w:val="ru-MD"/>
         </w:rPr>
         <w:t>Священник:</w:t>
       </w:r>
@@ -6656,6 +6566,7 @@
         <w:rPr>
           <w:rFonts w:ascii="Times New Roman" w:hAnsi="Times New Roman"/>
           <w:sz w:val="24"/>
+          <w:lang w:val="ru-MD"/>
         </w:rPr>
         <w:t xml:space="preserve"> Слава святій, одноістотній, животворчій і нероздільній Тройці, завжди, нині і повсякчас, і на віки віків.</w:t>
       </w:r>
@@ -6886,6 +6797,7 @@
           <w:szCs w:val="24"/>
           <w:lang w:val="ru-MD"/>
         </w:rPr>
+        <w:lastRenderedPageBreak/>
         <w:t>Багато тих, що мені кажуть:* «Нема йому спасіння в Бозі».</w:t>
       </w:r>
     </w:p>
@@ -7404,91 +7316,91 @@
           <w:szCs w:val="24"/>
           <w:lang w:val="ru-MD"/>
         </w:rPr>
+        <w:t>Я бо ось-ось уже маю впасти,* і біль мій передо мною завжди.</w:t>
+      </w:r>
+    </w:p>
+    <w:p>
+      <w:pPr>
+        <w:spacing w:after="120" w:line="240" w:lineRule="auto"/>
+        <w:jc w:val="both"/>
+        <w:rPr>
+          <w:rFonts w:ascii="Times New Roman" w:eastAsia="Times New Roman" w:hAnsi="Times New Roman" w:cs="Times New Roman"/>
+          <w:sz w:val="24"/>
+          <w:szCs w:val="24"/>
+          <w:lang w:val="ru-MD"/>
+        </w:rPr>
+      </w:pPr>
+      <w:r>
+        <w:rPr>
+          <w:rFonts w:ascii="Times New Roman" w:eastAsia="Times New Roman" w:hAnsi="Times New Roman" w:cs="Times New Roman"/>
+          <w:sz w:val="24"/>
+          <w:szCs w:val="24"/>
+          <w:lang w:val="ru-MD"/>
+        </w:rPr>
+        <w:t>Я бо провину мою визнаю,* і гріхом моїм журюся.</w:t>
+      </w:r>
+    </w:p>
+    <w:p>
+      <w:pPr>
+        <w:spacing w:after="120" w:line="240" w:lineRule="auto"/>
+        <w:jc w:val="both"/>
+        <w:rPr>
+          <w:rFonts w:ascii="Times New Roman" w:eastAsia="Times New Roman" w:hAnsi="Times New Roman" w:cs="Times New Roman"/>
+          <w:sz w:val="24"/>
+          <w:szCs w:val="24"/>
+          <w:lang w:val="ru-MD"/>
+        </w:rPr>
+      </w:pPr>
+      <w:r>
+        <w:rPr>
+          <w:rFonts w:ascii="Times New Roman" w:eastAsia="Times New Roman" w:hAnsi="Times New Roman" w:cs="Times New Roman"/>
+          <w:sz w:val="24"/>
+          <w:szCs w:val="24"/>
+          <w:lang w:val="ru-MD"/>
+        </w:rPr>
+        <w:t>А ті, що без причини зо мною ворогують, ростуть на силі,* чимало тих, що мене безпідставно ненавидять.</w:t>
+      </w:r>
+    </w:p>
+    <w:p>
+      <w:pPr>
+        <w:spacing w:after="120" w:line="240" w:lineRule="auto"/>
+        <w:jc w:val="both"/>
+        <w:rPr>
+          <w:rFonts w:ascii="Times New Roman" w:eastAsia="Times New Roman" w:hAnsi="Times New Roman" w:cs="Times New Roman"/>
+          <w:sz w:val="24"/>
+          <w:szCs w:val="24"/>
+          <w:lang w:val="ru-MD"/>
+        </w:rPr>
+      </w:pPr>
+      <w:r>
+        <w:rPr>
+          <w:rFonts w:ascii="Times New Roman" w:eastAsia="Times New Roman" w:hAnsi="Times New Roman" w:cs="Times New Roman"/>
+          <w:sz w:val="24"/>
+          <w:szCs w:val="24"/>
+          <w:lang w:val="ru-MD"/>
+        </w:rPr>
+        <w:t>І ті, що злом оддячують за добро,* вони проти мене, бо я про добро дбаю.</w:t>
+      </w:r>
+    </w:p>
+    <w:p>
+      <w:pPr>
+        <w:spacing w:after="120" w:line="240" w:lineRule="auto"/>
+        <w:jc w:val="both"/>
+        <w:rPr>
+          <w:rFonts w:ascii="Times New Roman" w:eastAsia="Times New Roman" w:hAnsi="Times New Roman" w:cs="Times New Roman"/>
+          <w:sz w:val="24"/>
+          <w:szCs w:val="24"/>
+          <w:lang w:val="ru-MD"/>
+        </w:rPr>
+      </w:pPr>
+      <w:r>
+        <w:rPr>
+          <w:rFonts w:ascii="Times New Roman" w:eastAsia="Times New Roman" w:hAnsi="Times New Roman" w:cs="Times New Roman"/>
+          <w:sz w:val="24"/>
+          <w:szCs w:val="24"/>
+          <w:lang w:val="ru-MD"/>
+        </w:rPr>
         <w:lastRenderedPageBreak/>
-        <w:t>Я бо ось-ось уже маю впасти,* і біль мій передо мною завжди.</w:t>
-      </w:r>
-    </w:p>
-    <w:p>
-      <w:pPr>
-        <w:spacing w:after="120" w:line="240" w:lineRule="auto"/>
-        <w:jc w:val="both"/>
-        <w:rPr>
-          <w:rFonts w:ascii="Times New Roman" w:eastAsia="Times New Roman" w:hAnsi="Times New Roman" w:cs="Times New Roman"/>
-          <w:sz w:val="24"/>
-          <w:szCs w:val="24"/>
-          <w:lang w:val="ru-MD"/>
-        </w:rPr>
-      </w:pPr>
-      <w:r>
-        <w:rPr>
-          <w:rFonts w:ascii="Times New Roman" w:eastAsia="Times New Roman" w:hAnsi="Times New Roman" w:cs="Times New Roman"/>
-          <w:sz w:val="24"/>
-          <w:szCs w:val="24"/>
-          <w:lang w:val="ru-MD"/>
-        </w:rPr>
-        <w:t>Я бо провину мою визнаю,* і гріхом моїм журюся.</w:t>
-      </w:r>
-    </w:p>
-    <w:p>
-      <w:pPr>
-        <w:spacing w:after="120" w:line="240" w:lineRule="auto"/>
-        <w:jc w:val="both"/>
-        <w:rPr>
-          <w:rFonts w:ascii="Times New Roman" w:eastAsia="Times New Roman" w:hAnsi="Times New Roman" w:cs="Times New Roman"/>
-          <w:sz w:val="24"/>
-          <w:szCs w:val="24"/>
-          <w:lang w:val="ru-MD"/>
-        </w:rPr>
-      </w:pPr>
-      <w:r>
-        <w:rPr>
-          <w:rFonts w:ascii="Times New Roman" w:eastAsia="Times New Roman" w:hAnsi="Times New Roman" w:cs="Times New Roman"/>
-          <w:sz w:val="24"/>
-          <w:szCs w:val="24"/>
-          <w:lang w:val="ru-MD"/>
-        </w:rPr>
-        <w:t>А ті, що без причини зо мною ворогують, ростуть на силі,* чимало тих, що мене безпідставно ненавидять.</w:t>
-      </w:r>
-    </w:p>
-    <w:p>
-      <w:pPr>
-        <w:spacing w:after="120" w:line="240" w:lineRule="auto"/>
-        <w:jc w:val="both"/>
-        <w:rPr>
-          <w:rFonts w:ascii="Times New Roman" w:eastAsia="Times New Roman" w:hAnsi="Times New Roman" w:cs="Times New Roman"/>
-          <w:sz w:val="24"/>
-          <w:szCs w:val="24"/>
-          <w:lang w:val="ru-MD"/>
-        </w:rPr>
-      </w:pPr>
-      <w:r>
-        <w:rPr>
-          <w:rFonts w:ascii="Times New Roman" w:eastAsia="Times New Roman" w:hAnsi="Times New Roman" w:cs="Times New Roman"/>
-          <w:sz w:val="24"/>
-          <w:szCs w:val="24"/>
-          <w:lang w:val="ru-MD"/>
-        </w:rPr>
-        <w:t>І ті, що злом оддячують за добро,* вони проти мене, бо я про добро дбаю.</w:t>
-      </w:r>
-    </w:p>
-    <w:p>
-      <w:pPr>
-        <w:spacing w:after="120" w:line="240" w:lineRule="auto"/>
-        <w:jc w:val="both"/>
-        <w:rPr>
-          <w:rFonts w:ascii="Times New Roman" w:eastAsia="Times New Roman" w:hAnsi="Times New Roman" w:cs="Times New Roman"/>
-          <w:sz w:val="24"/>
-          <w:szCs w:val="24"/>
-          <w:lang w:val="ru-MD"/>
-        </w:rPr>
-      </w:pPr>
-      <w:r>
-        <w:rPr>
-          <w:rFonts w:ascii="Times New Roman" w:eastAsia="Times New Roman" w:hAnsi="Times New Roman" w:cs="Times New Roman"/>
-          <w:sz w:val="24"/>
-          <w:szCs w:val="24"/>
-          <w:lang w:val="ru-MD"/>
-        </w:rPr>
         <w:t>Не покидай мене, о Господи,* не віддаляйся від мене, мій Боже.</w:t>
       </w:r>
     </w:p>
@@ -8067,70 +7979,70 @@
           <w:szCs w:val="24"/>
           <w:lang w:val="ru-MD"/>
         </w:rPr>
+        <w:t>Поміж мерцями моє ложе, немов убиті, що лежать у могилі,* що їх не згадуєш уже більше, що їх відтято від руки твоєї.</w:t>
+      </w:r>
+    </w:p>
+    <w:p>
+      <w:pPr>
+        <w:spacing w:after="120" w:line="240" w:lineRule="auto"/>
+        <w:jc w:val="both"/>
+        <w:rPr>
+          <w:rFonts w:ascii="Times New Roman" w:eastAsia="Times New Roman" w:hAnsi="Times New Roman" w:cs="Times New Roman"/>
+          <w:sz w:val="24"/>
+          <w:szCs w:val="24"/>
+          <w:lang w:val="ru-MD"/>
+        </w:rPr>
+      </w:pPr>
+      <w:r>
+        <w:rPr>
+          <w:rFonts w:ascii="Times New Roman" w:eastAsia="Times New Roman" w:hAnsi="Times New Roman" w:cs="Times New Roman"/>
+          <w:sz w:val="24"/>
+          <w:szCs w:val="24"/>
+          <w:lang w:val="ru-MD"/>
+        </w:rPr>
+        <w:t>Поклав ти мене в глибоку яму,* у темряву та безодню.</w:t>
+      </w:r>
+    </w:p>
+    <w:p>
+      <w:pPr>
+        <w:spacing w:after="120" w:line="240" w:lineRule="auto"/>
+        <w:jc w:val="both"/>
+        <w:rPr>
+          <w:rFonts w:ascii="Times New Roman" w:eastAsia="Times New Roman" w:hAnsi="Times New Roman" w:cs="Times New Roman"/>
+          <w:sz w:val="24"/>
+          <w:szCs w:val="24"/>
+          <w:lang w:val="ru-MD"/>
+        </w:rPr>
+      </w:pPr>
+      <w:r>
+        <w:rPr>
+          <w:rFonts w:ascii="Times New Roman" w:eastAsia="Times New Roman" w:hAnsi="Times New Roman" w:cs="Times New Roman"/>
+          <w:sz w:val="24"/>
+          <w:szCs w:val="24"/>
+          <w:lang w:val="ru-MD"/>
+        </w:rPr>
+        <w:t>Тяжить на мені твій гнів,* і всіма хвилями твоїми гнітиш мене.</w:t>
+      </w:r>
+    </w:p>
+    <w:p>
+      <w:pPr>
+        <w:spacing w:after="120" w:line="240" w:lineRule="auto"/>
+        <w:jc w:val="both"/>
+        <w:rPr>
+          <w:rFonts w:ascii="Times New Roman" w:eastAsia="Times New Roman" w:hAnsi="Times New Roman" w:cs="Times New Roman"/>
+          <w:sz w:val="24"/>
+          <w:szCs w:val="24"/>
+          <w:lang w:val="ru-MD"/>
+        </w:rPr>
+      </w:pPr>
+      <w:r>
+        <w:rPr>
+          <w:rFonts w:ascii="Times New Roman" w:eastAsia="Times New Roman" w:hAnsi="Times New Roman" w:cs="Times New Roman"/>
+          <w:sz w:val="24"/>
+          <w:szCs w:val="24"/>
+          <w:lang w:val="ru-MD"/>
+        </w:rPr>
         <w:lastRenderedPageBreak/>
-        <w:t>Поміж мерцями моє ложе, немов убиті, що лежать у могилі,* що їх не згадуєш уже більше, що їх відтято від руки твоєї.</w:t>
-      </w:r>
-    </w:p>
-    <w:p>
-      <w:pPr>
-        <w:spacing w:after="120" w:line="240" w:lineRule="auto"/>
-        <w:jc w:val="both"/>
-        <w:rPr>
-          <w:rFonts w:ascii="Times New Roman" w:eastAsia="Times New Roman" w:hAnsi="Times New Roman" w:cs="Times New Roman"/>
-          <w:sz w:val="24"/>
-          <w:szCs w:val="24"/>
-          <w:lang w:val="ru-MD"/>
-        </w:rPr>
-      </w:pPr>
-      <w:r>
-        <w:rPr>
-          <w:rFonts w:ascii="Times New Roman" w:eastAsia="Times New Roman" w:hAnsi="Times New Roman" w:cs="Times New Roman"/>
-          <w:sz w:val="24"/>
-          <w:szCs w:val="24"/>
-          <w:lang w:val="ru-MD"/>
-        </w:rPr>
-        <w:t>Поклав ти мене в глибоку яму,* у темряву та безодню.</w:t>
-      </w:r>
-    </w:p>
-    <w:p>
-      <w:pPr>
-        <w:spacing w:after="120" w:line="240" w:lineRule="auto"/>
-        <w:jc w:val="both"/>
-        <w:rPr>
-          <w:rFonts w:ascii="Times New Roman" w:eastAsia="Times New Roman" w:hAnsi="Times New Roman" w:cs="Times New Roman"/>
-          <w:sz w:val="24"/>
-          <w:szCs w:val="24"/>
-          <w:lang w:val="ru-MD"/>
-        </w:rPr>
-      </w:pPr>
-      <w:r>
-        <w:rPr>
-          <w:rFonts w:ascii="Times New Roman" w:eastAsia="Times New Roman" w:hAnsi="Times New Roman" w:cs="Times New Roman"/>
-          <w:sz w:val="24"/>
-          <w:szCs w:val="24"/>
-          <w:lang w:val="ru-MD"/>
-        </w:rPr>
-        <w:t>Тяжить на мені твій гнів,* і всіма хвилями твоїми гнітиш мене.</w:t>
-      </w:r>
-    </w:p>
-    <w:p>
-      <w:pPr>
-        <w:spacing w:after="120" w:line="240" w:lineRule="auto"/>
-        <w:jc w:val="both"/>
-        <w:rPr>
-          <w:rFonts w:ascii="Times New Roman" w:eastAsia="Times New Roman" w:hAnsi="Times New Roman" w:cs="Times New Roman"/>
-          <w:sz w:val="24"/>
-          <w:szCs w:val="24"/>
-          <w:lang w:val="ru-MD"/>
-        </w:rPr>
-      </w:pPr>
-      <w:r>
-        <w:rPr>
-          <w:rFonts w:ascii="Times New Roman" w:eastAsia="Times New Roman" w:hAnsi="Times New Roman" w:cs="Times New Roman"/>
-          <w:sz w:val="24"/>
-          <w:szCs w:val="24"/>
-          <w:lang w:val="ru-MD"/>
-        </w:rPr>
         <w:t>Ти віддалив від мене моїх друзів,* зробив мене для них осоружним, мене замкнули, і я не можу вийти.</w:t>
       </w:r>
     </w:p>
@@ -8691,70 +8603,70 @@
           <w:szCs w:val="24"/>
           <w:lang w:val="ru-MD"/>
         </w:rPr>
+        <w:t>Чоловік бо – дні його, немов билина,* квітне, і мов квітка в полі.</w:t>
+      </w:r>
+    </w:p>
+    <w:p>
+      <w:pPr>
+        <w:spacing w:after="120" w:line="240" w:lineRule="auto"/>
+        <w:jc w:val="both"/>
+        <w:rPr>
+          <w:rFonts w:ascii="Times New Roman" w:eastAsia="Times New Roman" w:hAnsi="Times New Roman" w:cs="Times New Roman"/>
+          <w:sz w:val="24"/>
+          <w:szCs w:val="24"/>
+          <w:lang w:val="ru-MD"/>
+        </w:rPr>
+      </w:pPr>
+      <w:r>
+        <w:rPr>
+          <w:rFonts w:ascii="Times New Roman" w:eastAsia="Times New Roman" w:hAnsi="Times New Roman" w:cs="Times New Roman"/>
+          <w:sz w:val="24"/>
+          <w:szCs w:val="24"/>
+          <w:lang w:val="ru-MD"/>
+        </w:rPr>
+        <w:t>Потягне над ним вітер, і його немає,* і місце, де він був, його не впізнає вже більше.</w:t>
+      </w:r>
+    </w:p>
+    <w:p>
+      <w:pPr>
+        <w:spacing w:after="120" w:line="240" w:lineRule="auto"/>
+        <w:jc w:val="both"/>
+        <w:rPr>
+          <w:rFonts w:ascii="Times New Roman" w:eastAsia="Times New Roman" w:hAnsi="Times New Roman" w:cs="Times New Roman"/>
+          <w:sz w:val="24"/>
+          <w:szCs w:val="24"/>
+          <w:lang w:val="ru-MD"/>
+        </w:rPr>
+      </w:pPr>
+      <w:r>
+        <w:rPr>
+          <w:rFonts w:ascii="Times New Roman" w:eastAsia="Times New Roman" w:hAnsi="Times New Roman" w:cs="Times New Roman"/>
+          <w:sz w:val="24"/>
+          <w:szCs w:val="24"/>
+          <w:lang w:val="ru-MD"/>
+        </w:rPr>
+        <w:t>Милість же Господня від віку й до віку* над тими, що його бояться.</w:t>
+      </w:r>
+    </w:p>
+    <w:p>
+      <w:pPr>
+        <w:spacing w:after="120" w:line="240" w:lineRule="auto"/>
+        <w:jc w:val="both"/>
+        <w:rPr>
+          <w:rFonts w:ascii="Times New Roman" w:eastAsia="Times New Roman" w:hAnsi="Times New Roman" w:cs="Times New Roman"/>
+          <w:sz w:val="24"/>
+          <w:szCs w:val="24"/>
+          <w:lang w:val="ru-MD"/>
+        </w:rPr>
+      </w:pPr>
+      <w:r>
+        <w:rPr>
+          <w:rFonts w:ascii="Times New Roman" w:eastAsia="Times New Roman" w:hAnsi="Times New Roman" w:cs="Times New Roman"/>
+          <w:sz w:val="24"/>
+          <w:szCs w:val="24"/>
+          <w:lang w:val="ru-MD"/>
+        </w:rPr>
         <w:lastRenderedPageBreak/>
-        <w:t>Чоловік бо – дні його, немов билина,* квітне, і мов квітка в полі.</w:t>
-      </w:r>
-    </w:p>
-    <w:p>
-      <w:pPr>
-        <w:spacing w:after="120" w:line="240" w:lineRule="auto"/>
-        <w:jc w:val="both"/>
-        <w:rPr>
-          <w:rFonts w:ascii="Times New Roman" w:eastAsia="Times New Roman" w:hAnsi="Times New Roman" w:cs="Times New Roman"/>
-          <w:sz w:val="24"/>
-          <w:szCs w:val="24"/>
-          <w:lang w:val="ru-MD"/>
-        </w:rPr>
-      </w:pPr>
-      <w:r>
-        <w:rPr>
-          <w:rFonts w:ascii="Times New Roman" w:eastAsia="Times New Roman" w:hAnsi="Times New Roman" w:cs="Times New Roman"/>
-          <w:sz w:val="24"/>
-          <w:szCs w:val="24"/>
-          <w:lang w:val="ru-MD"/>
-        </w:rPr>
-        <w:t>Потягне над ним вітер, і його немає,* і місце, де він був, його не впізнає вже більше.</w:t>
-      </w:r>
-    </w:p>
-    <w:p>
-      <w:pPr>
-        <w:spacing w:after="120" w:line="240" w:lineRule="auto"/>
-        <w:jc w:val="both"/>
-        <w:rPr>
-          <w:rFonts w:ascii="Times New Roman" w:eastAsia="Times New Roman" w:hAnsi="Times New Roman" w:cs="Times New Roman"/>
-          <w:sz w:val="24"/>
-          <w:szCs w:val="24"/>
-          <w:lang w:val="ru-MD"/>
-        </w:rPr>
-      </w:pPr>
-      <w:r>
-        <w:rPr>
-          <w:rFonts w:ascii="Times New Roman" w:eastAsia="Times New Roman" w:hAnsi="Times New Roman" w:cs="Times New Roman"/>
-          <w:sz w:val="24"/>
-          <w:szCs w:val="24"/>
-          <w:lang w:val="ru-MD"/>
-        </w:rPr>
-        <w:t>Милість же Господня від віку й до віку* над тими, що його бояться.</w:t>
-      </w:r>
-    </w:p>
-    <w:p>
-      <w:pPr>
-        <w:spacing w:after="120" w:line="240" w:lineRule="auto"/>
-        <w:jc w:val="both"/>
-        <w:rPr>
-          <w:rFonts w:ascii="Times New Roman" w:eastAsia="Times New Roman" w:hAnsi="Times New Roman" w:cs="Times New Roman"/>
-          <w:sz w:val="24"/>
-          <w:szCs w:val="24"/>
-          <w:lang w:val="ru-MD"/>
-        </w:rPr>
-      </w:pPr>
-      <w:r>
-        <w:rPr>
-          <w:rFonts w:ascii="Times New Roman" w:eastAsia="Times New Roman" w:hAnsi="Times New Roman" w:cs="Times New Roman"/>
-          <w:sz w:val="24"/>
-          <w:szCs w:val="24"/>
-          <w:lang w:val="ru-MD"/>
-        </w:rPr>
         <w:t>І справедливість його над дітьми дітей тих,* що бережуть його союз і про заповіді його пам’ятають, щоб їх виконувати.</w:t>
       </w:r>
     </w:p>
@@ -9215,31 +9127,142 @@
           <w:szCs w:val="24"/>
           <w:lang w:val="ru-MD"/>
         </w:rPr>
+        <w:t>Утренні молитви</w:t>
+      </w:r>
+    </w:p>
+    <w:p>
+      <w:pPr>
+        <w:spacing w:after="120" w:line="240" w:lineRule="auto"/>
+        <w:jc w:val="both"/>
+        <w:rPr>
+          <w:rFonts w:ascii="Times New Roman" w:eastAsia="Times New Roman" w:hAnsi="Times New Roman" w:cs="Times New Roman"/>
+          <w:sz w:val="24"/>
+          <w:szCs w:val="24"/>
+          <w:lang w:val="ru-MD"/>
+        </w:rPr>
+      </w:pPr>
+      <w:r>
+        <w:rPr>
+          <w:rFonts w:ascii="Times New Roman" w:eastAsia="Times New Roman" w:hAnsi="Times New Roman" w:cs="Times New Roman"/>
+          <w:i/>
+          <w:color w:val="FF0000"/>
+          <w:sz w:val="24"/>
+          <w:szCs w:val="24"/>
+          <w:lang w:val="ru-MD"/>
+        </w:rPr>
+        <w:t>Під час рецитування псалмів, Священник читає потиху перед св. дверми оці молитви:</w:t>
+      </w:r>
+    </w:p>
+    <w:p>
+      <w:pPr>
+        <w:spacing w:after="120" w:line="240" w:lineRule="auto"/>
+        <w:jc w:val="both"/>
+        <w:rPr>
+          <w:rFonts w:ascii="Times New Roman" w:eastAsia="Times New Roman" w:hAnsi="Times New Roman" w:cs="Times New Roman"/>
+          <w:sz w:val="24"/>
+          <w:szCs w:val="24"/>
+          <w:lang w:val="ru-MD"/>
+        </w:rPr>
+      </w:pPr>
+      <w:r>
+        <w:rPr>
+          <w:rFonts w:ascii="Times New Roman" w:eastAsia="Times New Roman" w:hAnsi="Times New Roman" w:cs="Times New Roman"/>
+          <w:color w:val="FF0000"/>
+          <w:sz w:val="24"/>
+          <w:szCs w:val="24"/>
+          <w:lang w:val="ru-MD"/>
+        </w:rPr>
         <w:lastRenderedPageBreak/>
-        <w:t>Утренні молитви</w:t>
-      </w:r>
-    </w:p>
-    <w:p>
-      <w:pPr>
-        <w:spacing w:after="120" w:line="240" w:lineRule="auto"/>
-        <w:jc w:val="both"/>
-        <w:rPr>
-          <w:rFonts w:ascii="Times New Roman" w:eastAsia="Times New Roman" w:hAnsi="Times New Roman" w:cs="Times New Roman"/>
-          <w:sz w:val="24"/>
-          <w:szCs w:val="24"/>
-          <w:lang w:val="ru-MD"/>
-        </w:rPr>
-      </w:pPr>
-      <w:r>
-        <w:rPr>
-          <w:rFonts w:ascii="Times New Roman" w:eastAsia="Times New Roman" w:hAnsi="Times New Roman" w:cs="Times New Roman"/>
-          <w:i/>
+        <w:t xml:space="preserve">1. </w:t>
+      </w:r>
+      <w:r>
+        <w:rPr>
+          <w:rFonts w:ascii="Times New Roman" w:eastAsia="Times New Roman" w:hAnsi="Times New Roman" w:cs="Times New Roman"/>
+          <w:sz w:val="24"/>
+          <w:szCs w:val="24"/>
+          <w:lang w:val="ru-MD"/>
+        </w:rPr>
+        <w:t xml:space="preserve">Благодаримо </w:t>
+      </w:r>
+      <w:r>
+        <w:rPr>
+          <w:rFonts w:ascii="Times New Roman" w:eastAsia="Times New Roman" w:hAnsi="Times New Roman" w:cs="Times New Roman"/>
+          <w:color w:val="000000"/>
+          <w:sz w:val="24"/>
+          <w:szCs w:val="24"/>
+          <w:lang w:val="ru-MD"/>
+        </w:rPr>
+        <w:t>Т</w:t>
+      </w:r>
+      <w:r>
+        <w:rPr>
+          <w:rFonts w:ascii="Times New Roman" w:eastAsia="Times New Roman" w:hAnsi="Times New Roman" w:cs="Times New Roman"/>
+          <w:sz w:val="24"/>
+          <w:szCs w:val="24"/>
+          <w:lang w:val="ru-MD"/>
+        </w:rPr>
+        <w:t>е</w:t>
+      </w:r>
+      <w:r>
+        <w:rPr>
+          <w:rFonts w:ascii="Times New Roman" w:eastAsia="Times New Roman" w:hAnsi="Times New Roman" w:cs="Times New Roman"/>
+          <w:color w:val="000000"/>
+          <w:sz w:val="24"/>
+          <w:szCs w:val="24"/>
+          <w:lang w:val="ru-MD"/>
+        </w:rPr>
+        <w:t>б</w:t>
+      </w:r>
+      <w:r>
+        <w:rPr>
+          <w:rFonts w:ascii="Times New Roman" w:eastAsia="Times New Roman" w:hAnsi="Times New Roman" w:cs="Times New Roman"/>
+          <w:sz w:val="24"/>
+          <w:szCs w:val="24"/>
+          <w:lang w:val="ru-MD"/>
+        </w:rPr>
+        <w:t>е</w:t>
+      </w:r>
+      <w:r>
+        <w:rPr>
+          <w:rFonts w:ascii="Times New Roman" w:eastAsia="Times New Roman" w:hAnsi="Times New Roman" w:cs="Times New Roman"/>
+          <w:color w:val="000000"/>
+          <w:sz w:val="24"/>
+          <w:szCs w:val="24"/>
+          <w:lang w:val="ru-MD"/>
+        </w:rPr>
+        <w:t>, Господи, Боже наш, що підняв нас із постелі нашої і вклав в уста наші слово хвали, щоб поклонятися і призивати ім'я Твоє святе. Ми умоляємо Твоє милосердя, яке Ти завжди виявляв у нашому житті. Пошли поміч свою людям, що стоять перед лицем святої слави Твоєї і дожидають від Тебе багатої милости; і дай нам, що зо страхом і любов'ю завжди Тобі служимо, хвалити несказанну Твою доброту. Бо Тобі належить усяка слава, честь і поклоніння: Отцю, і Сину, і Святому Духові, нині і повсякчас, і на віки віків. Амінь.</w:t>
+      </w:r>
+    </w:p>
+    <w:p>
+      <w:pPr>
+        <w:spacing w:after="120" w:line="240" w:lineRule="auto"/>
+        <w:jc w:val="both"/>
+        <w:rPr>
+          <w:rFonts w:ascii="Times New Roman" w:eastAsia="Times New Roman" w:hAnsi="Times New Roman" w:cs="Times New Roman"/>
+          <w:sz w:val="24"/>
+          <w:szCs w:val="24"/>
+          <w:lang w:val="ru-MD"/>
+        </w:rPr>
+      </w:pPr>
+      <w:r>
+        <w:rPr>
+          <w:rFonts w:ascii="Times New Roman" w:eastAsia="Times New Roman" w:hAnsi="Times New Roman" w:cs="Times New Roman"/>
           <w:color w:val="FF0000"/>
           <w:sz w:val="24"/>
           <w:szCs w:val="24"/>
           <w:lang w:val="ru-MD"/>
         </w:rPr>
-        <w:t>Під час рецитування псалмів, Священник читає потиху перед св. дверми оці молитви:</w:t>
+        <w:t xml:space="preserve">2. </w:t>
+      </w:r>
+      <w:r>
+        <w:rPr>
+          <w:rFonts w:ascii="Times New Roman" w:eastAsia="Times New Roman" w:hAnsi="Times New Roman" w:cs="Times New Roman"/>
+          <w:color w:val="000000"/>
+          <w:sz w:val="24"/>
+          <w:szCs w:val="24"/>
+          <w:lang w:val="ru-MD"/>
+        </w:rPr>
+        <w:t>Від ночі лине дух наш до Тебе, Боже, бо світлом є повеління Твої на землі. Навчи нас у страсі Твоєму виконувати правду й добро, бо Тебе славимо як правдивого Бога нашого. Прихили вухо своє і вислухай нас, і пом'яни, Господи, тих, що є та що моляться з нами, всіх по імені, і спаси їх силою Твоєю. Благослови людей Твоїх і освяти спадкоємство Твоє: мир світові Твоєму даруй, церквам Твоїм, Священникам, владі, і всім людям. Хай благословиться і прославляється всечесне і величне ім'я Твоє, Отця, і Сина, і Святого Духа, нині і повсякчас, і на віки віків. Амінь.</w:t>
       </w:r>
     </w:p>
     <w:p>
@@ -9261,16 +9284,7 @@
           <w:szCs w:val="24"/>
           <w:lang w:val="ru-MD"/>
         </w:rPr>
-        <w:t xml:space="preserve">1. </w:t>
-      </w:r>
-      <w:r>
-        <w:rPr>
-          <w:rFonts w:ascii="Times New Roman" w:eastAsia="Times New Roman" w:hAnsi="Times New Roman" w:cs="Times New Roman"/>
-          <w:sz w:val="24"/>
-          <w:szCs w:val="24"/>
-          <w:lang w:val="ru-MD"/>
-        </w:rPr>
-        <w:t xml:space="preserve">Благодаримо </w:t>
+        <w:t>3.</w:t>
       </w:r>
       <w:r>
         <w:rPr>
@@ -9280,6 +9294,57 @@
           <w:szCs w:val="24"/>
           <w:lang w:val="ru-MD"/>
         </w:rPr>
+        <w:t xml:space="preserve"> Від ночі лине дух наш до Тебе, Боже, бо світлом є повеління Твої. Навчи нас, Боже, правди Твоєї, заповідей Твоїх і виправдань Твоїх. Просвіти наші духовні очі, щоб ми не заснули в гріхах на смерть. Віджени всяку мряку від сердець наших, даруй нам сонце правди і охорони життя наше знаменням і печаттю Святого Твого Духа. Направ стопи наші на шлях мирний, дай нам бачити ранішній день у радості, щоб ми Тобі засилали ранішні молитви, бо Твоє є володіння і Твоє є царство і сила, і слава Отця, і Сина, і Святого Духа, нині і повсякчас, і на віки віків. Амінь.</w:t>
+      </w:r>
+    </w:p>
+    <w:p>
+      <w:pPr>
+        <w:spacing w:after="120" w:line="240" w:lineRule="auto"/>
+        <w:jc w:val="both"/>
+        <w:rPr>
+          <w:rFonts w:ascii="Times New Roman" w:eastAsia="Times New Roman" w:hAnsi="Times New Roman" w:cs="Times New Roman"/>
+          <w:sz w:val="24"/>
+          <w:szCs w:val="24"/>
+          <w:lang w:val="ru-MD"/>
+        </w:rPr>
+      </w:pPr>
+      <w:r>
+        <w:rPr>
+          <w:rFonts w:ascii="Times New Roman" w:eastAsia="Times New Roman" w:hAnsi="Times New Roman" w:cs="Times New Roman"/>
+          <w:color w:val="FF0000"/>
+          <w:sz w:val="24"/>
+          <w:szCs w:val="24"/>
+          <w:lang w:val="ru-MD"/>
+        </w:rPr>
+        <w:t>4.</w:t>
+      </w:r>
+      <w:r>
+        <w:rPr>
+          <w:rFonts w:ascii="Times New Roman" w:eastAsia="Times New Roman" w:hAnsi="Times New Roman" w:cs="Times New Roman"/>
+          <w:color w:val="000000"/>
+          <w:sz w:val="24"/>
+          <w:szCs w:val="24"/>
+          <w:lang w:val="ru-MD"/>
+        </w:rPr>
+        <w:t xml:space="preserve"> Владико, Боже святий і неосяжний, що казав із темряви світлові засіяти, що заспокоїв нас у нічному сні й підвів до величання і моління Твоєї доброти! Ти, що даєш себе умолити задля свого милосердя, прийми і нині нас, що поклоняємося Тобі й по силі </w:t>
+      </w:r>
+      <w:r>
+        <w:rPr>
+          <w:rFonts w:ascii="Times New Roman" w:eastAsia="Times New Roman" w:hAnsi="Times New Roman" w:cs="Times New Roman"/>
+          <w:sz w:val="24"/>
+          <w:szCs w:val="24"/>
+          <w:lang w:val="ru-MD"/>
+        </w:rPr>
+        <w:t xml:space="preserve">благодаримо </w:t>
+      </w:r>
+      <w:r>
+        <w:rPr>
+          <w:rFonts w:ascii="Times New Roman" w:eastAsia="Times New Roman" w:hAnsi="Times New Roman" w:cs="Times New Roman"/>
+          <w:color w:val="000000"/>
+          <w:sz w:val="24"/>
+          <w:szCs w:val="24"/>
+          <w:lang w:val="ru-MD"/>
+        </w:rPr>
         <w:t>Т</w:t>
       </w:r>
       <w:r>
@@ -9289,6 +9354,155 @@
           <w:szCs w:val="24"/>
           <w:lang w:val="ru-MD"/>
         </w:rPr>
+        <w:t>ебе</w:t>
+      </w:r>
+      <w:r>
+        <w:rPr>
+          <w:rFonts w:ascii="Times New Roman" w:eastAsia="Times New Roman" w:hAnsi="Times New Roman" w:cs="Times New Roman"/>
+          <w:color w:val="000000"/>
+          <w:sz w:val="24"/>
+          <w:szCs w:val="24"/>
+          <w:lang w:val="ru-MD"/>
+        </w:rPr>
+        <w:t xml:space="preserve">; і даруй нам те, чого просимо задля спасіння. Вчини нас синами світла і дня та спадкоємцями вічних Твоїх </w:t>
+      </w:r>
+      <w:r>
+        <w:rPr>
+          <w:rFonts w:ascii="Times New Roman" w:eastAsia="Times New Roman" w:hAnsi="Times New Roman" w:cs="Times New Roman"/>
+          <w:sz w:val="24"/>
+          <w:szCs w:val="24"/>
+          <w:lang w:val="ru-MD"/>
+        </w:rPr>
+        <w:t>благ</w:t>
+      </w:r>
+      <w:r>
+        <w:rPr>
+          <w:rFonts w:ascii="Times New Roman" w:eastAsia="Times New Roman" w:hAnsi="Times New Roman" w:cs="Times New Roman"/>
+          <w:color w:val="000000"/>
+          <w:sz w:val="24"/>
+          <w:szCs w:val="24"/>
+          <w:lang w:val="ru-MD"/>
+        </w:rPr>
+        <w:t>. Пом'яни, Господи, за багатством ласк Твоїх усіх людей, що є і моляться з нами, і всю братію нашу на землі й на морі, і на всякому місці володіння Твого, що потребують Твоєї любови й помочі. Усім вияви велику Твою милість, щоб спасенні, як душею так і тілом, завжди перебували й відважно славили чудне й благословенне ім'я Твоє, бо Ти Бог милости і ласк, і любови, і Тобі славу возсилаємо: Отцю, і Сину, і Святому Духові, нині і повсякчас, і на віки віків. Амінь.</w:t>
+      </w:r>
+    </w:p>
+    <w:p>
+      <w:pPr>
+        <w:spacing w:after="120" w:line="240" w:lineRule="auto"/>
+        <w:jc w:val="both"/>
+        <w:rPr>
+          <w:rFonts w:ascii="Times New Roman" w:eastAsia="Times New Roman" w:hAnsi="Times New Roman" w:cs="Times New Roman"/>
+          <w:sz w:val="24"/>
+          <w:szCs w:val="24"/>
+          <w:lang w:val="ru-MD"/>
+        </w:rPr>
+      </w:pPr>
+      <w:r>
+        <w:rPr>
+          <w:rFonts w:ascii="Times New Roman" w:eastAsia="Times New Roman" w:hAnsi="Times New Roman" w:cs="Times New Roman"/>
+          <w:color w:val="FF0000"/>
+          <w:sz w:val="24"/>
+          <w:szCs w:val="24"/>
+          <w:lang w:val="ru-MD"/>
+        </w:rPr>
+        <w:t>5.</w:t>
+      </w:r>
+      <w:r>
+        <w:rPr>
+          <w:rFonts w:ascii="Times New Roman" w:eastAsia="Times New Roman" w:hAnsi="Times New Roman" w:cs="Times New Roman"/>
+          <w:color w:val="000000"/>
+          <w:sz w:val="24"/>
+          <w:szCs w:val="24"/>
+          <w:lang w:val="ru-MD"/>
+        </w:rPr>
+        <w:t xml:space="preserve"> Скарб</w:t>
+      </w:r>
+      <w:r>
+        <w:rPr>
+          <w:rFonts w:ascii="Times New Roman" w:eastAsia="Times New Roman" w:hAnsi="Times New Roman" w:cs="Times New Roman"/>
+          <w:sz w:val="24"/>
+          <w:szCs w:val="24"/>
+          <w:lang w:val="ru-MD"/>
+        </w:rPr>
+        <w:t>нице</w:t>
+      </w:r>
+      <w:r>
+        <w:rPr>
+          <w:rFonts w:ascii="Times New Roman" w:eastAsia="Times New Roman" w:hAnsi="Times New Roman" w:cs="Times New Roman"/>
+          <w:color w:val="000000"/>
+          <w:sz w:val="24"/>
+          <w:szCs w:val="24"/>
+          <w:lang w:val="ru-MD"/>
+        </w:rPr>
+        <w:t xml:space="preserve"> </w:t>
+      </w:r>
+      <w:r>
+        <w:rPr>
+          <w:rFonts w:ascii="Times New Roman" w:eastAsia="Times New Roman" w:hAnsi="Times New Roman" w:cs="Times New Roman"/>
+          <w:sz w:val="24"/>
+          <w:szCs w:val="24"/>
+          <w:lang w:val="ru-MD"/>
+        </w:rPr>
+        <w:t>благ</w:t>
+      </w:r>
+      <w:r>
+        <w:rPr>
+          <w:rFonts w:ascii="Times New Roman" w:eastAsia="Times New Roman" w:hAnsi="Times New Roman" w:cs="Times New Roman"/>
+          <w:color w:val="000000"/>
+          <w:sz w:val="24"/>
+          <w:szCs w:val="24"/>
+          <w:lang w:val="ru-MD"/>
+        </w:rPr>
+        <w:t>, джерело невисихаюче, Отче святий, чудотворче всесильний і вседержителю! Усі Тобі поклоняємося і Тобі молимося та Твої милості і Твої ласки призиваємо на поміч і на заступництво нашій смиренності. Пом'яни, Господи, слуг Твоїх, прийми від усіх нас ранішні моління, як кадило перед Тобою; ні одного з нас не вчини нездатним, але всіх нас зберігай ласками Твоїми. Пом'яни, Господи, тих, що чувають і співають на славу Твою і єдинородного Твого Сина і Бога нашого, і Святого Твого Духа. Будь їм помічником і заступником; прийми їх молитви на наднебесний і духовний Твій жертовник, бо Ти Бог наш, і Тобі славу возсилаємо: Отцю, і Сину, і Святому Духові, нині і повсякчас, і на віки віків. Амінь.</w:t>
+      </w:r>
+    </w:p>
+    <w:p>
+      <w:pPr>
+        <w:spacing w:after="120" w:line="240" w:lineRule="auto"/>
+        <w:jc w:val="both"/>
+        <w:rPr>
+          <w:rFonts w:ascii="Times New Roman" w:eastAsia="Times New Roman" w:hAnsi="Times New Roman" w:cs="Times New Roman"/>
+          <w:sz w:val="24"/>
+          <w:szCs w:val="24"/>
+          <w:lang w:val="ru-MD"/>
+        </w:rPr>
+      </w:pPr>
+      <w:r>
+        <w:rPr>
+          <w:rFonts w:ascii="Times New Roman" w:eastAsia="Times New Roman" w:hAnsi="Times New Roman" w:cs="Times New Roman"/>
+          <w:color w:val="FF0000"/>
+          <w:sz w:val="24"/>
+          <w:szCs w:val="24"/>
+          <w:lang w:val="ru-MD"/>
+        </w:rPr>
+        <w:t xml:space="preserve">6. </w:t>
+      </w:r>
+      <w:r>
+        <w:rPr>
+          <w:rFonts w:ascii="Times New Roman" w:eastAsia="Times New Roman" w:hAnsi="Times New Roman" w:cs="Times New Roman"/>
+          <w:sz w:val="24"/>
+          <w:szCs w:val="24"/>
+          <w:lang w:val="ru-MD"/>
+        </w:rPr>
+        <w:t>Благодаримо</w:t>
+      </w:r>
+      <w:r>
+        <w:rPr>
+          <w:rFonts w:ascii="Times New Roman" w:eastAsia="Times New Roman" w:hAnsi="Times New Roman" w:cs="Times New Roman"/>
+          <w:color w:val="000000"/>
+          <w:sz w:val="24"/>
+          <w:szCs w:val="24"/>
+          <w:lang w:val="ru-MD"/>
+        </w:rPr>
+        <w:t xml:space="preserve"> Т</w:t>
+      </w:r>
+      <w:r>
+        <w:rPr>
+          <w:rFonts w:ascii="Times New Roman" w:eastAsia="Times New Roman" w:hAnsi="Times New Roman" w:cs="Times New Roman"/>
+          <w:sz w:val="24"/>
+          <w:szCs w:val="24"/>
+          <w:lang w:val="ru-MD"/>
+        </w:rPr>
         <w:t>е</w:t>
       </w:r>
       <w:r>
@@ -9318,7 +9532,18 @@
           <w:szCs w:val="24"/>
           <w:lang w:val="ru-MD"/>
         </w:rPr>
-        <w:t>, Господи, Боже наш, що підняв нас із постелі нашої і вклав в уста наші слово хвали, щоб поклонятися і призивати ім'я Твоє святе. Ми умоляємо Твоє милосердя, яке Ти завжди виявляв у нашому житті. Пошли поміч свою людям, що стоять перед лицем святої слави Твоєї і дожидають від Тебе багатої милости; і дай нам, що зо страхом і любов'ю завжди Тобі служимо, хвалити несказанну Твою доброту. Бо Тобі належить усяка слава, честь і поклоніння: Отцю, і Сину, і Святому Духові, нині і повсякчас, і на віки віків. Амінь.</w:t>
+        <w:t xml:space="preserve">, Господи, Боже спасіння нашого, бо Ти все робиш для добра життя нашого, щоб ми завжди на Тебе споглядали, Спасителю й Доброчинцю душ наших. Бо Ти дав спокій нам у час минулої ночі й підвів нас, щоб ми поклонялися </w:t>
+      </w:r>
+      <w:r>
+        <w:rPr>
+          <w:rFonts w:ascii="Times New Roman" w:eastAsia="Times New Roman" w:hAnsi="Times New Roman" w:cs="Times New Roman"/>
+          <w:color w:val="000000"/>
+          <w:sz w:val="24"/>
+          <w:szCs w:val="24"/>
+          <w:lang w:val="ru-MD"/>
+        </w:rPr>
+        <w:lastRenderedPageBreak/>
+        <w:t>величному імені Твоєму. Тому молимо Тебе, Господи: Дай нам ласку й силу, щоб ми стали гідними співати Тобі розумно й молитися безупинно та в страсі і тремтінні над нашим спасінням працювали, при заступництві Христа Твого. Пом'яни, Господи, і тих, що вночі до Тебе кличуть. Вислухай їх і помилуй, і круши під ноги їх невидимих і войовничих ворогів. Бо Ти Цар миру і Спас душ наших, і Тобі славу возсилаємо: Отцю і Сину, і Святому Духові, нині і повсякчас, і на віки віків. Амінь.</w:t>
       </w:r>
     </w:p>
     <w:p>
@@ -9340,7 +9565,7 @@
           <w:szCs w:val="24"/>
           <w:lang w:val="ru-MD"/>
         </w:rPr>
-        <w:t xml:space="preserve">2. </w:t>
+        <w:t>7.</w:t>
       </w:r>
       <w:r>
         <w:rPr>
@@ -9350,7 +9575,7 @@
           <w:szCs w:val="24"/>
           <w:lang w:val="ru-MD"/>
         </w:rPr>
-        <w:t>Від ночі лине дух наш до Тебе, Боже, бо світлом є повеління Твої на землі. Навчи нас у страсі Твоєму виконувати правду й добро, бо Тебе славимо як правдивого Бога нашого. Прихили вухо своє і вислухай нас, і пом'яни, Господи, тих, що є та що моляться з нами, всіх по імені, і спаси їх силою Твоєю. Благослови людей Твоїх і освяти спадкоємство Твоє: мир світові Твоєму даруй, церквам Твоїм, Священникам, владі, і всім людям. Хай благословиться і прославляється всечесне і величне ім'я Твоє, Отця, і Сина, і Святого Духа, нині і повсякчас, і на віки віків. Амінь.</w:t>
+        <w:t xml:space="preserve"> Боже й Отче Господа нашого Ісуса Христа! Ти підніс нас з постелі нашої і зібрав на годину молитви. Дай нам ласку відкрити уста наші і прийми наші подяки, що в наших силах, і навчи нас установ Твоїх. Бо молитися як слід не вміємо, якщо Ти, Господи, святим Твоїм Духом не навчиш нас. Тому молимося Тобі: Даруй і прости, якщо ми згрішили аж до теперішньої години словом або ділом, або думкою, добровільно або недобровільно. Бо коли на провини будеш дивитися, Господи, Господи, то хто встоїться, бо в Тебе є прощення. Ти один святий, допоміжник сильний, захисник життя нашого, і Тебе ми завжди оспівуватимемо. Нехай буде сила Царства Твого завжди благословенна і вельми прославлювана: Отця, і Сина, і Святого Духа, нині і повсякчас, і на віки віків. Амінь.</w:t>
       </w:r>
     </w:p>
     <w:p>
@@ -9372,7 +9597,7 @@
           <w:szCs w:val="24"/>
           <w:lang w:val="ru-MD"/>
         </w:rPr>
-        <w:t>3.</w:t>
+        <w:t xml:space="preserve">8. </w:t>
       </w:r>
       <w:r>
         <w:rPr>
@@ -9382,7 +9607,7 @@
           <w:szCs w:val="24"/>
           <w:lang w:val="ru-MD"/>
         </w:rPr>
-        <w:t xml:space="preserve"> Від ночі лине дух наш до Тебе, Боже, бо світлом є повеління Твої. Навчи нас, Боже, правди Твоєї, заповідей Твоїх і виправдань Твоїх. Просвіти наші духовні очі, щоб ми не заснули в гріхах на смерть. Віджени всяку мряку від сердець наших, даруй нам сонце правди і охорони життя наше знаменням і печаттю Святого Твого Духа. Направ стопи наші на шлях мирний, дай нам бачити ранішній день у радості, щоб ми Тобі засилали ранішні молитви, бо Твоє є володіння і Твоє є царство і сила, і слава Отця, і Сина, і Святого Духа, нині і повсякчас, і на віки віків. Амінь.</w:t>
+        <w:t>Господи, Боже наш, що сонну неміч забрав від нас і покликав нас візванням святим, щоб і вночі підносити руки наші і прославляти Тебе за справедливі Твої присуди. Прийми благання наші, моління, визнавання, нічні служби і даруй нам, Боже, віру бездоганну, надію впевнену, любов нелицемірну. Благослови наші входи й виходи, вчинки, слова, діла й думки; і дай нам дочекатися початку дня, нам, що хвалять й оспівують, і благословлять добрість Твоєї несказанної сили, щоб було благословенне Твоє пресвяте ім'я і прославлене Твоє царство: Отця, і Сина, і Святого Духа, нині і повсякчас, і на віки віків. Амінь.</w:t>
       </w:r>
     </w:p>
     <w:p>
@@ -9404,7 +9629,7 @@
           <w:szCs w:val="24"/>
           <w:lang w:val="ru-MD"/>
         </w:rPr>
-        <w:t>4.</w:t>
+        <w:t>9.</w:t>
       </w:r>
       <w:r>
         <w:rPr>
@@ -9414,16 +9639,29 @@
           <w:szCs w:val="24"/>
           <w:lang w:val="ru-MD"/>
         </w:rPr>
-        <w:t xml:space="preserve"> Владико, Боже святий і неосяжний, що казав із темряви світлові засіяти, що заспокоїв нас у нічному сні й підвів до величання і моління Твоєї доброти! Ти, що даєш себе умолити задля свого милосердя, прийми і нині нас, що поклоняємося Тобі й по силі </w:t>
-      </w:r>
-      <w:r>
-        <w:rPr>
-          <w:rFonts w:ascii="Times New Roman" w:eastAsia="Times New Roman" w:hAnsi="Times New Roman" w:cs="Times New Roman"/>
-          <w:sz w:val="24"/>
-          <w:szCs w:val="24"/>
-          <w:lang w:val="ru-MD"/>
-        </w:rPr>
-        <w:t xml:space="preserve">благодаримо </w:t>
+        <w:t xml:space="preserve"> Господи, Боже наш! Ти за покаяння дарував людям відпущення, нам же, як образ пізнання і визнання гріхів, показав покаяння і прощення пророка Давида. Тож, Владико, помилуй з великої милости Твоєї нас, що в чимало великих гріхів впали, і по багатстві ласк Твоїх очисти беззаконня наші, бо перед Тобою згрішили ми, Господи, що невідомі й таємні речі серця людського знаєш, і єдиний Ти маєш владу прощати гріхи. Серце ж чисте вчини в нас і Духом владичним утверди нас, і радість спасіння Твого яви нам. Не відкинь нас від лиця Твого, але дозволь, як благий і людинолюбний, аж до останнього нашого віддиху появляти Тобі жертву справедливости й приноси на святих Твоїх жертовниках, милістю і ласками і людинолюб'ям єдинородного Сина Твого, з яким Ти є благословенний з пресвятим, добрим і животворчим Твоїм Духом, нині й повсякчас, і на віки віків. Амінь.</w:t>
+      </w:r>
+    </w:p>
+    <w:p>
+      <w:pPr>
+        <w:spacing w:after="120" w:line="240" w:lineRule="auto"/>
+        <w:jc w:val="both"/>
+        <w:rPr>
+          <w:rFonts w:ascii="Times New Roman" w:eastAsia="Times New Roman" w:hAnsi="Times New Roman" w:cs="Times New Roman"/>
+          <w:sz w:val="24"/>
+          <w:szCs w:val="24"/>
+          <w:lang w:val="ru-MD"/>
+        </w:rPr>
+      </w:pPr>
+      <w:r>
+        <w:rPr>
+          <w:rFonts w:ascii="Times New Roman" w:eastAsia="Times New Roman" w:hAnsi="Times New Roman" w:cs="Times New Roman"/>
+          <w:color w:val="FF0000"/>
+          <w:sz w:val="24"/>
+          <w:szCs w:val="24"/>
+          <w:lang w:val="ru-MD"/>
+        </w:rPr>
+        <w:t>10.</w:t>
       </w:r>
       <w:r>
         <w:rPr>
@@ -9433,7 +9671,58 @@
           <w:szCs w:val="24"/>
           <w:lang w:val="ru-MD"/>
         </w:rPr>
-        <w:t>Т</w:t>
+        <w:t xml:space="preserve"> Боже, Боже наш! Ти сотворив розумні й духовні сили своєю волею. Тебе просимо й Тобі молимося: Прийми наші посильні величання з усіма Твоїми творіннями і збагати щедрими даруваннями Твоєї ласки. Бо перед Тобою згинається всяке коліно: на небі, на землі й під землею, і все, що живе, і все створіння оспівує неосяжну Твою славу, бо Ти Бог правдивий і вельми милостивий. Тебе бо хвалять усі небесні сили, і Тобі славу возсилаємо: Отцю, і Сину, і Святому Духові, нині і повсякчас, і на віки віків. Амінь.</w:t>
+      </w:r>
+    </w:p>
+    <w:p>
+      <w:pPr>
+        <w:spacing w:after="120" w:line="240" w:lineRule="auto"/>
+        <w:jc w:val="both"/>
+        <w:rPr>
+          <w:rFonts w:ascii="Times New Roman" w:eastAsia="Times New Roman" w:hAnsi="Times New Roman" w:cs="Times New Roman"/>
+          <w:sz w:val="24"/>
+          <w:szCs w:val="24"/>
+          <w:lang w:val="ru-MD"/>
+        </w:rPr>
+      </w:pPr>
+      <w:r>
+        <w:rPr>
+          <w:rFonts w:ascii="Times New Roman" w:eastAsia="Times New Roman" w:hAnsi="Times New Roman" w:cs="Times New Roman"/>
+          <w:color w:val="FF0000"/>
+          <w:sz w:val="24"/>
+          <w:szCs w:val="24"/>
+          <w:lang w:val="ru-MD"/>
+        </w:rPr>
+        <w:t xml:space="preserve">11. </w:t>
+      </w:r>
+      <w:r>
+        <w:rPr>
+          <w:rFonts w:ascii="Times New Roman" w:eastAsia="Times New Roman" w:hAnsi="Times New Roman" w:cs="Times New Roman"/>
+          <w:color w:val="000000"/>
+          <w:sz w:val="24"/>
+          <w:szCs w:val="24"/>
+          <w:lang w:val="ru-MD"/>
+        </w:rPr>
+        <w:t xml:space="preserve">Хвалимо, співаємо, благословимо і </w:t>
+      </w:r>
+      <w:r>
+        <w:rPr>
+          <w:rFonts w:ascii="Times New Roman" w:eastAsia="Times New Roman" w:hAnsi="Times New Roman" w:cs="Times New Roman"/>
+          <w:sz w:val="24"/>
+          <w:szCs w:val="24"/>
+          <w:lang w:val="ru-MD"/>
+        </w:rPr>
+        <w:t>благодаримо</w:t>
+      </w:r>
+      <w:r>
+        <w:rPr>
+          <w:rFonts w:ascii="Times New Roman" w:eastAsia="Times New Roman" w:hAnsi="Times New Roman" w:cs="Times New Roman"/>
+          <w:color w:val="000000"/>
+          <w:sz w:val="24"/>
+          <w:szCs w:val="24"/>
+          <w:lang w:val="ru-MD"/>
+        </w:rPr>
+        <w:t xml:space="preserve"> Т</w:t>
       </w:r>
       <w:r>
         <w:rPr>
@@ -9452,16 +9741,7 @@
           <w:szCs w:val="24"/>
           <w:lang w:val="ru-MD"/>
         </w:rPr>
-        <w:t xml:space="preserve">; і даруй нам те, чого просимо задля спасіння. Вчини нас синами світла і дня та спадкоємцями вічних Твоїх </w:t>
-      </w:r>
-      <w:r>
-        <w:rPr>
-          <w:rFonts w:ascii="Times New Roman" w:eastAsia="Times New Roman" w:hAnsi="Times New Roman" w:cs="Times New Roman"/>
-          <w:sz w:val="24"/>
-          <w:szCs w:val="24"/>
-          <w:lang w:val="ru-MD"/>
-        </w:rPr>
-        <w:t>благ</w:t>
+        <w:t xml:space="preserve">, Боже батьків наших, бо Ти забрав тінь нічну і явив нам знову світло денне. Молимо Твою добрість: Милостивий </w:t>
       </w:r>
       <w:r>
         <w:rPr>
@@ -9471,356 +9751,8 @@
           <w:szCs w:val="24"/>
           <w:lang w:val="ru-MD"/>
         </w:rPr>
-        <w:t>. Пом'яни, Господи, за багатством ласк Твоїх усіх людей, що є і моляться з нами, і всю братію нашу на землі й на морі, і на всякому місці володіння Твого, що потребують Твоєї любови й помочі. Усім вияви велику Твою милість, щоб спасенні, як душею так і тілом, завжди перебували й відважно славили чудне й благословенне ім'я Твоє, бо Ти Бог милости і ласк, і любови, і Тобі славу возсилаємо: Отцю, і Сину, і Святому Духові, нині і повсякчас, і на віки віків. Амінь.</w:t>
-      </w:r>
-    </w:p>
-    <w:p>
-      <w:pPr>
-        <w:spacing w:after="120" w:line="240" w:lineRule="auto"/>
-        <w:jc w:val="both"/>
-        <w:rPr>
-          <w:rFonts w:ascii="Times New Roman" w:eastAsia="Times New Roman" w:hAnsi="Times New Roman" w:cs="Times New Roman"/>
-          <w:sz w:val="24"/>
-          <w:szCs w:val="24"/>
-          <w:lang w:val="ru-MD"/>
-        </w:rPr>
-      </w:pPr>
-      <w:r>
-        <w:rPr>
-          <w:rFonts w:ascii="Times New Roman" w:eastAsia="Times New Roman" w:hAnsi="Times New Roman" w:cs="Times New Roman"/>
-          <w:color w:val="FF0000"/>
-          <w:sz w:val="24"/>
-          <w:szCs w:val="24"/>
-          <w:lang w:val="ru-MD"/>
-        </w:rPr>
-        <w:t>5.</w:t>
-      </w:r>
-      <w:r>
-        <w:rPr>
-          <w:rFonts w:ascii="Times New Roman" w:eastAsia="Times New Roman" w:hAnsi="Times New Roman" w:cs="Times New Roman"/>
-          <w:color w:val="000000"/>
-          <w:sz w:val="24"/>
-          <w:szCs w:val="24"/>
-          <w:lang w:val="ru-MD"/>
-        </w:rPr>
-        <w:t xml:space="preserve"> Скарб</w:t>
-      </w:r>
-      <w:r>
-        <w:rPr>
-          <w:rFonts w:ascii="Times New Roman" w:eastAsia="Times New Roman" w:hAnsi="Times New Roman" w:cs="Times New Roman"/>
-          <w:sz w:val="24"/>
-          <w:szCs w:val="24"/>
-          <w:lang w:val="ru-MD"/>
-        </w:rPr>
-        <w:t>нице</w:t>
-      </w:r>
-      <w:r>
-        <w:rPr>
-          <w:rFonts w:ascii="Times New Roman" w:eastAsia="Times New Roman" w:hAnsi="Times New Roman" w:cs="Times New Roman"/>
-          <w:color w:val="000000"/>
-          <w:sz w:val="24"/>
-          <w:szCs w:val="24"/>
-          <w:lang w:val="ru-MD"/>
-        </w:rPr>
-        <w:t xml:space="preserve"> </w:t>
-      </w:r>
-      <w:r>
-        <w:rPr>
-          <w:rFonts w:ascii="Times New Roman" w:eastAsia="Times New Roman" w:hAnsi="Times New Roman" w:cs="Times New Roman"/>
-          <w:sz w:val="24"/>
-          <w:szCs w:val="24"/>
-          <w:lang w:val="ru-MD"/>
-        </w:rPr>
-        <w:t>благ</w:t>
-      </w:r>
-      <w:r>
-        <w:rPr>
-          <w:rFonts w:ascii="Times New Roman" w:eastAsia="Times New Roman" w:hAnsi="Times New Roman" w:cs="Times New Roman"/>
-          <w:color w:val="000000"/>
-          <w:sz w:val="24"/>
-          <w:szCs w:val="24"/>
-          <w:lang w:val="ru-MD"/>
-        </w:rPr>
-        <w:t>, джерело невисихаюче, Отче святий, чудотворче всесильний і вседержителю! Усі Тобі поклоняємося і Тобі молимося та Твої милості і Твої ласки призиваємо на поміч і на заступництво нашій смиренності. Пом'яни, Господи, слуг Твоїх, прийми від усіх нас ранішні моління, як кадило перед Тобою; ні одного з нас не вчини нездатним, але всіх нас зберігай ласками Твоїми. Пом'яни, Господи, тих, що чувають і співають на славу Твою і єдинородного Твого Сина і Бога нашого, і Святого Твого Духа. Будь їм помічником і заступником; прийми їх молитви на наднебесний і духовний Твій жертовник, бо Ти Бог наш, і Тобі славу возсилаємо: Отцю, і Сину, і Святому Духові, нині і повсякчас, і на віки віків. Амінь.</w:t>
-      </w:r>
-    </w:p>
-    <w:p>
-      <w:pPr>
-        <w:spacing w:after="120" w:line="240" w:lineRule="auto"/>
-        <w:jc w:val="both"/>
-        <w:rPr>
-          <w:rFonts w:ascii="Times New Roman" w:eastAsia="Times New Roman" w:hAnsi="Times New Roman" w:cs="Times New Roman"/>
-          <w:sz w:val="24"/>
-          <w:szCs w:val="24"/>
-          <w:lang w:val="ru-MD"/>
-        </w:rPr>
-      </w:pPr>
-      <w:r>
-        <w:rPr>
-          <w:rFonts w:ascii="Times New Roman" w:eastAsia="Times New Roman" w:hAnsi="Times New Roman" w:cs="Times New Roman"/>
-          <w:color w:val="FF0000"/>
-          <w:sz w:val="24"/>
-          <w:szCs w:val="24"/>
-          <w:lang w:val="ru-MD"/>
-        </w:rPr>
         <w:lastRenderedPageBreak/>
-        <w:t xml:space="preserve">6. </w:t>
-      </w:r>
-      <w:r>
-        <w:rPr>
-          <w:rFonts w:ascii="Times New Roman" w:eastAsia="Times New Roman" w:hAnsi="Times New Roman" w:cs="Times New Roman"/>
-          <w:sz w:val="24"/>
-          <w:szCs w:val="24"/>
-          <w:lang w:val="ru-MD"/>
-        </w:rPr>
-        <w:t>Благодаримо</w:t>
-      </w:r>
-      <w:r>
-        <w:rPr>
-          <w:rFonts w:ascii="Times New Roman" w:eastAsia="Times New Roman" w:hAnsi="Times New Roman" w:cs="Times New Roman"/>
-          <w:color w:val="000000"/>
-          <w:sz w:val="24"/>
-          <w:szCs w:val="24"/>
-          <w:lang w:val="ru-MD"/>
-        </w:rPr>
-        <w:t xml:space="preserve"> Т</w:t>
-      </w:r>
-      <w:r>
-        <w:rPr>
-          <w:rFonts w:ascii="Times New Roman" w:eastAsia="Times New Roman" w:hAnsi="Times New Roman" w:cs="Times New Roman"/>
-          <w:sz w:val="24"/>
-          <w:szCs w:val="24"/>
-          <w:lang w:val="ru-MD"/>
-        </w:rPr>
-        <w:t>е</w:t>
-      </w:r>
-      <w:r>
-        <w:rPr>
-          <w:rFonts w:ascii="Times New Roman" w:eastAsia="Times New Roman" w:hAnsi="Times New Roman" w:cs="Times New Roman"/>
-          <w:color w:val="000000"/>
-          <w:sz w:val="24"/>
-          <w:szCs w:val="24"/>
-          <w:lang w:val="ru-MD"/>
-        </w:rPr>
-        <w:t>б</w:t>
-      </w:r>
-      <w:r>
-        <w:rPr>
-          <w:rFonts w:ascii="Times New Roman" w:eastAsia="Times New Roman" w:hAnsi="Times New Roman" w:cs="Times New Roman"/>
-          <w:sz w:val="24"/>
-          <w:szCs w:val="24"/>
-          <w:lang w:val="ru-MD"/>
-        </w:rPr>
-        <w:t>е</w:t>
-      </w:r>
-      <w:r>
-        <w:rPr>
-          <w:rFonts w:ascii="Times New Roman" w:eastAsia="Times New Roman" w:hAnsi="Times New Roman" w:cs="Times New Roman"/>
-          <w:color w:val="000000"/>
-          <w:sz w:val="24"/>
-          <w:szCs w:val="24"/>
-          <w:lang w:val="ru-MD"/>
-        </w:rPr>
-        <w:t>, Господи, Боже спасіння нашого, бо Ти все робиш для добра життя нашого, щоб ми завжди на Тебе споглядали, Спасителю й Доброчинцю душ наших. Бо Ти дав спокій нам у час минулої ночі й підвів нас, щоб ми поклонялися величному імені Твоєму. Тому молимо Тебе, Господи: Дай нам ласку й силу, щоб ми стали гідними співати Тобі розумно й молитися безупинно та в страсі і тремтінні над нашим спасінням працювали, при заступництві Христа Твого. Пом'яни, Господи, і тих, що вночі до Тебе кличуть. Вислухай їх і помилуй, і круши під ноги їх невидимих і войовничих ворогів. Бо Ти Цар миру і Спас душ наших, і Тобі славу возсилаємо: Отцю і Сину, і Святому Духові, нині і повсякчас, і на віки віків. Амінь.</w:t>
-      </w:r>
-    </w:p>
-    <w:p>
-      <w:pPr>
-        <w:spacing w:after="120" w:line="240" w:lineRule="auto"/>
-        <w:jc w:val="both"/>
-        <w:rPr>
-          <w:rFonts w:ascii="Times New Roman" w:eastAsia="Times New Roman" w:hAnsi="Times New Roman" w:cs="Times New Roman"/>
-          <w:sz w:val="24"/>
-          <w:szCs w:val="24"/>
-          <w:lang w:val="ru-MD"/>
-        </w:rPr>
-      </w:pPr>
-      <w:r>
-        <w:rPr>
-          <w:rFonts w:ascii="Times New Roman" w:eastAsia="Times New Roman" w:hAnsi="Times New Roman" w:cs="Times New Roman"/>
-          <w:color w:val="FF0000"/>
-          <w:sz w:val="24"/>
-          <w:szCs w:val="24"/>
-          <w:lang w:val="ru-MD"/>
-        </w:rPr>
-        <w:t>7.</w:t>
-      </w:r>
-      <w:r>
-        <w:rPr>
-          <w:rFonts w:ascii="Times New Roman" w:eastAsia="Times New Roman" w:hAnsi="Times New Roman" w:cs="Times New Roman"/>
-          <w:color w:val="000000"/>
-          <w:sz w:val="24"/>
-          <w:szCs w:val="24"/>
-          <w:lang w:val="ru-MD"/>
-        </w:rPr>
-        <w:t xml:space="preserve"> Боже й Отче Господа нашого Ісуса Христа! Ти підніс нас з постелі нашої і зібрав на годину молитви. Дай нам ласку відкрити уста наші і прийми наші подяки, що в наших силах, і навчи нас установ Твоїх. Бо молитися як слід не вміємо, якщо Ти, Господи, святим Твоїм Духом не навчиш нас. Тому молимося Тобі: Даруй і прости, якщо ми згрішили аж до теперішньої години словом або ділом, або думкою, добровільно або недобровільно. Бо коли на провини будеш дивитися, Господи, Господи, то хто встоїться, бо в Тебе є прощення. Ти один святий, допоміжник сильний, захисник життя нашого, і Тебе ми завжди оспівуватимемо. Нехай буде сила Царства Твого завжди благословенна і вельми прославлювана: Отця, і Сина, і Святого Духа, нині і повсякчас, і на віки віків. Амінь.</w:t>
-      </w:r>
-    </w:p>
-    <w:p>
-      <w:pPr>
-        <w:spacing w:after="120" w:line="240" w:lineRule="auto"/>
-        <w:jc w:val="both"/>
-        <w:rPr>
-          <w:rFonts w:ascii="Times New Roman" w:eastAsia="Times New Roman" w:hAnsi="Times New Roman" w:cs="Times New Roman"/>
-          <w:sz w:val="24"/>
-          <w:szCs w:val="24"/>
-          <w:lang w:val="ru-MD"/>
-        </w:rPr>
-      </w:pPr>
-      <w:r>
-        <w:rPr>
-          <w:rFonts w:ascii="Times New Roman" w:eastAsia="Times New Roman" w:hAnsi="Times New Roman" w:cs="Times New Roman"/>
-          <w:color w:val="FF0000"/>
-          <w:sz w:val="24"/>
-          <w:szCs w:val="24"/>
-          <w:lang w:val="ru-MD"/>
-        </w:rPr>
-        <w:t xml:space="preserve">8. </w:t>
-      </w:r>
-      <w:r>
-        <w:rPr>
-          <w:rFonts w:ascii="Times New Roman" w:eastAsia="Times New Roman" w:hAnsi="Times New Roman" w:cs="Times New Roman"/>
-          <w:color w:val="000000"/>
-          <w:sz w:val="24"/>
-          <w:szCs w:val="24"/>
-          <w:lang w:val="ru-MD"/>
-        </w:rPr>
-        <w:t>Господи, Боже наш, що сонну неміч забрав від нас і покликав нас візванням святим, щоб і вночі підносити руки наші і прославляти Тебе за справедливі Твої присуди. Прийми благання наші, моління, визнавання, нічні служби і даруй нам, Боже, віру бездоганну, надію впевнену, любов нелицемірну. Благослови наші входи й виходи, вчинки, слова, діла й думки; і дай нам дочекатися початку дня, нам, що хвалять й оспівують, і благословлять добрість Твоєї несказанної сили, щоб було благословенне Твоє пресвяте ім'я і прославлене Твоє царство: Отця, і Сина, і Святого Духа, нині і повсякчас, і на віки віків. Амінь.</w:t>
-      </w:r>
-    </w:p>
-    <w:p>
-      <w:pPr>
-        <w:spacing w:after="120" w:line="240" w:lineRule="auto"/>
-        <w:jc w:val="both"/>
-        <w:rPr>
-          <w:rFonts w:ascii="Times New Roman" w:eastAsia="Times New Roman" w:hAnsi="Times New Roman" w:cs="Times New Roman"/>
-          <w:sz w:val="24"/>
-          <w:szCs w:val="24"/>
-          <w:lang w:val="ru-MD"/>
-        </w:rPr>
-      </w:pPr>
-      <w:r>
-        <w:rPr>
-          <w:rFonts w:ascii="Times New Roman" w:eastAsia="Times New Roman" w:hAnsi="Times New Roman" w:cs="Times New Roman"/>
-          <w:color w:val="FF0000"/>
-          <w:sz w:val="24"/>
-          <w:szCs w:val="24"/>
-          <w:lang w:val="ru-MD"/>
-        </w:rPr>
-        <w:t>9.</w:t>
-      </w:r>
-      <w:r>
-        <w:rPr>
-          <w:rFonts w:ascii="Times New Roman" w:eastAsia="Times New Roman" w:hAnsi="Times New Roman" w:cs="Times New Roman"/>
-          <w:color w:val="000000"/>
-          <w:sz w:val="24"/>
-          <w:szCs w:val="24"/>
-          <w:lang w:val="ru-MD"/>
-        </w:rPr>
-        <w:t xml:space="preserve"> Господи, Боже наш! Ти за покаяння дарував людям відпущення, нам же, як образ пізнання і визнання гріхів, показав покаяння і прощення пророка Давида. Тож, Владико, помилуй з великої милости Твоєї нас, що в чимало великих гріхів впали, і по багатстві ласк Твоїх очисти беззаконня наші, бо перед Тобою згрішили ми, Господи, що невідомі й таємні речі серця людського знаєш, і єдиний Ти маєш владу прощати гріхи. Серце ж чисте вчини в нас і Духом владичним утверди нас, і радість спасіння Твого яви нам. Не відкинь нас від лиця Твого, але дозволь, як благий і людинолюбний, аж до останнього нашого віддиху появляти Тобі жертву справедливости й приноси на святих Твоїх жертовниках, милістю і ласками і людинолюб'ям єдинородного Сина Твого, з яким Ти є благословенний з пресвятим, добрим і животворчим Твоїм Духом, нині й повсякчас, і на віки віків. Амінь.</w:t>
-      </w:r>
-    </w:p>
-    <w:p>
-      <w:pPr>
-        <w:spacing w:after="120" w:line="240" w:lineRule="auto"/>
-        <w:jc w:val="both"/>
-        <w:rPr>
-          <w:rFonts w:ascii="Times New Roman" w:eastAsia="Times New Roman" w:hAnsi="Times New Roman" w:cs="Times New Roman"/>
-          <w:sz w:val="24"/>
-          <w:szCs w:val="24"/>
-          <w:lang w:val="ru-MD"/>
-        </w:rPr>
-      </w:pPr>
-      <w:r>
-        <w:rPr>
-          <w:rFonts w:ascii="Times New Roman" w:eastAsia="Times New Roman" w:hAnsi="Times New Roman" w:cs="Times New Roman"/>
-          <w:color w:val="FF0000"/>
-          <w:sz w:val="24"/>
-          <w:szCs w:val="24"/>
-          <w:lang w:val="ru-MD"/>
-        </w:rPr>
-        <w:t>10.</w:t>
-      </w:r>
-      <w:r>
-        <w:rPr>
-          <w:rFonts w:ascii="Times New Roman" w:eastAsia="Times New Roman" w:hAnsi="Times New Roman" w:cs="Times New Roman"/>
-          <w:color w:val="000000"/>
-          <w:sz w:val="24"/>
-          <w:szCs w:val="24"/>
-          <w:lang w:val="ru-MD"/>
-        </w:rPr>
-        <w:t xml:space="preserve"> Боже, Боже наш! Ти сотворив розумні й духовні сили своєю волею. Тебе просимо й Тобі молимося: Прийми наші посильні величання з усіма Твоїми творіннями і збагати щедрими даруваннями Твоєї ласки. Бо перед Тобою згинається всяке коліно: на небі, на землі й під землею, і все, що живе, і все створіння оспівує неосяжну Твою славу, бо Ти Бог правдивий і вельми милостивий. Тебе бо хвалять усі небесні сили, і Тобі славу возсилаємо: Отцю, і Сину, і Святому Духові, нині і повсякчас, і на віки віків. Амінь.</w:t>
-      </w:r>
-    </w:p>
-    <w:p>
-      <w:pPr>
-        <w:spacing w:after="120" w:line="240" w:lineRule="auto"/>
-        <w:jc w:val="both"/>
-        <w:rPr>
-          <w:rFonts w:ascii="Times New Roman" w:eastAsia="Times New Roman" w:hAnsi="Times New Roman" w:cs="Times New Roman"/>
-          <w:sz w:val="24"/>
-          <w:szCs w:val="24"/>
-          <w:lang w:val="ru-MD"/>
-        </w:rPr>
-      </w:pPr>
-      <w:r>
-        <w:rPr>
-          <w:rFonts w:ascii="Times New Roman" w:eastAsia="Times New Roman" w:hAnsi="Times New Roman" w:cs="Times New Roman"/>
-          <w:color w:val="FF0000"/>
-          <w:sz w:val="24"/>
-          <w:szCs w:val="24"/>
-          <w:lang w:val="ru-MD"/>
-        </w:rPr>
-        <w:lastRenderedPageBreak/>
-        <w:t xml:space="preserve">11. </w:t>
-      </w:r>
-      <w:r>
-        <w:rPr>
-          <w:rFonts w:ascii="Times New Roman" w:eastAsia="Times New Roman" w:hAnsi="Times New Roman" w:cs="Times New Roman"/>
-          <w:color w:val="000000"/>
-          <w:sz w:val="24"/>
-          <w:szCs w:val="24"/>
-          <w:lang w:val="ru-MD"/>
-        </w:rPr>
-        <w:t xml:space="preserve">Хвалимо, співаємо, благословимо і </w:t>
-      </w:r>
-      <w:r>
-        <w:rPr>
-          <w:rFonts w:ascii="Times New Roman" w:eastAsia="Times New Roman" w:hAnsi="Times New Roman" w:cs="Times New Roman"/>
-          <w:sz w:val="24"/>
-          <w:szCs w:val="24"/>
-          <w:lang w:val="ru-MD"/>
-        </w:rPr>
-        <w:t>благодаримо</w:t>
-      </w:r>
-      <w:r>
-        <w:rPr>
-          <w:rFonts w:ascii="Times New Roman" w:eastAsia="Times New Roman" w:hAnsi="Times New Roman" w:cs="Times New Roman"/>
-          <w:color w:val="000000"/>
-          <w:sz w:val="24"/>
-          <w:szCs w:val="24"/>
-          <w:lang w:val="ru-MD"/>
-        </w:rPr>
-        <w:t xml:space="preserve"> Т</w:t>
-      </w:r>
-      <w:r>
-        <w:rPr>
-          <w:rFonts w:ascii="Times New Roman" w:eastAsia="Times New Roman" w:hAnsi="Times New Roman" w:cs="Times New Roman"/>
-          <w:sz w:val="24"/>
-          <w:szCs w:val="24"/>
-          <w:lang w:val="ru-MD"/>
-        </w:rPr>
-        <w:t>ебе</w:t>
-      </w:r>
-      <w:r>
-        <w:rPr>
-          <w:rFonts w:ascii="Times New Roman" w:eastAsia="Times New Roman" w:hAnsi="Times New Roman" w:cs="Times New Roman"/>
-          <w:color w:val="000000"/>
-          <w:sz w:val="24"/>
-          <w:szCs w:val="24"/>
-          <w:lang w:val="ru-MD"/>
-        </w:rPr>
-        <w:t>, Боже батьків наших, бо Ти забрав тінь нічну і явив нам знову світло денне. Молимо Твою добрість: Милостивий будь для нас грішних і прийми молитву нашу задля великої Твоєї ласкавости, бо ми прибігаємо до Тебе, милостивого і всемогутнього Бога. Ти, що засвітив у серцях наших правдиве сонце справедливости Твоєї! Просвіти розум наш і почування всі зберігай, щоб, як у день, ходили ми пристойно шляхом заповідей Твоїх і дійшли до життя вічного, і стали гідними насолоджуватися недоступним Твоїм світлом. Бо в Тебе є джерело життя, Ти Бог наш і Тобі славу возсилаємо: Отцю, і Сину, і Святому Духові, нині і повсякчас, і на віки віків. Амінь.</w:t>
+        <w:t>будь для нас грішних і прийми молитву нашу задля великої Твоєї ласкавости, бо ми прибігаємо до Тебе, милостивого і всемогутнього Бога. Ти, що засвітив у серцях наших правдиве сонце справедливости Твоєї! Просвіти розум наш і почування всі зберігай, щоб, як у день, ходили ми пристойно шляхом заповідей Твоїх і дійшли до життя вічного, і стали гідними насолоджуватися недоступним Твоїм світлом. Бо в Тебе є джерело життя, Ти Бог наш і Тобі славу возсилаємо: Отцю, і Сину, і Святому Духові, нині і повсякчас, і на віки віків. Амінь.</w:t>
       </w:r>
     </w:p>
     <w:p>
@@ -10519,7 +10451,59 @@
           <w:szCs w:val="24"/>
           <w:lang w:val="ru-MD"/>
         </w:rPr>
+        <w:t>Вірні:</w:t>
+      </w:r>
+      <w:r>
+        <w:rPr>
+          <w:rFonts w:ascii="Times New Roman" w:eastAsia="Times New Roman" w:hAnsi="Times New Roman" w:cs="Times New Roman"/>
+          <w:color w:val="000000"/>
+          <w:sz w:val="24"/>
+          <w:szCs w:val="24"/>
+          <w:lang w:val="ru-MD"/>
+        </w:rPr>
+        <w:t xml:space="preserve"> Го́споди, поми́луй.</w:t>
+      </w:r>
+    </w:p>
+    <w:p>
+      <w:pPr>
+        <w:spacing w:after="120" w:line="240" w:lineRule="auto"/>
+        <w:rPr>
+          <w:rFonts w:ascii="Times New Roman" w:eastAsia="Times New Roman" w:hAnsi="Times New Roman" w:cs="Times New Roman"/>
+          <w:sz w:val="24"/>
+          <w:szCs w:val="24"/>
+          <w:lang w:val="ru-MD"/>
+        </w:rPr>
+      </w:pPr>
+      <w:r>
+        <w:rPr>
+          <w:rFonts w:ascii="Times New Roman" w:eastAsia="Times New Roman" w:hAnsi="Times New Roman" w:cs="Times New Roman"/>
+          <w:sz w:val="24"/>
+          <w:szCs w:val="24"/>
+          <w:lang w:val="ru-MD"/>
+        </w:rPr>
         <w:lastRenderedPageBreak/>
+        <w:t>Заступи, спаси, помилуй і охорони нас, Боже, Твоєю благодаттю</w:t>
+      </w:r>
+    </w:p>
+    <w:p>
+      <w:pPr>
+        <w:spacing w:after="120" w:line="240" w:lineRule="auto"/>
+        <w:rPr>
+          <w:rFonts w:ascii="Times New Roman" w:eastAsia="Times New Roman" w:hAnsi="Times New Roman" w:cs="Times New Roman"/>
+          <w:sz w:val="24"/>
+          <w:szCs w:val="24"/>
+          <w:lang w:val="ru-MD"/>
+        </w:rPr>
+      </w:pPr>
+      <w:r>
+        <w:rPr>
+          <w:rFonts w:ascii="Times New Roman" w:eastAsia="Times New Roman" w:hAnsi="Times New Roman" w:cs="Times New Roman"/>
+          <w:i/>
+          <w:color w:val="FF4400"/>
+          <w:sz w:val="24"/>
+          <w:szCs w:val="24"/>
+          <w:lang w:val="ru-MD"/>
+        </w:rPr>
         <w:t>Вірні:</w:t>
       </w:r>
       <w:r>
@@ -10546,11 +10530,12 @@
       <w:r>
         <w:rPr>
           <w:rFonts w:ascii="Times New Roman" w:eastAsia="Times New Roman" w:hAnsi="Times New Roman" w:cs="Times New Roman"/>
-          <w:sz w:val="24"/>
-          <w:szCs w:val="24"/>
-          <w:lang w:val="ru-MD"/>
-        </w:rPr>
-        <w:t>Заступи, спаси, помилуй і охорони нас, Боже, Твоєю благодаттю</w:t>
+          <w:color w:val="000000"/>
+          <w:sz w:val="24"/>
+          <w:szCs w:val="24"/>
+          <w:lang w:val="ru-MD"/>
+        </w:rPr>
+        <w:t>Пресвяту, пречисту, преблагословенну, славну Владичицю нашу Богородицю і приснодіву Марію, з усіма святими пом’янувши, самих себе, і один одного, і все життя наше Христу Богові віддаймо.</w:t>
       </w:r>
     </w:p>
     <w:p>
@@ -10582,59 +10567,6 @@
           <w:szCs w:val="24"/>
           <w:lang w:val="ru-MD"/>
         </w:rPr>
-        <w:t xml:space="preserve"> Го́споди, поми́луй.</w:t>
-      </w:r>
-    </w:p>
-    <w:p>
-      <w:pPr>
-        <w:spacing w:after="120" w:line="240" w:lineRule="auto"/>
-        <w:rPr>
-          <w:rFonts w:ascii="Times New Roman" w:eastAsia="Times New Roman" w:hAnsi="Times New Roman" w:cs="Times New Roman"/>
-          <w:sz w:val="24"/>
-          <w:szCs w:val="24"/>
-          <w:lang w:val="ru-MD"/>
-        </w:rPr>
-      </w:pPr>
-      <w:r>
-        <w:rPr>
-          <w:rFonts w:ascii="Times New Roman" w:eastAsia="Times New Roman" w:hAnsi="Times New Roman" w:cs="Times New Roman"/>
-          <w:color w:val="000000"/>
-          <w:sz w:val="24"/>
-          <w:szCs w:val="24"/>
-          <w:lang w:val="ru-MD"/>
-        </w:rPr>
-        <w:t>Пресвяту, пречисту, преблагословенну, славну Владичицю нашу Богородицю і приснодіву Марію, з усіма святими пом’янувши, самих себе, і один одного, і все життя наше Христу Богові віддаймо.</w:t>
-      </w:r>
-    </w:p>
-    <w:p>
-      <w:pPr>
-        <w:spacing w:after="120" w:line="240" w:lineRule="auto"/>
-        <w:rPr>
-          <w:rFonts w:ascii="Times New Roman" w:eastAsia="Times New Roman" w:hAnsi="Times New Roman" w:cs="Times New Roman"/>
-          <w:sz w:val="24"/>
-          <w:szCs w:val="24"/>
-          <w:lang w:val="ru-MD"/>
-        </w:rPr>
-      </w:pPr>
-      <w:r>
-        <w:rPr>
-          <w:rFonts w:ascii="Times New Roman" w:eastAsia="Times New Roman" w:hAnsi="Times New Roman" w:cs="Times New Roman"/>
-          <w:i/>
-          <w:color w:val="FF4400"/>
-          <w:sz w:val="24"/>
-          <w:szCs w:val="24"/>
-          <w:lang w:val="ru-MD"/>
-        </w:rPr>
-        <w:t>Вірні:</w:t>
-      </w:r>
-      <w:r>
-        <w:rPr>
-          <w:rFonts w:ascii="Times New Roman" w:eastAsia="Times New Roman" w:hAnsi="Times New Roman" w:cs="Times New Roman"/>
-          <w:color w:val="000000"/>
-          <w:sz w:val="24"/>
-          <w:szCs w:val="24"/>
-          <w:lang w:val="ru-MD"/>
-        </w:rPr>
         <w:t xml:space="preserve"> Тобі́, Го́споди.</w:t>
       </w:r>
     </w:p>
@@ -10676,6 +10608,7 @@
           <w:i/>
           <w:color w:val="FF0000"/>
           <w:sz w:val="24"/>
+          <w:lang w:val="ru-MD"/>
         </w:rPr>
         <w:t>Священник:</w:t>
       </w:r>
@@ -10683,6 +10616,7 @@
         <w:rPr>
           <w:rFonts w:ascii="Times New Roman" w:hAnsi="Times New Roman"/>
           <w:sz w:val="24"/>
+          <w:lang w:val="ru-MD"/>
         </w:rPr>
         <w:t xml:space="preserve"> Бо Тобі належить усяка слава, честь і поклоніння, Отцю, і Сину, і Святому Духові, нині, і повсякчас, і на віки віків.</w:t>
       </w:r>
@@ -11361,6 +11295,7 @@
           <w:i/>
           <w:color w:val="FF0000"/>
           <w:sz w:val="24"/>
+          <w:lang w:val="ru-MD"/>
         </w:rPr>
         <w:t>Священник:</w:t>
       </w:r>
@@ -11368,6 +11303,7 @@
         <w:rPr>
           <w:rFonts w:ascii="Times New Roman" w:hAnsi="Times New Roman"/>
           <w:sz w:val="24"/>
+          <w:lang w:val="ru-MD"/>
         </w:rPr>
         <w:t xml:space="preserve"> Бо Твоя є влада і Твоє є царство, і сила, і слава, Отця, і Сина, і Святого Духа, нині, і повсякчас, і на віки віків.</w:t>
       </w:r>
@@ -11745,6 +11681,7 @@
           <w:i/>
           <w:color w:val="FF0000"/>
           <w:sz w:val="24"/>
+          <w:lang w:val="ru-MD"/>
         </w:rPr>
         <w:t>Священник:</w:t>
       </w:r>
@@ -11752,6 +11689,7 @@
         <w:rPr>
           <w:rFonts w:ascii="Times New Roman" w:hAnsi="Times New Roman"/>
           <w:sz w:val="24"/>
+          <w:lang w:val="ru-MD"/>
         </w:rPr>
         <w:t xml:space="preserve"> Бо Ти благий і людинолюбний Бог – і Тобі славу возсилаємо, Отцю, і Сину, і Святому Духові, нині, і повсякчас, і на віки віків.</w:t>
       </w:r>
@@ -15359,6 +15297,7 @@
           <w:i/>
           <w:color w:val="FF0000"/>
           <w:sz w:val="24"/>
+          <w:lang w:val="ru-MD"/>
         </w:rPr>
         <w:t>Священник:</w:t>
       </w:r>
@@ -15366,6 +15305,7 @@
         <w:rPr>
           <w:rFonts w:ascii="Times New Roman" w:hAnsi="Times New Roman"/>
           <w:sz w:val="24"/>
+          <w:lang w:val="ru-MD"/>
         </w:rPr>
         <w:t xml:space="preserve"> Бо Тебе хвалять усі сили небесні і Тобі славу возсилаємо: Отцю, і Сину, і Святому Духові, нині і повсякчас, і на віки віків.</w:t>
       </w:r>
@@ -16734,6 +16674,7 @@
           <w:i/>
           <w:color w:val="FF0000"/>
           <w:sz w:val="24"/>
+          <w:lang w:val="ru-MD"/>
         </w:rPr>
         <w:t>Священник:</w:t>
       </w:r>
@@ -16741,6 +16682,7 @@
         <w:rPr>
           <w:rFonts w:ascii="Times New Roman" w:hAnsi="Times New Roman"/>
           <w:sz w:val="24"/>
+          <w:lang w:val="ru-MD"/>
         </w:rPr>
         <w:t xml:space="preserve"> Бо Ти – Бог милости, ласк і людинолюбности, і Тобі славу возсилаємо, Отцю, і Сину, і Святому Духові, нині, і повсякчас, і на віки віків.</w:t>
       </w:r>
@@ -16804,6 +16746,7 @@
           <w:i/>
           <w:color w:val="FF0000"/>
           <w:sz w:val="24"/>
+          <w:lang w:val="ru-MD"/>
         </w:rPr>
         <w:t>Священник:</w:t>
       </w:r>
@@ -16811,6 +16754,7 @@
         <w:rPr>
           <w:rFonts w:ascii="Times New Roman" w:hAnsi="Times New Roman"/>
           <w:sz w:val="24"/>
+          <w:lang w:val="ru-MD"/>
         </w:rPr>
         <w:t xml:space="preserve"> Мир всім.</w:t>
       </w:r>
@@ -16968,6 +16912,7 @@
           <w:i/>
           <w:color w:val="FF0000"/>
           <w:sz w:val="24"/>
+          <w:lang w:val="ru-MD"/>
         </w:rPr>
         <w:t>Священник:</w:t>
       </w:r>
@@ -16975,6 +16920,7 @@
         <w:rPr>
           <w:rFonts w:ascii="Times New Roman" w:hAnsi="Times New Roman"/>
           <w:sz w:val="24"/>
+          <w:lang w:val="ru-MD"/>
         </w:rPr>
         <w:t xml:space="preserve"> Бо до Тебе належить милувати і спасати нас, Боже наш, і Тобі славу возсилаємо, Отцю, і Сину, і Святому Духові, нині, і повсякчас, і на віки віків.</w:t>
       </w:r>
@@ -17493,6 +17439,7 @@
           <w:i/>
           <w:color w:val="FF0000"/>
           <w:sz w:val="24"/>
+          <w:lang w:val="ru-MD"/>
         </w:rPr>
         <w:t>Священник:</w:t>
       </w:r>
@@ -17500,6 +17447,7 @@
         <w:rPr>
           <w:rFonts w:ascii="Times New Roman" w:hAnsi="Times New Roman"/>
           <w:sz w:val="24"/>
+          <w:lang w:val="ru-MD"/>
         </w:rPr>
         <w:t xml:space="preserve"> Бо Твоє є царство, і сила, і слава, Отця, і Сина, і Святого Духа, нині, і повсякчас, і на віки віків.</w:t>
       </w:r>
@@ -18070,6 +18018,7 @@
           <w:i/>
           <w:color w:val="FF0000"/>
           <w:sz w:val="24"/>
+          <w:lang w:val="ru-MD"/>
         </w:rPr>
         <w:t>Священник:</w:t>
       </w:r>
@@ -18077,6 +18026,7 @@
         <w:rPr>
           <w:rFonts w:ascii="Times New Roman" w:hAnsi="Times New Roman"/>
           <w:sz w:val="24"/>
+          <w:lang w:val="ru-MD"/>
         </w:rPr>
         <w:t xml:space="preserve"> Бо милостивий і людинолюбний Бог єси, і Тобі славу возсилаємо, Отцю, і Сину, і Святому Духові, нині, і повсякчас, і на віки віків.</w:t>
       </w:r>
@@ -18225,6 +18175,7 @@
           <w:i/>
           <w:color w:val="FF0000"/>
           <w:sz w:val="24"/>
+          <w:lang w:val="ru-MD"/>
         </w:rPr>
         <w:t>Священник:</w:t>
       </w:r>
@@ -18232,6 +18183,7 @@
         <w:rPr>
           <w:rFonts w:ascii="Times New Roman" w:hAnsi="Times New Roman"/>
           <w:sz w:val="24"/>
+          <w:lang w:val="ru-MD"/>
         </w:rPr>
         <w:t xml:space="preserve"> Сла́ва Тобі́, Хри́сте Бо́же, упова́ння на́ше, сла́ва Тобі́!</w:t>
       </w:r>
@@ -18300,6 +18252,9 @@
     <w:p>
       <w:pPr>
         <w:spacing w:after="120"/>
+        <w:rPr>
+          <w:lang w:val="ru-MD"/>
+        </w:rPr>
       </w:pPr>
       <w:r>
         <w:rPr>
@@ -18307,22 +18262,34 @@
           <w:i/>
           <w:color w:val="FF0000"/>
           <w:sz w:val="24"/>
-        </w:rPr>
+          <w:lang w:val="ru-MD"/>
+        </w:rPr>
+        <w:lastRenderedPageBreak/>
         <w:t>Священник:</w:t>
       </w:r>
       <w:r>
         <w:rPr>
           <w:rFonts w:ascii="Times New Roman" w:hAnsi="Times New Roman"/>
           <w:sz w:val="24"/>
-        </w:rPr>
-        <w:t xml:space="preserve"> Христос, істинний Бог наш - молитвами пречистої Своєї Матері, силою чесного і животворчого хреста, заступництвом святих славних і всехвальних апостолів, і святого, </w:t>
+          <w:lang w:val="ru-MD"/>
+        </w:rPr>
+        <w:t xml:space="preserve"> Христос, істинний Бог </w:t>
       </w:r>
       <w:r>
         <w:rPr>
           <w:rFonts w:ascii="Times New Roman" w:hAnsi="Times New Roman"/>
+          <w:sz w:val="24"/>
+          <w:lang w:val="ru-MD"/>
+        </w:rPr>
+        <w:t xml:space="preserve">наш - молитвами пречистої Своєї Матері, силою чесного і животворчого хреста, заступництвом святих славних і всехвальних апостолів, і святого, </w:t>
+      </w:r>
+      <w:r>
+        <w:rPr>
+          <w:rFonts w:ascii="Times New Roman" w:hAnsi="Times New Roman"/>
           <w:i/>
           <w:color w:val="FF0000"/>
           <w:sz w:val="24"/>
+          <w:lang w:val="ru-MD"/>
         </w:rPr>
         <w:t>якого є храм</w:t>
       </w:r>
@@ -18330,8 +18297,17 @@
         <w:rPr>
           <w:rFonts w:ascii="Times New Roman" w:hAnsi="Times New Roman"/>
           <w:sz w:val="24"/>
-        </w:rPr>
-        <w:t>, і святої великомучениці Варвари, преподобного отця нашого Івана Дамаскина, і всіх святих - помилує і спасе нас як благий і людинолюбний.</w:t>
+          <w:lang w:val="ru-MD"/>
+        </w:rPr>
+        <w:t>, і святої великомучениці Варвари, преподобного отця нашого Івана Дамаскина, і всіх святих - помилує і</w:t>
+      </w:r>
+      <w:r>
+        <w:rPr>
+          <w:rFonts w:ascii="Times New Roman" w:hAnsi="Times New Roman"/>
+          <w:sz w:val="24"/>
+          <w:lang w:val="ru-MD"/>
+        </w:rPr>
+        <w:t xml:space="preserve"> спасе нас як благий і людинолюбний.</w:t>
       </w:r>
     </w:p>
     <w:p>

--- a/flow/20230914_vu_template/drafts/2024-12-u/04-СР-Варвари-Дамаскина.docx
+++ b/flow/20230914_vu_template/drafts/2024-12-u/04-СР-Варвари-Дамаскина.docx
@@ -12797,233 +12797,1152 @@
     </w:p>
     <w:p>
       <w:pPr>
-        <w:spacing w:after="120" w:line="240" w:lineRule="auto"/>
-        <w:rPr>
-          <w:rFonts w:ascii="Times New Roman" w:eastAsia="Times New Roman" w:hAnsi="Times New Roman" w:cs="Times New Roman"/>
-          <w:sz w:val="24"/>
-          <w:szCs w:val="24"/>
-          <w:lang w:val="ru-MD"/>
-        </w:rPr>
-      </w:pPr>
-      <w:r>
-        <w:rPr>
-          <w:rFonts w:ascii="Times New Roman" w:eastAsia="Times New Roman" w:hAnsi="Times New Roman" w:cs="Times New Roman"/>
-          <w:color w:val="000000"/>
-          <w:sz w:val="24"/>
-          <w:szCs w:val="24"/>
-          <w:lang w:val="ru-MD"/>
-        </w:rPr>
-        <w:t>Ще і ще в мирі Господеві помолімся.</w:t>
-      </w:r>
-    </w:p>
-    <w:p>
-      <w:pPr>
-        <w:spacing w:after="120" w:line="240" w:lineRule="auto"/>
-        <w:rPr>
-          <w:rFonts w:ascii="Times New Roman" w:eastAsia="Times New Roman" w:hAnsi="Times New Roman" w:cs="Times New Roman"/>
-          <w:sz w:val="24"/>
-          <w:szCs w:val="24"/>
-          <w:lang w:val="ru-MD"/>
-        </w:rPr>
-      </w:pPr>
-      <w:r>
-        <w:rPr>
-          <w:rFonts w:ascii="Times New Roman" w:eastAsia="Times New Roman" w:hAnsi="Times New Roman" w:cs="Times New Roman"/>
+        <w:spacing w:after="120"/>
+      </w:pPr>
+      <w:r>
+        <w:rPr>
+          <w:rFonts w:ascii="Times New Roman" w:hAnsi="Times New Roman"/>
+          <w:color w:val="000000"/>
+          <w:sz w:val="24"/>
+        </w:rPr>
+        <w:t>Ще</w:t>
+      </w:r>
+      <w:r>
+        <w:rPr>
+          <w:rFonts w:ascii="Times New Roman" w:hAnsi="Times New Roman"/>
+          <w:color w:val="000000"/>
+          <w:sz w:val="24"/>
+        </w:rPr>
+        <w:t xml:space="preserve"> </w:t>
+      </w:r>
+      <w:r>
+        <w:rPr>
+          <w:rFonts w:ascii="Times New Roman" w:hAnsi="Times New Roman"/>
+          <w:color w:val="000000"/>
+          <w:sz w:val="24"/>
+        </w:rPr>
+        <w:t>і</w:t>
+      </w:r>
+      <w:r>
+        <w:rPr>
+          <w:rFonts w:ascii="Times New Roman" w:hAnsi="Times New Roman"/>
+          <w:color w:val="000000"/>
+          <w:sz w:val="24"/>
+        </w:rPr>
+        <w:t xml:space="preserve"> </w:t>
+      </w:r>
+      <w:r>
+        <w:rPr>
+          <w:rFonts w:ascii="Times New Roman" w:hAnsi="Times New Roman"/>
+          <w:color w:val="000000"/>
+          <w:sz w:val="24"/>
+        </w:rPr>
+        <w:t>ще</w:t>
+      </w:r>
+      <w:r>
+        <w:rPr>
+          <w:rFonts w:ascii="Times New Roman" w:hAnsi="Times New Roman"/>
+          <w:color w:val="000000"/>
+          <w:sz w:val="24"/>
+        </w:rPr>
+        <w:t xml:space="preserve"> </w:t>
+      </w:r>
+      <w:r>
+        <w:rPr>
+          <w:rFonts w:ascii="Times New Roman" w:hAnsi="Times New Roman"/>
+          <w:color w:val="000000"/>
+          <w:sz w:val="24"/>
+        </w:rPr>
+        <w:t>в</w:t>
+      </w:r>
+      <w:r>
+        <w:rPr>
+          <w:rFonts w:ascii="Times New Roman" w:hAnsi="Times New Roman"/>
+          <w:color w:val="000000"/>
+          <w:sz w:val="24"/>
+        </w:rPr>
+        <w:t xml:space="preserve"> </w:t>
+      </w:r>
+      <w:r>
+        <w:rPr>
+          <w:rFonts w:ascii="Times New Roman" w:hAnsi="Times New Roman"/>
+          <w:color w:val="000000"/>
+          <w:sz w:val="24"/>
+        </w:rPr>
+        <w:t>мирі</w:t>
+      </w:r>
+      <w:r>
+        <w:rPr>
+          <w:rFonts w:ascii="Times New Roman" w:hAnsi="Times New Roman"/>
+          <w:color w:val="000000"/>
+          <w:sz w:val="24"/>
+        </w:rPr>
+        <w:t xml:space="preserve"> </w:t>
+      </w:r>
+      <w:r>
+        <w:rPr>
+          <w:rFonts w:ascii="Times New Roman" w:hAnsi="Times New Roman"/>
+          <w:color w:val="000000"/>
+          <w:sz w:val="24"/>
+        </w:rPr>
+        <w:t>Господеві</w:t>
+      </w:r>
+      <w:r>
+        <w:rPr>
+          <w:rFonts w:ascii="Times New Roman" w:hAnsi="Times New Roman"/>
+          <w:color w:val="000000"/>
+          <w:sz w:val="24"/>
+        </w:rPr>
+        <w:t xml:space="preserve"> </w:t>
+      </w:r>
+      <w:r>
+        <w:rPr>
+          <w:rFonts w:ascii="Times New Roman" w:hAnsi="Times New Roman"/>
+          <w:color w:val="000000"/>
+          <w:sz w:val="24"/>
+        </w:rPr>
+        <w:t>помолімся.</w:t>
+      </w:r>
+    </w:p>
+    <w:p>
+      <w:pPr>
+        <w:spacing w:after="120"/>
+      </w:pPr>
+      <w:r>
+        <w:rPr>
+          <w:rFonts w:ascii="Times New Roman" w:hAnsi="Times New Roman"/>
+          <w:i/>
+          <w:color w:val="FF4400"/>
+          <w:sz w:val="24"/>
+        </w:rPr>
+        <w:t>Вірні:</w:t>
+      </w:r>
+      <w:r>
+        <w:rPr>
+          <w:rFonts w:ascii="Times New Roman" w:hAnsi="Times New Roman"/>
+          <w:color w:val="000000"/>
+          <w:sz w:val="24"/>
+        </w:rPr>
+        <w:t xml:space="preserve"> </w:t>
+      </w:r>
+      <w:r>
+        <w:rPr>
+          <w:rFonts w:ascii="Times New Roman" w:hAnsi="Times New Roman"/>
+          <w:color w:val="000000"/>
+          <w:sz w:val="24"/>
+        </w:rPr>
+        <w:t>Го́споди,</w:t>
+      </w:r>
+      <w:r>
+        <w:rPr>
+          <w:rFonts w:ascii="Times New Roman" w:hAnsi="Times New Roman"/>
+          <w:color w:val="000000"/>
+          <w:sz w:val="24"/>
+        </w:rPr>
+        <w:t xml:space="preserve"> </w:t>
+      </w:r>
+      <w:r>
+        <w:rPr>
+          <w:rFonts w:ascii="Times New Roman" w:hAnsi="Times New Roman"/>
+          <w:color w:val="000000"/>
+          <w:sz w:val="24"/>
+        </w:rPr>
+        <w:t>поми́луй.</w:t>
+      </w:r>
+    </w:p>
+    <w:p>
+      <w:pPr>
+        <w:spacing w:after="120"/>
+      </w:pPr>
+      <w:r>
+        <w:rPr>
+          <w:rFonts w:ascii="Times New Roman" w:hAnsi="Times New Roman"/>
+          <w:sz w:val="24"/>
+        </w:rPr>
+        <w:t>Заступи,</w:t>
+      </w:r>
+      <w:r>
+        <w:rPr>
+          <w:rFonts w:ascii="Times New Roman" w:hAnsi="Times New Roman"/>
+          <w:sz w:val="24"/>
+        </w:rPr>
+        <w:t xml:space="preserve"> </w:t>
+      </w:r>
+      <w:r>
+        <w:rPr>
+          <w:rFonts w:ascii="Times New Roman" w:hAnsi="Times New Roman"/>
+          <w:sz w:val="24"/>
+        </w:rPr>
+        <w:t>спаси,</w:t>
+      </w:r>
+      <w:r>
+        <w:rPr>
+          <w:rFonts w:ascii="Times New Roman" w:hAnsi="Times New Roman"/>
+          <w:sz w:val="24"/>
+        </w:rPr>
+        <w:t xml:space="preserve"> </w:t>
+      </w:r>
+      <w:r>
+        <w:rPr>
+          <w:rFonts w:ascii="Times New Roman" w:hAnsi="Times New Roman"/>
+          <w:sz w:val="24"/>
+        </w:rPr>
+        <w:t>помилуй</w:t>
+      </w:r>
+      <w:r>
+        <w:rPr>
+          <w:rFonts w:ascii="Times New Roman" w:hAnsi="Times New Roman"/>
+          <w:sz w:val="24"/>
+        </w:rPr>
+        <w:t xml:space="preserve"> </w:t>
+      </w:r>
+      <w:r>
+        <w:rPr>
+          <w:rFonts w:ascii="Times New Roman" w:hAnsi="Times New Roman"/>
+          <w:sz w:val="24"/>
+        </w:rPr>
+        <w:t>і</w:t>
+      </w:r>
+      <w:r>
+        <w:rPr>
+          <w:rFonts w:ascii="Times New Roman" w:hAnsi="Times New Roman"/>
+          <w:sz w:val="24"/>
+        </w:rPr>
+        <w:t xml:space="preserve"> </w:t>
+      </w:r>
+      <w:r>
+        <w:rPr>
+          <w:rFonts w:ascii="Times New Roman" w:hAnsi="Times New Roman"/>
+          <w:sz w:val="24"/>
+        </w:rPr>
+        <w:t>охорони</w:t>
+      </w:r>
+      <w:r>
+        <w:rPr>
+          <w:rFonts w:ascii="Times New Roman" w:hAnsi="Times New Roman"/>
+          <w:sz w:val="24"/>
+        </w:rPr>
+        <w:t xml:space="preserve"> </w:t>
+      </w:r>
+      <w:r>
+        <w:rPr>
+          <w:rFonts w:ascii="Times New Roman" w:hAnsi="Times New Roman"/>
+          <w:sz w:val="24"/>
+        </w:rPr>
+        <w:t>нас,</w:t>
+      </w:r>
+      <w:r>
+        <w:rPr>
+          <w:rFonts w:ascii="Times New Roman" w:hAnsi="Times New Roman"/>
+          <w:sz w:val="24"/>
+        </w:rPr>
+        <w:t xml:space="preserve"> </w:t>
+      </w:r>
+      <w:r>
+        <w:rPr>
+          <w:rFonts w:ascii="Times New Roman" w:hAnsi="Times New Roman"/>
+          <w:sz w:val="24"/>
+        </w:rPr>
+        <w:t>Боже,</w:t>
+      </w:r>
+      <w:r>
+        <w:rPr>
+          <w:rFonts w:ascii="Times New Roman" w:hAnsi="Times New Roman"/>
+          <w:sz w:val="24"/>
+        </w:rPr>
+        <w:t xml:space="preserve"> </w:t>
+      </w:r>
+      <w:r>
+        <w:rPr>
+          <w:rFonts w:ascii="Times New Roman" w:hAnsi="Times New Roman"/>
+          <w:sz w:val="24"/>
+        </w:rPr>
+        <w:t>Твоєю</w:t>
+      </w:r>
+      <w:r>
+        <w:rPr>
+          <w:rFonts w:ascii="Times New Roman" w:hAnsi="Times New Roman"/>
+          <w:sz w:val="24"/>
+        </w:rPr>
+        <w:t xml:space="preserve"> </w:t>
+      </w:r>
+      <w:r>
+        <w:rPr>
+          <w:rFonts w:ascii="Times New Roman" w:hAnsi="Times New Roman"/>
+          <w:sz w:val="24"/>
+        </w:rPr>
+        <w:t>благодаттю</w:t>
+      </w:r>
+    </w:p>
+    <w:p>
+      <w:pPr>
+        <w:spacing w:after="120"/>
+      </w:pPr>
+      <w:r>
+        <w:rPr>
+          <w:rFonts w:ascii="Times New Roman" w:hAnsi="Times New Roman"/>
+          <w:i/>
+          <w:color w:val="FF4400"/>
+          <w:sz w:val="24"/>
+        </w:rPr>
+        <w:t>Вірні:</w:t>
+      </w:r>
+      <w:r>
+        <w:rPr>
+          <w:rFonts w:ascii="Times New Roman" w:hAnsi="Times New Roman"/>
+          <w:color w:val="000000"/>
+          <w:sz w:val="24"/>
+        </w:rPr>
+        <w:t xml:space="preserve"> </w:t>
+      </w:r>
+      <w:r>
+        <w:rPr>
+          <w:rFonts w:ascii="Times New Roman" w:hAnsi="Times New Roman"/>
+          <w:color w:val="000000"/>
+          <w:sz w:val="24"/>
+        </w:rPr>
+        <w:t>Го́споди,</w:t>
+      </w:r>
+      <w:r>
+        <w:rPr>
+          <w:rFonts w:ascii="Times New Roman" w:hAnsi="Times New Roman"/>
+          <w:color w:val="000000"/>
+          <w:sz w:val="24"/>
+        </w:rPr>
+        <w:t xml:space="preserve"> </w:t>
+      </w:r>
+      <w:r>
+        <w:rPr>
+          <w:rFonts w:ascii="Times New Roman" w:hAnsi="Times New Roman"/>
+          <w:color w:val="000000"/>
+          <w:sz w:val="24"/>
+        </w:rPr>
+        <w:t>поми́луй.</w:t>
+      </w:r>
+    </w:p>
+    <w:p>
+      <w:pPr>
+        <w:spacing w:after="120"/>
+      </w:pPr>
+      <w:r>
+        <w:rPr>
+          <w:rFonts w:ascii="Times New Roman" w:hAnsi="Times New Roman"/>
+          <w:color w:val="000000"/>
+          <w:sz w:val="24"/>
+        </w:rPr>
+        <w:t>Пресвяту,</w:t>
+      </w:r>
+      <w:r>
+        <w:rPr>
+          <w:rFonts w:ascii="Times New Roman" w:hAnsi="Times New Roman"/>
+          <w:color w:val="000000"/>
+          <w:sz w:val="24"/>
+        </w:rPr>
+        <w:t xml:space="preserve"> </w:t>
+      </w:r>
+      <w:r>
+        <w:rPr>
+          <w:rFonts w:ascii="Times New Roman" w:hAnsi="Times New Roman"/>
+          <w:color w:val="000000"/>
+          <w:sz w:val="24"/>
+        </w:rPr>
+        <w:t>пречисту,</w:t>
+      </w:r>
+      <w:r>
+        <w:rPr>
+          <w:rFonts w:ascii="Times New Roman" w:hAnsi="Times New Roman"/>
+          <w:color w:val="000000"/>
+          <w:sz w:val="24"/>
+        </w:rPr>
+        <w:t xml:space="preserve"> </w:t>
+      </w:r>
+      <w:r>
+        <w:rPr>
+          <w:rFonts w:ascii="Times New Roman" w:hAnsi="Times New Roman"/>
+          <w:color w:val="000000"/>
+          <w:sz w:val="24"/>
+        </w:rPr>
+        <w:t>преблагословенну,</w:t>
+      </w:r>
+      <w:r>
+        <w:rPr>
+          <w:rFonts w:ascii="Times New Roman" w:hAnsi="Times New Roman"/>
+          <w:color w:val="000000"/>
+          <w:sz w:val="24"/>
+        </w:rPr>
+        <w:t xml:space="preserve"> </w:t>
+      </w:r>
+      <w:r>
+        <w:rPr>
+          <w:rFonts w:ascii="Times New Roman" w:hAnsi="Times New Roman"/>
+          <w:color w:val="000000"/>
+          <w:sz w:val="24"/>
+        </w:rPr>
+        <w:t>славну</w:t>
+      </w:r>
+      <w:r>
+        <w:rPr>
+          <w:rFonts w:ascii="Times New Roman" w:hAnsi="Times New Roman"/>
+          <w:color w:val="000000"/>
+          <w:sz w:val="24"/>
+        </w:rPr>
+        <w:t xml:space="preserve"> </w:t>
+      </w:r>
+      <w:r>
+        <w:rPr>
+          <w:rFonts w:ascii="Times New Roman" w:hAnsi="Times New Roman"/>
+          <w:color w:val="000000"/>
+          <w:sz w:val="24"/>
+        </w:rPr>
+        <w:t>Владичицю</w:t>
+      </w:r>
+      <w:r>
+        <w:rPr>
+          <w:rFonts w:ascii="Times New Roman" w:hAnsi="Times New Roman"/>
+          <w:color w:val="000000"/>
+          <w:sz w:val="24"/>
+        </w:rPr>
+        <w:t xml:space="preserve"> </w:t>
+      </w:r>
+      <w:r>
+        <w:rPr>
+          <w:rFonts w:ascii="Times New Roman" w:hAnsi="Times New Roman"/>
+          <w:color w:val="000000"/>
+          <w:sz w:val="24"/>
+        </w:rPr>
+        <w:t>нашу</w:t>
+      </w:r>
+      <w:r>
+        <w:rPr>
+          <w:rFonts w:ascii="Times New Roman" w:hAnsi="Times New Roman"/>
+          <w:color w:val="000000"/>
+          <w:sz w:val="24"/>
+        </w:rPr>
+        <w:t xml:space="preserve"> </w:t>
+      </w:r>
+      <w:r>
+        <w:rPr>
+          <w:rFonts w:ascii="Times New Roman" w:hAnsi="Times New Roman"/>
+          <w:color w:val="000000"/>
+          <w:sz w:val="24"/>
+        </w:rPr>
+        <w:t>Богородицю</w:t>
+      </w:r>
+      <w:r>
+        <w:rPr>
+          <w:rFonts w:ascii="Times New Roman" w:hAnsi="Times New Roman"/>
+          <w:color w:val="000000"/>
+          <w:sz w:val="24"/>
+        </w:rPr>
+        <w:t xml:space="preserve"> </w:t>
+      </w:r>
+      <w:r>
+        <w:rPr>
+          <w:rFonts w:ascii="Times New Roman" w:hAnsi="Times New Roman"/>
+          <w:color w:val="000000"/>
+          <w:sz w:val="24"/>
+        </w:rPr>
+        <w:t>і</w:t>
+      </w:r>
+      <w:r>
+        <w:rPr>
+          <w:rFonts w:ascii="Times New Roman" w:hAnsi="Times New Roman"/>
+          <w:color w:val="000000"/>
+          <w:sz w:val="24"/>
+        </w:rPr>
+        <w:t xml:space="preserve"> </w:t>
+      </w:r>
+      <w:r>
+        <w:rPr>
+          <w:rFonts w:ascii="Times New Roman" w:hAnsi="Times New Roman"/>
+          <w:color w:val="000000"/>
+          <w:sz w:val="24"/>
+        </w:rPr>
+        <w:t>приснодіву</w:t>
+      </w:r>
+      <w:r>
+        <w:rPr>
+          <w:rFonts w:ascii="Times New Roman" w:hAnsi="Times New Roman"/>
+          <w:color w:val="000000"/>
+          <w:sz w:val="24"/>
+        </w:rPr>
+        <w:t xml:space="preserve"> </w:t>
+      </w:r>
+      <w:r>
+        <w:rPr>
+          <w:rFonts w:ascii="Times New Roman" w:hAnsi="Times New Roman"/>
+          <w:color w:val="000000"/>
+          <w:sz w:val="24"/>
+        </w:rPr>
+        <w:t>Марію,</w:t>
+      </w:r>
+      <w:r>
+        <w:rPr>
+          <w:rFonts w:ascii="Times New Roman" w:hAnsi="Times New Roman"/>
+          <w:color w:val="000000"/>
+          <w:sz w:val="24"/>
+        </w:rPr>
+        <w:t xml:space="preserve"> </w:t>
+      </w:r>
+      <w:r>
+        <w:rPr>
+          <w:rFonts w:ascii="Times New Roman" w:hAnsi="Times New Roman"/>
+          <w:color w:val="000000"/>
+          <w:sz w:val="24"/>
+        </w:rPr>
+        <w:t>з</w:t>
+      </w:r>
+      <w:r>
+        <w:rPr>
+          <w:rFonts w:ascii="Times New Roman" w:hAnsi="Times New Roman"/>
+          <w:color w:val="000000"/>
+          <w:sz w:val="24"/>
+        </w:rPr>
+        <w:t xml:space="preserve"> </w:t>
+      </w:r>
+      <w:r>
+        <w:rPr>
+          <w:rFonts w:ascii="Times New Roman" w:hAnsi="Times New Roman"/>
+          <w:color w:val="000000"/>
+          <w:sz w:val="24"/>
+        </w:rPr>
+        <w:t>усіма</w:t>
+      </w:r>
+      <w:r>
+        <w:rPr>
+          <w:rFonts w:ascii="Times New Roman" w:hAnsi="Times New Roman"/>
+          <w:color w:val="000000"/>
+          <w:sz w:val="24"/>
+        </w:rPr>
+        <w:t xml:space="preserve"> </w:t>
+      </w:r>
+      <w:r>
+        <w:rPr>
+          <w:rFonts w:ascii="Times New Roman" w:hAnsi="Times New Roman"/>
+          <w:color w:val="000000"/>
+          <w:sz w:val="24"/>
+        </w:rPr>
+        <w:t>святими</w:t>
+      </w:r>
+      <w:r>
+        <w:rPr>
+          <w:rFonts w:ascii="Times New Roman" w:hAnsi="Times New Roman"/>
+          <w:color w:val="000000"/>
+          <w:sz w:val="24"/>
+        </w:rPr>
+        <w:t xml:space="preserve"> </w:t>
+      </w:r>
+      <w:r>
+        <w:rPr>
+          <w:rFonts w:ascii="Times New Roman" w:hAnsi="Times New Roman"/>
+          <w:color w:val="000000"/>
+          <w:sz w:val="24"/>
+        </w:rPr>
+        <w:t>пом’янувши,</w:t>
+      </w:r>
+      <w:r>
+        <w:rPr>
+          <w:rFonts w:ascii="Times New Roman" w:hAnsi="Times New Roman"/>
+          <w:color w:val="000000"/>
+          <w:sz w:val="24"/>
+        </w:rPr>
+        <w:t xml:space="preserve"> </w:t>
+      </w:r>
+      <w:r>
+        <w:rPr>
+          <w:rFonts w:ascii="Times New Roman" w:hAnsi="Times New Roman"/>
+          <w:color w:val="000000"/>
+          <w:sz w:val="24"/>
+        </w:rPr>
+        <w:t>самих</w:t>
+      </w:r>
+      <w:r>
+        <w:rPr>
+          <w:rFonts w:ascii="Times New Roman" w:hAnsi="Times New Roman"/>
+          <w:color w:val="000000"/>
+          <w:sz w:val="24"/>
+        </w:rPr>
+        <w:t xml:space="preserve"> </w:t>
+      </w:r>
+      <w:r>
+        <w:rPr>
+          <w:rFonts w:ascii="Times New Roman" w:hAnsi="Times New Roman"/>
+          <w:color w:val="000000"/>
+          <w:sz w:val="24"/>
+        </w:rPr>
+        <w:t>себе,</w:t>
+      </w:r>
+      <w:r>
+        <w:rPr>
+          <w:rFonts w:ascii="Times New Roman" w:hAnsi="Times New Roman"/>
+          <w:color w:val="000000"/>
+          <w:sz w:val="24"/>
+        </w:rPr>
+        <w:t xml:space="preserve"> </w:t>
+      </w:r>
+      <w:r>
+        <w:rPr>
+          <w:rFonts w:ascii="Times New Roman" w:hAnsi="Times New Roman"/>
+          <w:color w:val="000000"/>
+          <w:sz w:val="24"/>
+        </w:rPr>
+        <w:t>і</w:t>
+      </w:r>
+      <w:r>
+        <w:rPr>
+          <w:rFonts w:ascii="Times New Roman" w:hAnsi="Times New Roman"/>
+          <w:color w:val="000000"/>
+          <w:sz w:val="24"/>
+        </w:rPr>
+        <w:t xml:space="preserve"> </w:t>
+      </w:r>
+      <w:r>
+        <w:rPr>
+          <w:rFonts w:ascii="Times New Roman" w:hAnsi="Times New Roman"/>
+          <w:color w:val="000000"/>
+          <w:sz w:val="24"/>
+        </w:rPr>
+        <w:t>один</w:t>
+      </w:r>
+      <w:r>
+        <w:rPr>
+          <w:rFonts w:ascii="Times New Roman" w:hAnsi="Times New Roman"/>
+          <w:color w:val="000000"/>
+          <w:sz w:val="24"/>
+        </w:rPr>
+        <w:t xml:space="preserve"> </w:t>
+      </w:r>
+      <w:r>
+        <w:rPr>
+          <w:rFonts w:ascii="Times New Roman" w:hAnsi="Times New Roman"/>
+          <w:color w:val="000000"/>
+          <w:sz w:val="24"/>
+        </w:rPr>
+        <w:t>одного,</w:t>
+      </w:r>
+      <w:r>
+        <w:rPr>
+          <w:rFonts w:ascii="Times New Roman" w:hAnsi="Times New Roman"/>
+          <w:color w:val="000000"/>
+          <w:sz w:val="24"/>
+        </w:rPr>
+        <w:t xml:space="preserve"> </w:t>
+      </w:r>
+      <w:r>
+        <w:rPr>
+          <w:rFonts w:ascii="Times New Roman" w:hAnsi="Times New Roman"/>
+          <w:color w:val="000000"/>
+          <w:sz w:val="24"/>
+        </w:rPr>
+        <w:t>і</w:t>
+      </w:r>
+      <w:r>
+        <w:rPr>
+          <w:rFonts w:ascii="Times New Roman" w:hAnsi="Times New Roman"/>
+          <w:color w:val="000000"/>
+          <w:sz w:val="24"/>
+        </w:rPr>
+        <w:t xml:space="preserve"> </w:t>
+      </w:r>
+      <w:r>
+        <w:rPr>
+          <w:rFonts w:ascii="Times New Roman" w:hAnsi="Times New Roman"/>
+          <w:color w:val="000000"/>
+          <w:sz w:val="24"/>
+        </w:rPr>
+        <w:t>все</w:t>
+      </w:r>
+      <w:r>
+        <w:rPr>
+          <w:rFonts w:ascii="Times New Roman" w:hAnsi="Times New Roman"/>
+          <w:color w:val="000000"/>
+          <w:sz w:val="24"/>
+        </w:rPr>
+        <w:t xml:space="preserve"> </w:t>
+      </w:r>
+      <w:r>
+        <w:rPr>
+          <w:rFonts w:ascii="Times New Roman" w:hAnsi="Times New Roman"/>
+          <w:color w:val="000000"/>
+          <w:sz w:val="24"/>
+        </w:rPr>
+        <w:t>життя</w:t>
+      </w:r>
+      <w:r>
+        <w:rPr>
+          <w:rFonts w:ascii="Times New Roman" w:hAnsi="Times New Roman"/>
+          <w:color w:val="000000"/>
+          <w:sz w:val="24"/>
+        </w:rPr>
+        <w:t xml:space="preserve"> </w:t>
+      </w:r>
+      <w:r>
+        <w:rPr>
+          <w:rFonts w:ascii="Times New Roman" w:hAnsi="Times New Roman"/>
+          <w:color w:val="000000"/>
+          <w:sz w:val="24"/>
+        </w:rPr>
+        <w:t>наше</w:t>
+      </w:r>
+      <w:r>
+        <w:rPr>
+          <w:rFonts w:ascii="Times New Roman" w:hAnsi="Times New Roman"/>
+          <w:color w:val="000000"/>
+          <w:sz w:val="24"/>
+        </w:rPr>
+        <w:t xml:space="preserve"> </w:t>
+      </w:r>
+      <w:r>
+        <w:rPr>
+          <w:rFonts w:ascii="Times New Roman" w:hAnsi="Times New Roman"/>
+          <w:color w:val="000000"/>
+          <w:sz w:val="24"/>
+        </w:rPr>
+        <w:t>Христу</w:t>
+      </w:r>
+      <w:r>
+        <w:rPr>
+          <w:rFonts w:ascii="Times New Roman" w:hAnsi="Times New Roman"/>
+          <w:color w:val="000000"/>
+          <w:sz w:val="24"/>
+        </w:rPr>
+        <w:t xml:space="preserve"> </w:t>
+      </w:r>
+      <w:r>
+        <w:rPr>
+          <w:rFonts w:ascii="Times New Roman" w:hAnsi="Times New Roman"/>
+          <w:color w:val="000000"/>
+          <w:sz w:val="24"/>
+        </w:rPr>
+        <w:t>Богові</w:t>
+      </w:r>
+      <w:r>
+        <w:rPr>
+          <w:rFonts w:ascii="Times New Roman" w:hAnsi="Times New Roman"/>
+          <w:color w:val="000000"/>
+          <w:sz w:val="24"/>
+        </w:rPr>
+        <w:t xml:space="preserve"> </w:t>
+      </w:r>
+      <w:r>
+        <w:rPr>
+          <w:rFonts w:ascii="Times New Roman" w:hAnsi="Times New Roman"/>
+          <w:color w:val="000000"/>
+          <w:sz w:val="24"/>
+        </w:rPr>
+        <w:t>віддаймо.</w:t>
+      </w:r>
+    </w:p>
+    <w:p>
+      <w:pPr>
+        <w:spacing w:after="120"/>
+      </w:pPr>
+      <w:r>
+        <w:rPr>
+          <w:rFonts w:ascii="Times New Roman" w:hAnsi="Times New Roman"/>
+          <w:i/>
+          <w:color w:val="FF4400"/>
+          <w:sz w:val="24"/>
+        </w:rPr>
+        <w:t>Вірні:</w:t>
+      </w:r>
+      <w:r>
+        <w:rPr>
+          <w:rFonts w:ascii="Times New Roman" w:hAnsi="Times New Roman"/>
+          <w:color w:val="000000"/>
+          <w:sz w:val="24"/>
+        </w:rPr>
+        <w:t xml:space="preserve"> </w:t>
+      </w:r>
+      <w:r>
+        <w:rPr>
+          <w:rFonts w:ascii="Times New Roman" w:hAnsi="Times New Roman"/>
+          <w:color w:val="000000"/>
+          <w:sz w:val="24"/>
+        </w:rPr>
+        <w:t>Тобі́,</w:t>
+      </w:r>
+      <w:r>
+        <w:rPr>
+          <w:rFonts w:ascii="Times New Roman" w:hAnsi="Times New Roman"/>
+          <w:color w:val="000000"/>
+          <w:sz w:val="24"/>
+        </w:rPr>
+        <w:t xml:space="preserve"> </w:t>
+      </w:r>
+      <w:r>
+        <w:rPr>
+          <w:rFonts w:ascii="Times New Roman" w:hAnsi="Times New Roman"/>
+          <w:color w:val="000000"/>
+          <w:sz w:val="24"/>
+        </w:rPr>
+        <w:t>Го́споди.</w:t>
+      </w:r>
+    </w:p>
+    <w:p>
+      <w:pPr>
+        <w:spacing w:after="120" w:line="240" w:lineRule="auto"/>
+        <w:rPr>
+          <w:rFonts w:ascii="Times New Roman" w:eastAsia="Times New Roman" w:hAnsi="Times New Roman" w:cs="Times New Roman"/>
+          <w:sz w:val="24"/>
+          <w:szCs w:val="24"/>
+          <w:lang w:val="ru-MD"/>
+        </w:rPr>
+      </w:pPr>
+      <w:r>
+        <w:rPr>
+          <w:rFonts w:ascii="Times New Roman" w:eastAsia="Times New Roman" w:hAnsi="Times New Roman" w:cs="Times New Roman"/>
+          <w:sz w:val="24"/>
+          <w:szCs w:val="24"/>
+          <w:u w:val="single"/>
+          <w:lang w:val="ru-MD"/>
+        </w:rPr>
+        <w:t>[Господи, Боже наш, що сонну неміч забрав від нас і покликав нас візванням святим, щоб і вночі підносити руки наші і прославляти тебе за справедливі твої присуди. Прийми благання наші, моління, визнавання, нічні служби і даруй нам, Боже, віру бездоганну, надію впевнену, любов нелицемірну. Благослови наші входи й виходи, вчинки, слова, діла й думки; і дай нам дочекатися початку дня, нам, що хвалять й оспівують, і благословлять добрість твоєї несказанної сили]</w:t>
+      </w:r>
+    </w:p>
+    <w:p>
+      <w:pPr>
+        <w:spacing w:after="120"/>
+        <w:jc w:val="both"/>
+      </w:pPr>
+      <w:r>
+        <w:rPr>
+          <w:rFonts w:ascii="Times New Roman" w:hAnsi="Times New Roman"/>
           <w:i/>
           <w:color w:val="FF0000"/>
           <w:sz w:val="24"/>
-          <w:szCs w:val="24"/>
-          <w:lang w:val="ru-MD"/>
-        </w:rPr>
-        <w:t>Вірні:</w:t>
-      </w:r>
-      <w:r>
-        <w:rPr>
-          <w:rFonts w:ascii="Times New Roman" w:eastAsia="Times New Roman" w:hAnsi="Times New Roman" w:cs="Times New Roman"/>
-          <w:color w:val="000000"/>
-          <w:sz w:val="24"/>
-          <w:szCs w:val="24"/>
-          <w:lang w:val="ru-MD"/>
-        </w:rPr>
-        <w:t xml:space="preserve"> Господи, помилуй.</w:t>
-      </w:r>
-    </w:p>
-    <w:p>
-      <w:pPr>
-        <w:spacing w:after="120" w:line="240" w:lineRule="auto"/>
-        <w:rPr>
-          <w:rFonts w:ascii="Times New Roman" w:eastAsia="Times New Roman" w:hAnsi="Times New Roman" w:cs="Times New Roman"/>
-          <w:sz w:val="24"/>
-          <w:szCs w:val="24"/>
-          <w:lang w:val="ru-MD"/>
-        </w:rPr>
-      </w:pPr>
-      <w:r>
-        <w:rPr>
-          <w:rFonts w:ascii="Times New Roman" w:eastAsia="Times New Roman" w:hAnsi="Times New Roman" w:cs="Times New Roman"/>
-          <w:color w:val="000000"/>
-          <w:sz w:val="24"/>
-          <w:szCs w:val="24"/>
-          <w:lang w:val="ru-MD"/>
-        </w:rPr>
-        <w:t>Заступи, спаси, помилуй і охорони нас, Боже, твоєю благодаттю.</w:t>
-      </w:r>
-    </w:p>
-    <w:p>
-      <w:pPr>
-        <w:spacing w:after="120" w:line="240" w:lineRule="auto"/>
-        <w:rPr>
-          <w:rFonts w:ascii="Times New Roman" w:eastAsia="Times New Roman" w:hAnsi="Times New Roman" w:cs="Times New Roman"/>
-          <w:sz w:val="24"/>
-          <w:szCs w:val="24"/>
-          <w:lang w:val="ru-MD"/>
-        </w:rPr>
-      </w:pPr>
-      <w:r>
-        <w:rPr>
-          <w:rFonts w:ascii="Times New Roman" w:eastAsia="Times New Roman" w:hAnsi="Times New Roman" w:cs="Times New Roman"/>
+        </w:rPr>
+        <w:t>Священник:</w:t>
+      </w:r>
+      <w:r>
+        <w:rPr>
+          <w:rFonts w:ascii="Times New Roman" w:hAnsi="Times New Roman"/>
           <w:i/>
           <w:color w:val="FF0000"/>
           <w:sz w:val="24"/>
-          <w:szCs w:val="24"/>
-          <w:lang w:val="ru-MD"/>
-        </w:rPr>
-        <w:t>Вірні:</w:t>
-      </w:r>
-      <w:r>
-        <w:rPr>
-          <w:rFonts w:ascii="Times New Roman" w:eastAsia="Times New Roman" w:hAnsi="Times New Roman" w:cs="Times New Roman"/>
-          <w:color w:val="000000"/>
-          <w:sz w:val="24"/>
-          <w:szCs w:val="24"/>
-          <w:lang w:val="ru-MD"/>
-        </w:rPr>
-        <w:t xml:space="preserve"> Господи, помилуй.</w:t>
-      </w:r>
-    </w:p>
-    <w:p>
-      <w:pPr>
-        <w:spacing w:after="120" w:line="240" w:lineRule="auto"/>
-        <w:rPr>
-          <w:rFonts w:ascii="Times New Roman" w:eastAsia="Times New Roman" w:hAnsi="Times New Roman" w:cs="Times New Roman"/>
-          <w:sz w:val="24"/>
-          <w:szCs w:val="24"/>
-          <w:lang w:val="ru-MD"/>
-        </w:rPr>
-      </w:pPr>
-      <w:r>
-        <w:rPr>
-          <w:rFonts w:ascii="Times New Roman" w:eastAsia="Times New Roman" w:hAnsi="Times New Roman" w:cs="Times New Roman"/>
-          <w:color w:val="000000"/>
-          <w:sz w:val="24"/>
-          <w:szCs w:val="24"/>
-          <w:lang w:val="ru-MD"/>
-        </w:rPr>
-        <w:t>Пресвяту, пречисту, преблагословенну, славну Владичицю нашу Богородицю і приснодіву Марію, з усіма святими пом'янувши, самі себе, і один одного, і все життя наше Христу Богові віддаймо.</w:t>
-      </w:r>
-    </w:p>
-    <w:p>
-      <w:pPr>
-        <w:spacing w:after="120" w:line="240" w:lineRule="auto"/>
-        <w:rPr>
-          <w:rFonts w:ascii="Times New Roman" w:eastAsia="Times New Roman" w:hAnsi="Times New Roman" w:cs="Times New Roman"/>
-          <w:sz w:val="24"/>
-          <w:szCs w:val="24"/>
-          <w:lang w:val="ru-MD"/>
-        </w:rPr>
-      </w:pPr>
-      <w:r>
-        <w:rPr>
-          <w:rFonts w:ascii="Times New Roman" w:eastAsia="Times New Roman" w:hAnsi="Times New Roman" w:cs="Times New Roman"/>
-          <w:i/>
-          <w:color w:val="FF0000"/>
-          <w:sz w:val="24"/>
-          <w:szCs w:val="24"/>
-          <w:lang w:val="ru-MD"/>
-        </w:rPr>
-        <w:t>Вірні:</w:t>
-      </w:r>
-      <w:r>
-        <w:rPr>
-          <w:rFonts w:ascii="Times New Roman" w:eastAsia="Times New Roman" w:hAnsi="Times New Roman" w:cs="Times New Roman"/>
-          <w:color w:val="000000"/>
-          <w:sz w:val="24"/>
-          <w:szCs w:val="24"/>
-          <w:lang w:val="ru-MD"/>
-        </w:rPr>
-        <w:t xml:space="preserve"> Тобі, Господи.</w:t>
-      </w:r>
-    </w:p>
-    <w:p>
-      <w:pPr>
-        <w:spacing w:after="120" w:line="240" w:lineRule="auto"/>
-        <w:rPr>
-          <w:rFonts w:ascii="Times New Roman" w:eastAsia="Times New Roman" w:hAnsi="Times New Roman" w:cs="Times New Roman"/>
-          <w:sz w:val="24"/>
-          <w:szCs w:val="24"/>
-          <w:lang w:val="ru-MD"/>
-        </w:rPr>
-      </w:pPr>
-      <w:r>
-        <w:rPr>
-          <w:rFonts w:ascii="Times New Roman" w:eastAsia="Times New Roman" w:hAnsi="Times New Roman" w:cs="Times New Roman"/>
-          <w:sz w:val="24"/>
-          <w:szCs w:val="24"/>
-          <w:u w:val="single"/>
-          <w:lang w:val="ru-MD"/>
-        </w:rPr>
-        <w:t>[Господи, Боже наш, що сонну неміч забрав від нас і покликав нас візванням святим, щоб і вночі підносити руки наші і прославляти тебе за справедливі твої присуди. Прийми благання наші, моління, визнавання, нічні служби і даруй нам, Боже, віру бездоганну, надію впевнену, любов нелицемірну. Благослови наші входи й виходи, вчинки, слова, діла й думки; і дай нам дочекатися початку дня, нам, що хвалять й оспівують, і благословлять добрість твоєї несказанної сили]</w:t>
-      </w:r>
-    </w:p>
-    <w:p>
-      <w:pPr>
-        <w:spacing w:after="120" w:line="240" w:lineRule="auto"/>
-        <w:rPr>
-          <w:rFonts w:ascii="Times New Roman" w:eastAsia="Times New Roman" w:hAnsi="Times New Roman" w:cs="Times New Roman"/>
-          <w:sz w:val="24"/>
-          <w:szCs w:val="24"/>
-          <w:lang w:val="ru-MD"/>
-        </w:rPr>
-      </w:pPr>
-      <w:r>
-        <w:rPr>
-          <w:rFonts w:ascii="Times New Roman" w:eastAsia="Times New Roman" w:hAnsi="Times New Roman" w:cs="Times New Roman"/>
-          <w:i/>
-          <w:color w:val="FF0000"/>
-          <w:sz w:val="24"/>
-          <w:szCs w:val="24"/>
-          <w:lang w:val="ru-MD"/>
-        </w:rPr>
-        <w:t>Священик:</w:t>
-      </w:r>
-      <w:r>
-        <w:rPr>
-          <w:rFonts w:ascii="Times New Roman" w:eastAsia="Times New Roman" w:hAnsi="Times New Roman" w:cs="Times New Roman"/>
-          <w:i/>
-          <w:color w:val="FF0000"/>
-          <w:sz w:val="24"/>
-          <w:szCs w:val="24"/>
-        </w:rPr>
-        <w:t> </w:t>
-      </w:r>
-      <w:r>
-        <w:rPr>
-          <w:rFonts w:ascii="Times New Roman" w:eastAsia="Times New Roman" w:hAnsi="Times New Roman" w:cs="Times New Roman"/>
-          <w:color w:val="000000"/>
-          <w:sz w:val="24"/>
-          <w:szCs w:val="24"/>
-          <w:lang w:val="ru-MD"/>
-        </w:rPr>
-        <w:t>Бо Ти Бог наш і Тобі славу возсилаємо: Отцю, і Сину, і Святому Духові</w:t>
-      </w:r>
-      <w:r>
-        <w:rPr>
-          <w:rFonts w:ascii="Times New Roman" w:eastAsia="Times New Roman" w:hAnsi="Times New Roman" w:cs="Times New Roman"/>
-          <w:sz w:val="24"/>
-          <w:szCs w:val="24"/>
-          <w:lang w:val="ru-MD"/>
-        </w:rPr>
-        <w:t>, нині і повсякчас, і на віки віків.</w:t>
+        </w:rPr>
+        <w:t xml:space="preserve"> </w:t>
+      </w:r>
+      <w:r>
+        <w:rPr>
+          <w:rFonts w:ascii="Times New Roman" w:hAnsi="Times New Roman"/>
+          <w:color w:val="000000"/>
+          <w:sz w:val="24"/>
+        </w:rPr>
+        <w:t>Бо</w:t>
+      </w:r>
+      <w:r>
+        <w:rPr>
+          <w:rFonts w:ascii="Times New Roman" w:hAnsi="Times New Roman"/>
+          <w:color w:val="000000"/>
+          <w:sz w:val="24"/>
+        </w:rPr>
+        <w:t xml:space="preserve"> </w:t>
+      </w:r>
+      <w:r>
+        <w:rPr>
+          <w:rFonts w:ascii="Times New Roman" w:hAnsi="Times New Roman"/>
+          <w:color w:val="000000"/>
+          <w:sz w:val="24"/>
+        </w:rPr>
+        <w:t>Ти</w:t>
+      </w:r>
+      <w:r>
+        <w:rPr>
+          <w:rFonts w:ascii="Times New Roman" w:hAnsi="Times New Roman"/>
+          <w:color w:val="000000"/>
+          <w:sz w:val="24"/>
+        </w:rPr>
+        <w:t xml:space="preserve"> </w:t>
+      </w:r>
+      <w:r>
+        <w:rPr>
+          <w:rFonts w:ascii="Times New Roman" w:hAnsi="Times New Roman"/>
+          <w:color w:val="000000"/>
+          <w:sz w:val="24"/>
+        </w:rPr>
+        <w:t>Бог</w:t>
+      </w:r>
+      <w:r>
+        <w:rPr>
+          <w:rFonts w:ascii="Times New Roman" w:hAnsi="Times New Roman"/>
+          <w:color w:val="000000"/>
+          <w:sz w:val="24"/>
+        </w:rPr>
+        <w:t xml:space="preserve"> </w:t>
+      </w:r>
+      <w:r>
+        <w:rPr>
+          <w:rFonts w:ascii="Times New Roman" w:hAnsi="Times New Roman"/>
+          <w:color w:val="000000"/>
+          <w:sz w:val="24"/>
+        </w:rPr>
+        <w:t>наш</w:t>
+      </w:r>
+      <w:r>
+        <w:rPr>
+          <w:rFonts w:ascii="Times New Roman" w:hAnsi="Times New Roman"/>
+          <w:color w:val="000000"/>
+          <w:sz w:val="24"/>
+        </w:rPr>
+        <w:t xml:space="preserve"> </w:t>
+      </w:r>
+      <w:r>
+        <w:rPr>
+          <w:rFonts w:ascii="Times New Roman" w:hAnsi="Times New Roman"/>
+          <w:color w:val="000000"/>
+          <w:sz w:val="24"/>
+        </w:rPr>
+        <w:t>і</w:t>
+      </w:r>
+      <w:r>
+        <w:rPr>
+          <w:rFonts w:ascii="Times New Roman" w:hAnsi="Times New Roman"/>
+          <w:color w:val="000000"/>
+          <w:sz w:val="24"/>
+        </w:rPr>
+        <w:t xml:space="preserve"> </w:t>
+      </w:r>
+      <w:r>
+        <w:rPr>
+          <w:rFonts w:ascii="Times New Roman" w:hAnsi="Times New Roman"/>
+          <w:color w:val="000000"/>
+          <w:sz w:val="24"/>
+        </w:rPr>
+        <w:t>Тобі</w:t>
+      </w:r>
+      <w:r>
+        <w:rPr>
+          <w:rFonts w:ascii="Times New Roman" w:hAnsi="Times New Roman"/>
+          <w:color w:val="000000"/>
+          <w:sz w:val="24"/>
+        </w:rPr>
+        <w:t xml:space="preserve"> </w:t>
+      </w:r>
+      <w:r>
+        <w:rPr>
+          <w:rFonts w:ascii="Times New Roman" w:hAnsi="Times New Roman"/>
+          <w:color w:val="000000"/>
+          <w:sz w:val="24"/>
+        </w:rPr>
+        <w:t>славу</w:t>
+      </w:r>
+      <w:r>
+        <w:rPr>
+          <w:rFonts w:ascii="Times New Roman" w:hAnsi="Times New Roman"/>
+          <w:color w:val="000000"/>
+          <w:sz w:val="24"/>
+        </w:rPr>
+        <w:t xml:space="preserve"> </w:t>
+      </w:r>
+      <w:r>
+        <w:rPr>
+          <w:rFonts w:ascii="Times New Roman" w:hAnsi="Times New Roman"/>
+          <w:color w:val="000000"/>
+          <w:sz w:val="24"/>
+        </w:rPr>
+        <w:t>возсилаємо:</w:t>
+      </w:r>
+      <w:r>
+        <w:rPr>
+          <w:rFonts w:ascii="Times New Roman" w:hAnsi="Times New Roman"/>
+          <w:color w:val="000000"/>
+          <w:sz w:val="24"/>
+        </w:rPr>
+        <w:t xml:space="preserve"> </w:t>
+      </w:r>
+      <w:r>
+        <w:rPr>
+          <w:rFonts w:ascii="Times New Roman" w:hAnsi="Times New Roman"/>
+          <w:color w:val="000000"/>
+          <w:sz w:val="24"/>
+        </w:rPr>
+        <w:t>Отцю,</w:t>
+      </w:r>
+      <w:r>
+        <w:rPr>
+          <w:rFonts w:ascii="Times New Roman" w:hAnsi="Times New Roman"/>
+          <w:color w:val="000000"/>
+          <w:sz w:val="24"/>
+        </w:rPr>
+        <w:t xml:space="preserve"> </w:t>
+      </w:r>
+      <w:r>
+        <w:rPr>
+          <w:rFonts w:ascii="Times New Roman" w:hAnsi="Times New Roman"/>
+          <w:color w:val="000000"/>
+          <w:sz w:val="24"/>
+        </w:rPr>
+        <w:t>і</w:t>
+      </w:r>
+      <w:r>
+        <w:rPr>
+          <w:rFonts w:ascii="Times New Roman" w:hAnsi="Times New Roman"/>
+          <w:color w:val="000000"/>
+          <w:sz w:val="24"/>
+        </w:rPr>
+        <w:t xml:space="preserve"> </w:t>
+      </w:r>
+      <w:r>
+        <w:rPr>
+          <w:rFonts w:ascii="Times New Roman" w:hAnsi="Times New Roman"/>
+          <w:color w:val="000000"/>
+          <w:sz w:val="24"/>
+        </w:rPr>
+        <w:t>Сину,</w:t>
+      </w:r>
+      <w:r>
+        <w:rPr>
+          <w:rFonts w:ascii="Times New Roman" w:hAnsi="Times New Roman"/>
+          <w:color w:val="000000"/>
+          <w:sz w:val="24"/>
+        </w:rPr>
+        <w:t xml:space="preserve"> </w:t>
+      </w:r>
+      <w:r>
+        <w:rPr>
+          <w:rFonts w:ascii="Times New Roman" w:hAnsi="Times New Roman"/>
+          <w:color w:val="000000"/>
+          <w:sz w:val="24"/>
+        </w:rPr>
+        <w:t>і</w:t>
+      </w:r>
+      <w:r>
+        <w:rPr>
+          <w:rFonts w:ascii="Times New Roman" w:hAnsi="Times New Roman"/>
+          <w:color w:val="000000"/>
+          <w:sz w:val="24"/>
+        </w:rPr>
+        <w:t xml:space="preserve"> </w:t>
+      </w:r>
+      <w:r>
+        <w:rPr>
+          <w:rFonts w:ascii="Times New Roman" w:hAnsi="Times New Roman"/>
+          <w:color w:val="000000"/>
+          <w:sz w:val="24"/>
+        </w:rPr>
+        <w:t>Святому</w:t>
+      </w:r>
+      <w:r>
+        <w:rPr>
+          <w:rFonts w:ascii="Times New Roman" w:hAnsi="Times New Roman"/>
+          <w:color w:val="000000"/>
+          <w:sz w:val="24"/>
+        </w:rPr>
+        <w:t xml:space="preserve"> </w:t>
+      </w:r>
+      <w:r>
+        <w:rPr>
+          <w:rFonts w:ascii="Times New Roman" w:hAnsi="Times New Roman"/>
+          <w:color w:val="000000"/>
+          <w:sz w:val="24"/>
+        </w:rPr>
+        <w:t>Духові</w:t>
+      </w:r>
+      <w:r>
+        <w:rPr>
+          <w:rFonts w:ascii="Times New Roman" w:hAnsi="Times New Roman"/>
+          <w:sz w:val="24"/>
+        </w:rPr>
+        <w:t>,</w:t>
+      </w:r>
+      <w:r>
+        <w:rPr>
+          <w:rFonts w:ascii="Times New Roman" w:hAnsi="Times New Roman"/>
+          <w:sz w:val="24"/>
+        </w:rPr>
+        <w:t xml:space="preserve"> </w:t>
+      </w:r>
+      <w:r>
+        <w:rPr>
+          <w:rFonts w:ascii="Times New Roman" w:hAnsi="Times New Roman"/>
+          <w:sz w:val="24"/>
+        </w:rPr>
+        <w:t>нині,</w:t>
+      </w:r>
+      <w:r>
+        <w:rPr>
+          <w:rFonts w:ascii="Times New Roman" w:hAnsi="Times New Roman"/>
+          <w:sz w:val="24"/>
+        </w:rPr>
+        <w:t xml:space="preserve"> </w:t>
+      </w:r>
+      <w:r>
+        <w:rPr>
+          <w:rFonts w:ascii="Times New Roman" w:hAnsi="Times New Roman"/>
+          <w:sz w:val="24"/>
+        </w:rPr>
+        <w:t>і</w:t>
+      </w:r>
+      <w:r>
+        <w:rPr>
+          <w:rFonts w:ascii="Times New Roman" w:hAnsi="Times New Roman"/>
+          <w:sz w:val="24"/>
+        </w:rPr>
+        <w:t xml:space="preserve"> </w:t>
+      </w:r>
+      <w:r>
+        <w:rPr>
+          <w:rFonts w:ascii="Times New Roman" w:hAnsi="Times New Roman"/>
+          <w:sz w:val="24"/>
+        </w:rPr>
+        <w:t>повсякчас,</w:t>
+      </w:r>
+      <w:r>
+        <w:rPr>
+          <w:rFonts w:ascii="Times New Roman" w:hAnsi="Times New Roman"/>
+          <w:sz w:val="24"/>
+        </w:rPr>
+        <w:t xml:space="preserve"> </w:t>
+      </w:r>
+      <w:r>
+        <w:rPr>
+          <w:rFonts w:ascii="Times New Roman" w:hAnsi="Times New Roman"/>
+          <w:sz w:val="24"/>
+        </w:rPr>
+        <w:t>і</w:t>
+      </w:r>
+      <w:r>
+        <w:rPr>
+          <w:rFonts w:ascii="Times New Roman" w:hAnsi="Times New Roman"/>
+          <w:sz w:val="24"/>
+        </w:rPr>
+        <w:t xml:space="preserve"> </w:t>
+      </w:r>
+      <w:r>
+        <w:rPr>
+          <w:rFonts w:ascii="Times New Roman" w:hAnsi="Times New Roman"/>
+          <w:sz w:val="24"/>
+        </w:rPr>
+        <w:t>на</w:t>
+      </w:r>
+      <w:r>
+        <w:rPr>
+          <w:rFonts w:ascii="Times New Roman" w:hAnsi="Times New Roman"/>
+          <w:sz w:val="24"/>
+        </w:rPr>
+        <w:t xml:space="preserve"> </w:t>
+      </w:r>
+      <w:r>
+        <w:rPr>
+          <w:rFonts w:ascii="Times New Roman" w:hAnsi="Times New Roman"/>
+          <w:sz w:val="24"/>
+        </w:rPr>
+        <w:t>віки</w:t>
+      </w:r>
+      <w:r>
+        <w:rPr>
+          <w:rFonts w:ascii="Times New Roman" w:hAnsi="Times New Roman"/>
+          <w:sz w:val="24"/>
+        </w:rPr>
+        <w:t xml:space="preserve"> </w:t>
+      </w:r>
+      <w:r>
+        <w:rPr>
+          <w:rFonts w:ascii="Times New Roman" w:hAnsi="Times New Roman"/>
+          <w:sz w:val="24"/>
+        </w:rPr>
+        <w:t>віків.</w:t>
       </w:r>
     </w:p>
     <w:p>
@@ -13775,161 +14694,786 @@
     </w:p>
     <w:p>
       <w:pPr>
-        <w:spacing w:after="120" w:line="240" w:lineRule="auto"/>
-        <w:rPr>
-          <w:rFonts w:ascii="Times New Roman" w:eastAsia="Times New Roman" w:hAnsi="Times New Roman" w:cs="Times New Roman"/>
-          <w:sz w:val="24"/>
-          <w:szCs w:val="24"/>
-          <w:lang w:val="ru-MD"/>
-        </w:rPr>
-      </w:pPr>
-      <w:r>
-        <w:rPr>
-          <w:rFonts w:ascii="Times New Roman" w:eastAsia="Times New Roman" w:hAnsi="Times New Roman" w:cs="Times New Roman"/>
-          <w:color w:val="000000"/>
-          <w:sz w:val="24"/>
-          <w:szCs w:val="24"/>
-          <w:lang w:val="ru-MD"/>
-        </w:rPr>
-        <w:t>Ще і ще в мирі Господеві помолімся.</w:t>
-      </w:r>
-    </w:p>
-    <w:p>
-      <w:pPr>
-        <w:spacing w:after="120" w:line="240" w:lineRule="auto"/>
-        <w:rPr>
-          <w:rFonts w:ascii="Times New Roman" w:eastAsia="Times New Roman" w:hAnsi="Times New Roman" w:cs="Times New Roman"/>
-          <w:sz w:val="24"/>
-          <w:szCs w:val="24"/>
-          <w:lang w:val="ru-MD"/>
-        </w:rPr>
-      </w:pPr>
-      <w:r>
-        <w:rPr>
-          <w:rFonts w:ascii="Times New Roman" w:eastAsia="Times New Roman" w:hAnsi="Times New Roman" w:cs="Times New Roman"/>
-          <w:i/>
-          <w:color w:val="FF0000"/>
-          <w:sz w:val="24"/>
-          <w:szCs w:val="24"/>
-          <w:lang w:val="ru-MD"/>
+        <w:spacing w:after="120"/>
+      </w:pPr>
+      <w:r>
+        <w:rPr>
+          <w:rFonts w:ascii="Times New Roman" w:hAnsi="Times New Roman"/>
+          <w:color w:val="000000"/>
+          <w:sz w:val="24"/>
+        </w:rPr>
+        <w:t>Ще</w:t>
+      </w:r>
+      <w:r>
+        <w:rPr>
+          <w:rFonts w:ascii="Times New Roman" w:hAnsi="Times New Roman"/>
+          <w:color w:val="000000"/>
+          <w:sz w:val="24"/>
+        </w:rPr>
+        <w:t xml:space="preserve"> </w:t>
+      </w:r>
+      <w:r>
+        <w:rPr>
+          <w:rFonts w:ascii="Times New Roman" w:hAnsi="Times New Roman"/>
+          <w:color w:val="000000"/>
+          <w:sz w:val="24"/>
+        </w:rPr>
+        <w:t>і</w:t>
+      </w:r>
+      <w:r>
+        <w:rPr>
+          <w:rFonts w:ascii="Times New Roman" w:hAnsi="Times New Roman"/>
+          <w:color w:val="000000"/>
+          <w:sz w:val="24"/>
+        </w:rPr>
+        <w:t xml:space="preserve"> </w:t>
+      </w:r>
+      <w:r>
+        <w:rPr>
+          <w:rFonts w:ascii="Times New Roman" w:hAnsi="Times New Roman"/>
+          <w:color w:val="000000"/>
+          <w:sz w:val="24"/>
+        </w:rPr>
+        <w:t>ще</w:t>
+      </w:r>
+      <w:r>
+        <w:rPr>
+          <w:rFonts w:ascii="Times New Roman" w:hAnsi="Times New Roman"/>
+          <w:color w:val="000000"/>
+          <w:sz w:val="24"/>
+        </w:rPr>
+        <w:t xml:space="preserve"> </w:t>
+      </w:r>
+      <w:r>
+        <w:rPr>
+          <w:rFonts w:ascii="Times New Roman" w:hAnsi="Times New Roman"/>
+          <w:color w:val="000000"/>
+          <w:sz w:val="24"/>
+        </w:rPr>
+        <w:t>в</w:t>
+      </w:r>
+      <w:r>
+        <w:rPr>
+          <w:rFonts w:ascii="Times New Roman" w:hAnsi="Times New Roman"/>
+          <w:color w:val="000000"/>
+          <w:sz w:val="24"/>
+        </w:rPr>
+        <w:t xml:space="preserve"> </w:t>
+      </w:r>
+      <w:r>
+        <w:rPr>
+          <w:rFonts w:ascii="Times New Roman" w:hAnsi="Times New Roman"/>
+          <w:color w:val="000000"/>
+          <w:sz w:val="24"/>
+        </w:rPr>
+        <w:t>мирі</w:t>
+      </w:r>
+      <w:r>
+        <w:rPr>
+          <w:rFonts w:ascii="Times New Roman" w:hAnsi="Times New Roman"/>
+          <w:color w:val="000000"/>
+          <w:sz w:val="24"/>
+        </w:rPr>
+        <w:t xml:space="preserve"> </w:t>
+      </w:r>
+      <w:r>
+        <w:rPr>
+          <w:rFonts w:ascii="Times New Roman" w:hAnsi="Times New Roman"/>
+          <w:color w:val="000000"/>
+          <w:sz w:val="24"/>
+        </w:rPr>
+        <w:t>Господеві</w:t>
+      </w:r>
+      <w:r>
+        <w:rPr>
+          <w:rFonts w:ascii="Times New Roman" w:hAnsi="Times New Roman"/>
+          <w:color w:val="000000"/>
+          <w:sz w:val="24"/>
+        </w:rPr>
+        <w:t xml:space="preserve"> </w:t>
+      </w:r>
+      <w:r>
+        <w:rPr>
+          <w:rFonts w:ascii="Times New Roman" w:hAnsi="Times New Roman"/>
+          <w:color w:val="000000"/>
+          <w:sz w:val="24"/>
+        </w:rPr>
+        <w:t>помолімся.</w:t>
+      </w:r>
+    </w:p>
+    <w:p>
+      <w:pPr>
+        <w:spacing w:after="120"/>
+      </w:pPr>
+      <w:r>
+        <w:rPr>
+          <w:rFonts w:ascii="Times New Roman" w:hAnsi="Times New Roman"/>
+          <w:i/>
+          <w:color w:val="FF4400"/>
+          <w:sz w:val="24"/>
         </w:rPr>
         <w:t>Вірні:</w:t>
       </w:r>
       <w:r>
         <w:rPr>
-          <w:rFonts w:ascii="Times New Roman" w:eastAsia="Times New Roman" w:hAnsi="Times New Roman" w:cs="Times New Roman"/>
-          <w:color w:val="000000"/>
-          <w:sz w:val="24"/>
-          <w:szCs w:val="24"/>
-          <w:lang w:val="ru-MD"/>
-        </w:rPr>
-        <w:t xml:space="preserve"> Господи, помилуй.</w:t>
-      </w:r>
-    </w:p>
-    <w:p>
-      <w:pPr>
-        <w:spacing w:after="120" w:line="240" w:lineRule="auto"/>
-        <w:rPr>
-          <w:rFonts w:ascii="Times New Roman" w:eastAsia="Times New Roman" w:hAnsi="Times New Roman" w:cs="Times New Roman"/>
-          <w:sz w:val="24"/>
-          <w:szCs w:val="24"/>
-          <w:lang w:val="ru-MD"/>
-        </w:rPr>
-      </w:pPr>
-      <w:r>
-        <w:rPr>
-          <w:rFonts w:ascii="Times New Roman" w:eastAsia="Times New Roman" w:hAnsi="Times New Roman" w:cs="Times New Roman"/>
-          <w:color w:val="000000"/>
-          <w:sz w:val="24"/>
-          <w:szCs w:val="24"/>
-          <w:lang w:val="ru-MD"/>
-        </w:rPr>
-        <w:t>Заступи, спаси, помилуй і охорони нас, Боже, твоєю благодаттю.</w:t>
-      </w:r>
-    </w:p>
-    <w:p>
-      <w:pPr>
-        <w:spacing w:after="120" w:line="240" w:lineRule="auto"/>
-        <w:rPr>
-          <w:rFonts w:ascii="Times New Roman" w:eastAsia="Times New Roman" w:hAnsi="Times New Roman" w:cs="Times New Roman"/>
-          <w:sz w:val="24"/>
-          <w:szCs w:val="24"/>
-          <w:lang w:val="ru-MD"/>
-        </w:rPr>
-      </w:pPr>
-      <w:r>
-        <w:rPr>
-          <w:rFonts w:ascii="Times New Roman" w:eastAsia="Times New Roman" w:hAnsi="Times New Roman" w:cs="Times New Roman"/>
-          <w:i/>
-          <w:color w:val="FF0000"/>
-          <w:sz w:val="24"/>
-          <w:szCs w:val="24"/>
-          <w:lang w:val="ru-MD"/>
+          <w:rFonts w:ascii="Times New Roman" w:hAnsi="Times New Roman"/>
+          <w:color w:val="000000"/>
+          <w:sz w:val="24"/>
+        </w:rPr>
+        <w:t xml:space="preserve"> </w:t>
+      </w:r>
+      <w:r>
+        <w:rPr>
+          <w:rFonts w:ascii="Times New Roman" w:hAnsi="Times New Roman"/>
+          <w:color w:val="000000"/>
+          <w:sz w:val="24"/>
+        </w:rPr>
+        <w:t>Го́споди,</w:t>
+      </w:r>
+      <w:r>
+        <w:rPr>
+          <w:rFonts w:ascii="Times New Roman" w:hAnsi="Times New Roman"/>
+          <w:color w:val="000000"/>
+          <w:sz w:val="24"/>
+        </w:rPr>
+        <w:t xml:space="preserve"> </w:t>
+      </w:r>
+      <w:r>
+        <w:rPr>
+          <w:rFonts w:ascii="Times New Roman" w:hAnsi="Times New Roman"/>
+          <w:color w:val="000000"/>
+          <w:sz w:val="24"/>
+        </w:rPr>
+        <w:t>поми́луй.</w:t>
+      </w:r>
+    </w:p>
+    <w:p>
+      <w:pPr>
+        <w:spacing w:after="120"/>
+      </w:pPr>
+      <w:r>
+        <w:rPr>
+          <w:rFonts w:ascii="Times New Roman" w:hAnsi="Times New Roman"/>
+          <w:sz w:val="24"/>
+        </w:rPr>
+        <w:t>Заступи,</w:t>
+      </w:r>
+      <w:r>
+        <w:rPr>
+          <w:rFonts w:ascii="Times New Roman" w:hAnsi="Times New Roman"/>
+          <w:sz w:val="24"/>
+        </w:rPr>
+        <w:t xml:space="preserve"> </w:t>
+      </w:r>
+      <w:r>
+        <w:rPr>
+          <w:rFonts w:ascii="Times New Roman" w:hAnsi="Times New Roman"/>
+          <w:sz w:val="24"/>
+        </w:rPr>
+        <w:t>спаси,</w:t>
+      </w:r>
+      <w:r>
+        <w:rPr>
+          <w:rFonts w:ascii="Times New Roman" w:hAnsi="Times New Roman"/>
+          <w:sz w:val="24"/>
+        </w:rPr>
+        <w:t xml:space="preserve"> </w:t>
+      </w:r>
+      <w:r>
+        <w:rPr>
+          <w:rFonts w:ascii="Times New Roman" w:hAnsi="Times New Roman"/>
+          <w:sz w:val="24"/>
+        </w:rPr>
+        <w:t>помилуй</w:t>
+      </w:r>
+      <w:r>
+        <w:rPr>
+          <w:rFonts w:ascii="Times New Roman" w:hAnsi="Times New Roman"/>
+          <w:sz w:val="24"/>
+        </w:rPr>
+        <w:t xml:space="preserve"> </w:t>
+      </w:r>
+      <w:r>
+        <w:rPr>
+          <w:rFonts w:ascii="Times New Roman" w:hAnsi="Times New Roman"/>
+          <w:sz w:val="24"/>
+        </w:rPr>
+        <w:t>і</w:t>
+      </w:r>
+      <w:r>
+        <w:rPr>
+          <w:rFonts w:ascii="Times New Roman" w:hAnsi="Times New Roman"/>
+          <w:sz w:val="24"/>
+        </w:rPr>
+        <w:t xml:space="preserve"> </w:t>
+      </w:r>
+      <w:r>
+        <w:rPr>
+          <w:rFonts w:ascii="Times New Roman" w:hAnsi="Times New Roman"/>
+          <w:sz w:val="24"/>
+        </w:rPr>
+        <w:t>охорони</w:t>
+      </w:r>
+      <w:r>
+        <w:rPr>
+          <w:rFonts w:ascii="Times New Roman" w:hAnsi="Times New Roman"/>
+          <w:sz w:val="24"/>
+        </w:rPr>
+        <w:t xml:space="preserve"> </w:t>
+      </w:r>
+      <w:r>
+        <w:rPr>
+          <w:rFonts w:ascii="Times New Roman" w:hAnsi="Times New Roman"/>
+          <w:sz w:val="24"/>
+        </w:rPr>
+        <w:t>нас,</w:t>
+      </w:r>
+      <w:r>
+        <w:rPr>
+          <w:rFonts w:ascii="Times New Roman" w:hAnsi="Times New Roman"/>
+          <w:sz w:val="24"/>
+        </w:rPr>
+        <w:t xml:space="preserve"> </w:t>
+      </w:r>
+      <w:r>
+        <w:rPr>
+          <w:rFonts w:ascii="Times New Roman" w:hAnsi="Times New Roman"/>
+          <w:sz w:val="24"/>
+        </w:rPr>
+        <w:t>Боже,</w:t>
+      </w:r>
+      <w:r>
+        <w:rPr>
+          <w:rFonts w:ascii="Times New Roman" w:hAnsi="Times New Roman"/>
+          <w:sz w:val="24"/>
+        </w:rPr>
+        <w:t xml:space="preserve"> </w:t>
+      </w:r>
+      <w:r>
+        <w:rPr>
+          <w:rFonts w:ascii="Times New Roman" w:hAnsi="Times New Roman"/>
+          <w:sz w:val="24"/>
+        </w:rPr>
+        <w:t>Твоєю</w:t>
+      </w:r>
+      <w:r>
+        <w:rPr>
+          <w:rFonts w:ascii="Times New Roman" w:hAnsi="Times New Roman"/>
+          <w:sz w:val="24"/>
+        </w:rPr>
+        <w:t xml:space="preserve"> </w:t>
+      </w:r>
+      <w:r>
+        <w:rPr>
+          <w:rFonts w:ascii="Times New Roman" w:hAnsi="Times New Roman"/>
+          <w:sz w:val="24"/>
+        </w:rPr>
+        <w:t>благодаттю</w:t>
+      </w:r>
+    </w:p>
+    <w:p>
+      <w:pPr>
+        <w:spacing w:after="120"/>
+      </w:pPr>
+      <w:r>
+        <w:rPr>
+          <w:rFonts w:ascii="Times New Roman" w:hAnsi="Times New Roman"/>
+          <w:i/>
+          <w:color w:val="FF4400"/>
+          <w:sz w:val="24"/>
         </w:rPr>
         <w:t>Вірні:</w:t>
       </w:r>
       <w:r>
         <w:rPr>
-          <w:rFonts w:ascii="Times New Roman" w:eastAsia="Times New Roman" w:hAnsi="Times New Roman" w:cs="Times New Roman"/>
-          <w:color w:val="000000"/>
-          <w:sz w:val="24"/>
-          <w:szCs w:val="24"/>
-          <w:lang w:val="ru-MD"/>
-        </w:rPr>
-        <w:t xml:space="preserve"> Господи, помилуй.</w:t>
-      </w:r>
-    </w:p>
-    <w:p>
-      <w:pPr>
-        <w:spacing w:after="120" w:line="240" w:lineRule="auto"/>
-        <w:rPr>
-          <w:rFonts w:ascii="Times New Roman" w:eastAsia="Times New Roman" w:hAnsi="Times New Roman" w:cs="Times New Roman"/>
-          <w:sz w:val="24"/>
-          <w:szCs w:val="24"/>
-          <w:lang w:val="ru-MD"/>
-        </w:rPr>
-      </w:pPr>
-      <w:r>
-        <w:rPr>
-          <w:rFonts w:ascii="Times New Roman" w:eastAsia="Times New Roman" w:hAnsi="Times New Roman" w:cs="Times New Roman"/>
-          <w:color w:val="000000"/>
-          <w:sz w:val="24"/>
-          <w:szCs w:val="24"/>
-          <w:lang w:val="ru-MD"/>
-        </w:rPr>
-        <w:t>Пресвяту, пречисту, преблагословенну, славну Владичицю нашу Богородицю і приснодіву Марію, з усіма святими пом'янувши, самі себе, і один одного, і все життя наше Христу Богові віддаймо.</w:t>
-      </w:r>
-    </w:p>
-    <w:p>
-      <w:pPr>
-        <w:spacing w:after="120" w:line="240" w:lineRule="auto"/>
-        <w:rPr>
-          <w:rFonts w:ascii="Times New Roman" w:eastAsia="Times New Roman" w:hAnsi="Times New Roman" w:cs="Times New Roman"/>
-          <w:sz w:val="24"/>
-          <w:szCs w:val="24"/>
-          <w:lang w:val="ru-MD"/>
-        </w:rPr>
-      </w:pPr>
-      <w:r>
-        <w:rPr>
-          <w:rFonts w:ascii="Times New Roman" w:eastAsia="Times New Roman" w:hAnsi="Times New Roman" w:cs="Times New Roman"/>
-          <w:i/>
-          <w:color w:val="FF0000"/>
-          <w:sz w:val="24"/>
-          <w:szCs w:val="24"/>
-          <w:lang w:val="ru-MD"/>
+          <w:rFonts w:ascii="Times New Roman" w:hAnsi="Times New Roman"/>
+          <w:color w:val="000000"/>
+          <w:sz w:val="24"/>
+        </w:rPr>
+        <w:t xml:space="preserve"> </w:t>
+      </w:r>
+      <w:r>
+        <w:rPr>
+          <w:rFonts w:ascii="Times New Roman" w:hAnsi="Times New Roman"/>
+          <w:color w:val="000000"/>
+          <w:sz w:val="24"/>
+        </w:rPr>
+        <w:t>Го́споди,</w:t>
+      </w:r>
+      <w:r>
+        <w:rPr>
+          <w:rFonts w:ascii="Times New Roman" w:hAnsi="Times New Roman"/>
+          <w:color w:val="000000"/>
+          <w:sz w:val="24"/>
+        </w:rPr>
+        <w:t xml:space="preserve"> </w:t>
+      </w:r>
+      <w:r>
+        <w:rPr>
+          <w:rFonts w:ascii="Times New Roman" w:hAnsi="Times New Roman"/>
+          <w:color w:val="000000"/>
+          <w:sz w:val="24"/>
+        </w:rPr>
+        <w:t>поми́луй.</w:t>
+      </w:r>
+    </w:p>
+    <w:p>
+      <w:pPr>
+        <w:spacing w:after="120"/>
+      </w:pPr>
+      <w:r>
+        <w:rPr>
+          <w:rFonts w:ascii="Times New Roman" w:hAnsi="Times New Roman"/>
+          <w:color w:val="000000"/>
+          <w:sz w:val="24"/>
+        </w:rPr>
+        <w:t>Пресвяту,</w:t>
+      </w:r>
+      <w:r>
+        <w:rPr>
+          <w:rFonts w:ascii="Times New Roman" w:hAnsi="Times New Roman"/>
+          <w:color w:val="000000"/>
+          <w:sz w:val="24"/>
+        </w:rPr>
+        <w:t xml:space="preserve"> </w:t>
+      </w:r>
+      <w:r>
+        <w:rPr>
+          <w:rFonts w:ascii="Times New Roman" w:hAnsi="Times New Roman"/>
+          <w:color w:val="000000"/>
+          <w:sz w:val="24"/>
+        </w:rPr>
+        <w:t>пречисту,</w:t>
+      </w:r>
+      <w:r>
+        <w:rPr>
+          <w:rFonts w:ascii="Times New Roman" w:hAnsi="Times New Roman"/>
+          <w:color w:val="000000"/>
+          <w:sz w:val="24"/>
+        </w:rPr>
+        <w:t xml:space="preserve"> </w:t>
+      </w:r>
+      <w:r>
+        <w:rPr>
+          <w:rFonts w:ascii="Times New Roman" w:hAnsi="Times New Roman"/>
+          <w:color w:val="000000"/>
+          <w:sz w:val="24"/>
+        </w:rPr>
+        <w:t>преблагословенну,</w:t>
+      </w:r>
+      <w:r>
+        <w:rPr>
+          <w:rFonts w:ascii="Times New Roman" w:hAnsi="Times New Roman"/>
+          <w:color w:val="000000"/>
+          <w:sz w:val="24"/>
+        </w:rPr>
+        <w:t xml:space="preserve"> </w:t>
+      </w:r>
+      <w:r>
+        <w:rPr>
+          <w:rFonts w:ascii="Times New Roman" w:hAnsi="Times New Roman"/>
+          <w:color w:val="000000"/>
+          <w:sz w:val="24"/>
+        </w:rPr>
+        <w:t>славну</w:t>
+      </w:r>
+      <w:r>
+        <w:rPr>
+          <w:rFonts w:ascii="Times New Roman" w:hAnsi="Times New Roman"/>
+          <w:color w:val="000000"/>
+          <w:sz w:val="24"/>
+        </w:rPr>
+        <w:t xml:space="preserve"> </w:t>
+      </w:r>
+      <w:r>
+        <w:rPr>
+          <w:rFonts w:ascii="Times New Roman" w:hAnsi="Times New Roman"/>
+          <w:color w:val="000000"/>
+          <w:sz w:val="24"/>
+        </w:rPr>
+        <w:t>Владичицю</w:t>
+      </w:r>
+      <w:r>
+        <w:rPr>
+          <w:rFonts w:ascii="Times New Roman" w:hAnsi="Times New Roman"/>
+          <w:color w:val="000000"/>
+          <w:sz w:val="24"/>
+        </w:rPr>
+        <w:t xml:space="preserve"> </w:t>
+      </w:r>
+      <w:r>
+        <w:rPr>
+          <w:rFonts w:ascii="Times New Roman" w:hAnsi="Times New Roman"/>
+          <w:color w:val="000000"/>
+          <w:sz w:val="24"/>
+        </w:rPr>
+        <w:t>нашу</w:t>
+      </w:r>
+      <w:r>
+        <w:rPr>
+          <w:rFonts w:ascii="Times New Roman" w:hAnsi="Times New Roman"/>
+          <w:color w:val="000000"/>
+          <w:sz w:val="24"/>
+        </w:rPr>
+        <w:t xml:space="preserve"> </w:t>
+      </w:r>
+      <w:r>
+        <w:rPr>
+          <w:rFonts w:ascii="Times New Roman" w:hAnsi="Times New Roman"/>
+          <w:color w:val="000000"/>
+          <w:sz w:val="24"/>
+        </w:rPr>
+        <w:t>Богородицю</w:t>
+      </w:r>
+      <w:r>
+        <w:rPr>
+          <w:rFonts w:ascii="Times New Roman" w:hAnsi="Times New Roman"/>
+          <w:color w:val="000000"/>
+          <w:sz w:val="24"/>
+        </w:rPr>
+        <w:t xml:space="preserve"> </w:t>
+      </w:r>
+      <w:r>
+        <w:rPr>
+          <w:rFonts w:ascii="Times New Roman" w:hAnsi="Times New Roman"/>
+          <w:color w:val="000000"/>
+          <w:sz w:val="24"/>
+        </w:rPr>
+        <w:t>і</w:t>
+      </w:r>
+      <w:r>
+        <w:rPr>
+          <w:rFonts w:ascii="Times New Roman" w:hAnsi="Times New Roman"/>
+          <w:color w:val="000000"/>
+          <w:sz w:val="24"/>
+        </w:rPr>
+        <w:t xml:space="preserve"> </w:t>
+      </w:r>
+      <w:r>
+        <w:rPr>
+          <w:rFonts w:ascii="Times New Roman" w:hAnsi="Times New Roman"/>
+          <w:color w:val="000000"/>
+          <w:sz w:val="24"/>
+        </w:rPr>
+        <w:t>приснодіву</w:t>
+      </w:r>
+      <w:r>
+        <w:rPr>
+          <w:rFonts w:ascii="Times New Roman" w:hAnsi="Times New Roman"/>
+          <w:color w:val="000000"/>
+          <w:sz w:val="24"/>
+        </w:rPr>
+        <w:t xml:space="preserve"> </w:t>
+      </w:r>
+      <w:r>
+        <w:rPr>
+          <w:rFonts w:ascii="Times New Roman" w:hAnsi="Times New Roman"/>
+          <w:color w:val="000000"/>
+          <w:sz w:val="24"/>
+        </w:rPr>
+        <w:t>Марію,</w:t>
+      </w:r>
+      <w:r>
+        <w:rPr>
+          <w:rFonts w:ascii="Times New Roman" w:hAnsi="Times New Roman"/>
+          <w:color w:val="000000"/>
+          <w:sz w:val="24"/>
+        </w:rPr>
+        <w:t xml:space="preserve"> </w:t>
+      </w:r>
+      <w:r>
+        <w:rPr>
+          <w:rFonts w:ascii="Times New Roman" w:hAnsi="Times New Roman"/>
+          <w:color w:val="000000"/>
+          <w:sz w:val="24"/>
+        </w:rPr>
+        <w:t>з</w:t>
+      </w:r>
+      <w:r>
+        <w:rPr>
+          <w:rFonts w:ascii="Times New Roman" w:hAnsi="Times New Roman"/>
+          <w:color w:val="000000"/>
+          <w:sz w:val="24"/>
+        </w:rPr>
+        <w:t xml:space="preserve"> </w:t>
+      </w:r>
+      <w:r>
+        <w:rPr>
+          <w:rFonts w:ascii="Times New Roman" w:hAnsi="Times New Roman"/>
+          <w:color w:val="000000"/>
+          <w:sz w:val="24"/>
+        </w:rPr>
+        <w:t>усіма</w:t>
+      </w:r>
+      <w:r>
+        <w:rPr>
+          <w:rFonts w:ascii="Times New Roman" w:hAnsi="Times New Roman"/>
+          <w:color w:val="000000"/>
+          <w:sz w:val="24"/>
+        </w:rPr>
+        <w:t xml:space="preserve"> </w:t>
+      </w:r>
+      <w:r>
+        <w:rPr>
+          <w:rFonts w:ascii="Times New Roman" w:hAnsi="Times New Roman"/>
+          <w:color w:val="000000"/>
+          <w:sz w:val="24"/>
+        </w:rPr>
+        <w:t>святими</w:t>
+      </w:r>
+      <w:r>
+        <w:rPr>
+          <w:rFonts w:ascii="Times New Roman" w:hAnsi="Times New Roman"/>
+          <w:color w:val="000000"/>
+          <w:sz w:val="24"/>
+        </w:rPr>
+        <w:t xml:space="preserve"> </w:t>
+      </w:r>
+      <w:r>
+        <w:rPr>
+          <w:rFonts w:ascii="Times New Roman" w:hAnsi="Times New Roman"/>
+          <w:color w:val="000000"/>
+          <w:sz w:val="24"/>
+        </w:rPr>
+        <w:t>пом’янувши,</w:t>
+      </w:r>
+      <w:r>
+        <w:rPr>
+          <w:rFonts w:ascii="Times New Roman" w:hAnsi="Times New Roman"/>
+          <w:color w:val="000000"/>
+          <w:sz w:val="24"/>
+        </w:rPr>
+        <w:t xml:space="preserve"> </w:t>
+      </w:r>
+      <w:r>
+        <w:rPr>
+          <w:rFonts w:ascii="Times New Roman" w:hAnsi="Times New Roman"/>
+          <w:color w:val="000000"/>
+          <w:sz w:val="24"/>
+        </w:rPr>
+        <w:t>самих</w:t>
+      </w:r>
+      <w:r>
+        <w:rPr>
+          <w:rFonts w:ascii="Times New Roman" w:hAnsi="Times New Roman"/>
+          <w:color w:val="000000"/>
+          <w:sz w:val="24"/>
+        </w:rPr>
+        <w:t xml:space="preserve"> </w:t>
+      </w:r>
+      <w:r>
+        <w:rPr>
+          <w:rFonts w:ascii="Times New Roman" w:hAnsi="Times New Roman"/>
+          <w:color w:val="000000"/>
+          <w:sz w:val="24"/>
+        </w:rPr>
+        <w:t>себе,</w:t>
+      </w:r>
+      <w:r>
+        <w:rPr>
+          <w:rFonts w:ascii="Times New Roman" w:hAnsi="Times New Roman"/>
+          <w:color w:val="000000"/>
+          <w:sz w:val="24"/>
+        </w:rPr>
+        <w:t xml:space="preserve"> </w:t>
+      </w:r>
+      <w:r>
+        <w:rPr>
+          <w:rFonts w:ascii="Times New Roman" w:hAnsi="Times New Roman"/>
+          <w:color w:val="000000"/>
+          <w:sz w:val="24"/>
+        </w:rPr>
+        <w:t>і</w:t>
+      </w:r>
+      <w:r>
+        <w:rPr>
+          <w:rFonts w:ascii="Times New Roman" w:hAnsi="Times New Roman"/>
+          <w:color w:val="000000"/>
+          <w:sz w:val="24"/>
+        </w:rPr>
+        <w:t xml:space="preserve"> </w:t>
+      </w:r>
+      <w:r>
+        <w:rPr>
+          <w:rFonts w:ascii="Times New Roman" w:hAnsi="Times New Roman"/>
+          <w:color w:val="000000"/>
+          <w:sz w:val="24"/>
+        </w:rPr>
+        <w:t>один</w:t>
+      </w:r>
+      <w:r>
+        <w:rPr>
+          <w:rFonts w:ascii="Times New Roman" w:hAnsi="Times New Roman"/>
+          <w:color w:val="000000"/>
+          <w:sz w:val="24"/>
+        </w:rPr>
+        <w:t xml:space="preserve"> </w:t>
+      </w:r>
+      <w:r>
+        <w:rPr>
+          <w:rFonts w:ascii="Times New Roman" w:hAnsi="Times New Roman"/>
+          <w:color w:val="000000"/>
+          <w:sz w:val="24"/>
+        </w:rPr>
+        <w:t>одного,</w:t>
+      </w:r>
+      <w:r>
+        <w:rPr>
+          <w:rFonts w:ascii="Times New Roman" w:hAnsi="Times New Roman"/>
+          <w:color w:val="000000"/>
+          <w:sz w:val="24"/>
+        </w:rPr>
+        <w:t xml:space="preserve"> </w:t>
+      </w:r>
+      <w:r>
+        <w:rPr>
+          <w:rFonts w:ascii="Times New Roman" w:hAnsi="Times New Roman"/>
+          <w:color w:val="000000"/>
+          <w:sz w:val="24"/>
+        </w:rPr>
+        <w:t>і</w:t>
+      </w:r>
+      <w:r>
+        <w:rPr>
+          <w:rFonts w:ascii="Times New Roman" w:hAnsi="Times New Roman"/>
+          <w:color w:val="000000"/>
+          <w:sz w:val="24"/>
+        </w:rPr>
+        <w:t xml:space="preserve"> </w:t>
+      </w:r>
+      <w:r>
+        <w:rPr>
+          <w:rFonts w:ascii="Times New Roman" w:hAnsi="Times New Roman"/>
+          <w:color w:val="000000"/>
+          <w:sz w:val="24"/>
+        </w:rPr>
+        <w:t>все</w:t>
+      </w:r>
+      <w:r>
+        <w:rPr>
+          <w:rFonts w:ascii="Times New Roman" w:hAnsi="Times New Roman"/>
+          <w:color w:val="000000"/>
+          <w:sz w:val="24"/>
+        </w:rPr>
+        <w:t xml:space="preserve"> </w:t>
+      </w:r>
+      <w:r>
+        <w:rPr>
+          <w:rFonts w:ascii="Times New Roman" w:hAnsi="Times New Roman"/>
+          <w:color w:val="000000"/>
+          <w:sz w:val="24"/>
+        </w:rPr>
+        <w:t>життя</w:t>
+      </w:r>
+      <w:r>
+        <w:rPr>
+          <w:rFonts w:ascii="Times New Roman" w:hAnsi="Times New Roman"/>
+          <w:color w:val="000000"/>
+          <w:sz w:val="24"/>
+        </w:rPr>
+        <w:t xml:space="preserve"> </w:t>
+      </w:r>
+      <w:r>
+        <w:rPr>
+          <w:rFonts w:ascii="Times New Roman" w:hAnsi="Times New Roman"/>
+          <w:color w:val="000000"/>
+          <w:sz w:val="24"/>
+        </w:rPr>
+        <w:t>наше</w:t>
+      </w:r>
+      <w:r>
+        <w:rPr>
+          <w:rFonts w:ascii="Times New Roman" w:hAnsi="Times New Roman"/>
+          <w:color w:val="000000"/>
+          <w:sz w:val="24"/>
+        </w:rPr>
+        <w:t xml:space="preserve"> </w:t>
+      </w:r>
+      <w:r>
+        <w:rPr>
+          <w:rFonts w:ascii="Times New Roman" w:hAnsi="Times New Roman"/>
+          <w:color w:val="000000"/>
+          <w:sz w:val="24"/>
+        </w:rPr>
+        <w:t>Христу</w:t>
+      </w:r>
+      <w:r>
+        <w:rPr>
+          <w:rFonts w:ascii="Times New Roman" w:hAnsi="Times New Roman"/>
+          <w:color w:val="000000"/>
+          <w:sz w:val="24"/>
+        </w:rPr>
+        <w:t xml:space="preserve"> </w:t>
+      </w:r>
+      <w:r>
+        <w:rPr>
+          <w:rFonts w:ascii="Times New Roman" w:hAnsi="Times New Roman"/>
+          <w:color w:val="000000"/>
+          <w:sz w:val="24"/>
+        </w:rPr>
+        <w:t>Богові</w:t>
+      </w:r>
+      <w:r>
+        <w:rPr>
+          <w:rFonts w:ascii="Times New Roman" w:hAnsi="Times New Roman"/>
+          <w:color w:val="000000"/>
+          <w:sz w:val="24"/>
+        </w:rPr>
+        <w:t xml:space="preserve"> </w:t>
+      </w:r>
+      <w:r>
+        <w:rPr>
+          <w:rFonts w:ascii="Times New Roman" w:hAnsi="Times New Roman"/>
+          <w:color w:val="000000"/>
+          <w:sz w:val="24"/>
+        </w:rPr>
+        <w:t>віддаймо.</w:t>
+      </w:r>
+    </w:p>
+    <w:p>
+      <w:pPr>
+        <w:spacing w:after="120"/>
+      </w:pPr>
+      <w:r>
+        <w:rPr>
+          <w:rFonts w:ascii="Times New Roman" w:hAnsi="Times New Roman"/>
+          <w:i/>
+          <w:color w:val="FF4400"/>
+          <w:sz w:val="24"/>
         </w:rPr>
         <w:t>Вірні:</w:t>
       </w:r>
       <w:r>
         <w:rPr>
-          <w:rFonts w:ascii="Times New Roman" w:eastAsia="Times New Roman" w:hAnsi="Times New Roman" w:cs="Times New Roman"/>
-          <w:color w:val="000000"/>
-          <w:sz w:val="24"/>
-          <w:szCs w:val="24"/>
-          <w:lang w:val="ru-MD"/>
-        </w:rPr>
-        <w:t xml:space="preserve"> Тобі, Господи.</w:t>
+          <w:rFonts w:ascii="Times New Roman" w:hAnsi="Times New Roman"/>
+          <w:color w:val="000000"/>
+          <w:sz w:val="24"/>
+        </w:rPr>
+        <w:t xml:space="preserve"> </w:t>
+      </w:r>
+      <w:r>
+        <w:rPr>
+          <w:rFonts w:ascii="Times New Roman" w:hAnsi="Times New Roman"/>
+          <w:color w:val="000000"/>
+          <w:sz w:val="24"/>
+        </w:rPr>
+        <w:t>Тобі́,</w:t>
+      </w:r>
+      <w:r>
+        <w:rPr>
+          <w:rFonts w:ascii="Times New Roman" w:hAnsi="Times New Roman"/>
+          <w:color w:val="000000"/>
+          <w:sz w:val="24"/>
+        </w:rPr>
+        <w:t xml:space="preserve"> </w:t>
+      </w:r>
+      <w:r>
+        <w:rPr>
+          <w:rFonts w:ascii="Times New Roman" w:hAnsi="Times New Roman"/>
+          <w:color w:val="000000"/>
+          <w:sz w:val="24"/>
+        </w:rPr>
+        <w:t>Го́споди.</w:t>
       </w:r>
     </w:p>
     <w:p>
@@ -13966,53 +15510,427 @@
     </w:p>
     <w:p>
       <w:pPr>
-        <w:spacing w:after="120" w:line="240" w:lineRule="auto"/>
-        <w:rPr>
-          <w:rFonts w:ascii="Times New Roman" w:eastAsia="Times New Roman" w:hAnsi="Times New Roman" w:cs="Times New Roman"/>
-          <w:sz w:val="24"/>
-          <w:szCs w:val="24"/>
-          <w:lang w:val="ru-MD"/>
-        </w:rPr>
-      </w:pPr>
-      <w:r>
-        <w:rPr>
-          <w:rFonts w:ascii="Times New Roman" w:eastAsia="Times New Roman" w:hAnsi="Times New Roman" w:cs="Times New Roman"/>
+        <w:spacing w:after="120"/>
+        <w:jc w:val="both"/>
+      </w:pPr>
+      <w:r>
+        <w:rPr>
+          <w:rFonts w:ascii="Times New Roman" w:hAnsi="Times New Roman"/>
           <w:i/>
           <w:color w:val="FF0000"/>
           <w:sz w:val="24"/>
-          <w:szCs w:val="24"/>
-          <w:lang w:val="ru-MD"/>
-        </w:rPr>
-        <w:t>Священик:</w:t>
-      </w:r>
-      <w:r>
-        <w:rPr>
-          <w:rFonts w:ascii="Times New Roman" w:eastAsia="Times New Roman" w:hAnsi="Times New Roman" w:cs="Times New Roman"/>
+        </w:rPr>
+        <w:t>Священник:</w:t>
+      </w:r>
+      <w:r>
+        <w:rPr>
+          <w:rFonts w:ascii="Times New Roman" w:hAnsi="Times New Roman"/>
           <w:i/>
           <w:color w:val="FF0000"/>
           <w:sz w:val="24"/>
-          <w:szCs w:val="24"/>
-        </w:rPr>
-        <w:t> </w:t>
-      </w:r>
-      <w:r>
-        <w:rPr>
-          <w:rFonts w:ascii="Times New Roman" w:eastAsia="Times New Roman" w:hAnsi="Times New Roman" w:cs="Times New Roman"/>
-          <w:color w:val="000000"/>
-          <w:sz w:val="24"/>
-          <w:szCs w:val="24"/>
-          <w:lang w:val="ru-MD"/>
-        </w:rPr>
-        <w:t>Бо Ти цар миру і Спас душ наших і Тобі славу возсилаємо: Отцю, і Сину, і Святому Духові</w:t>
-      </w:r>
-      <w:r>
-        <w:rPr>
-          <w:rFonts w:ascii="Times New Roman" w:eastAsia="Times New Roman" w:hAnsi="Times New Roman" w:cs="Times New Roman"/>
-          <w:sz w:val="24"/>
-          <w:szCs w:val="24"/>
-          <w:lang w:val="ru-MD"/>
-        </w:rPr>
-        <w:t>, нині і повсякчас, і на віки віків.</w:t>
+        </w:rPr>
+        <w:t xml:space="preserve"> </w:t>
+      </w:r>
+      <w:r>
+        <w:rPr>
+          <w:rFonts w:ascii="Times New Roman" w:hAnsi="Times New Roman"/>
+          <w:color w:val="000000"/>
+          <w:sz w:val="24"/>
+        </w:rPr>
+        <w:t>Бо</w:t>
+      </w:r>
+      <w:r>
+        <w:rPr>
+          <w:rFonts w:ascii="Times New Roman" w:hAnsi="Times New Roman"/>
+          <w:color w:val="000000"/>
+          <w:sz w:val="24"/>
+        </w:rPr>
+        <w:t xml:space="preserve"> </w:t>
+      </w:r>
+      <w:r>
+        <w:rPr>
+          <w:rFonts w:ascii="Times New Roman" w:hAnsi="Times New Roman"/>
+          <w:color w:val="000000"/>
+          <w:sz w:val="24"/>
+        </w:rPr>
+        <w:t>Ти</w:t>
+      </w:r>
+      <w:r>
+        <w:rPr>
+          <w:rFonts w:ascii="Times New Roman" w:hAnsi="Times New Roman"/>
+          <w:color w:val="000000"/>
+          <w:sz w:val="24"/>
+        </w:rPr>
+        <w:t xml:space="preserve"> </w:t>
+      </w:r>
+      <w:r>
+        <w:rPr>
+          <w:rFonts w:ascii="Times New Roman" w:hAnsi="Times New Roman"/>
+          <w:color w:val="000000"/>
+          <w:sz w:val="24"/>
+        </w:rPr>
+        <w:t>цар</w:t>
+      </w:r>
+      <w:r>
+        <w:rPr>
+          <w:rFonts w:ascii="Times New Roman" w:hAnsi="Times New Roman"/>
+          <w:color w:val="000000"/>
+          <w:sz w:val="24"/>
+        </w:rPr>
+        <w:t xml:space="preserve"> </w:t>
+      </w:r>
+      <w:r>
+        <w:rPr>
+          <w:rFonts w:ascii="Times New Roman" w:hAnsi="Times New Roman"/>
+          <w:color w:val="000000"/>
+          <w:sz w:val="24"/>
+        </w:rPr>
+        <w:t>миру</w:t>
+      </w:r>
+      <w:r>
+        <w:rPr>
+          <w:rFonts w:ascii="Times New Roman" w:hAnsi="Times New Roman"/>
+          <w:color w:val="000000"/>
+          <w:sz w:val="24"/>
+        </w:rPr>
+        <w:t xml:space="preserve"> </w:t>
+      </w:r>
+      <w:r>
+        <w:rPr>
+          <w:rFonts w:ascii="Times New Roman" w:hAnsi="Times New Roman"/>
+          <w:color w:val="000000"/>
+          <w:sz w:val="24"/>
+        </w:rPr>
+        <w:t>і</w:t>
+      </w:r>
+      <w:r>
+        <w:rPr>
+          <w:rFonts w:ascii="Times New Roman" w:hAnsi="Times New Roman"/>
+          <w:color w:val="000000"/>
+          <w:sz w:val="24"/>
+        </w:rPr>
+        <w:t xml:space="preserve"> </w:t>
+      </w:r>
+      <w:r>
+        <w:rPr>
+          <w:rFonts w:ascii="Times New Roman" w:hAnsi="Times New Roman"/>
+          <w:color w:val="000000"/>
+          <w:sz w:val="24"/>
+        </w:rPr>
+        <w:t>Спас</w:t>
+      </w:r>
+      <w:r>
+        <w:rPr>
+          <w:rFonts w:ascii="Times New Roman" w:hAnsi="Times New Roman"/>
+          <w:color w:val="000000"/>
+          <w:sz w:val="24"/>
+        </w:rPr>
+        <w:t xml:space="preserve"> </w:t>
+      </w:r>
+      <w:r>
+        <w:rPr>
+          <w:rFonts w:ascii="Times New Roman" w:hAnsi="Times New Roman"/>
+          <w:color w:val="000000"/>
+          <w:sz w:val="24"/>
+        </w:rPr>
+        <w:t>душ</w:t>
+      </w:r>
+      <w:r>
+        <w:rPr>
+          <w:rFonts w:ascii="Times New Roman" w:hAnsi="Times New Roman"/>
+          <w:color w:val="000000"/>
+          <w:sz w:val="24"/>
+        </w:rPr>
+        <w:t xml:space="preserve"> </w:t>
+      </w:r>
+      <w:r>
+        <w:rPr>
+          <w:rFonts w:ascii="Times New Roman" w:hAnsi="Times New Roman"/>
+          <w:color w:val="000000"/>
+          <w:sz w:val="24"/>
+        </w:rPr>
+        <w:t>наших</w:t>
+      </w:r>
+      <w:r>
+        <w:rPr>
+          <w:rFonts w:ascii="Times New Roman" w:hAnsi="Times New Roman"/>
+          <w:color w:val="000000"/>
+          <w:sz w:val="24"/>
+        </w:rPr>
+        <w:t xml:space="preserve"> </w:t>
+      </w:r>
+      <w:r>
+        <w:rPr>
+          <w:rFonts w:ascii="Times New Roman" w:hAnsi="Times New Roman"/>
+          <w:color w:val="000000"/>
+          <w:sz w:val="24"/>
+        </w:rPr>
+        <w:t>–</w:t>
+      </w:r>
+      <w:r>
+        <w:rPr>
+          <w:rFonts w:ascii="Times New Roman" w:hAnsi="Times New Roman"/>
+          <w:color w:val="000000"/>
+          <w:sz w:val="24"/>
+        </w:rPr>
+        <w:t xml:space="preserve"> </w:t>
+      </w:r>
+      <w:r>
+        <w:rPr>
+          <w:rFonts w:ascii="Times New Roman" w:hAnsi="Times New Roman"/>
+          <w:color w:val="000000"/>
+          <w:sz w:val="24"/>
+        </w:rPr>
+        <w:t>і</w:t>
+      </w:r>
+      <w:r>
+        <w:rPr>
+          <w:rFonts w:ascii="Times New Roman" w:hAnsi="Times New Roman"/>
+          <w:color w:val="000000"/>
+          <w:sz w:val="24"/>
+        </w:rPr>
+        <w:t xml:space="preserve"> </w:t>
+      </w:r>
+      <w:r>
+        <w:rPr>
+          <w:rFonts w:ascii="Times New Roman" w:hAnsi="Times New Roman"/>
+          <w:color w:val="000000"/>
+          <w:sz w:val="24"/>
+        </w:rPr>
+        <w:t>Тобі</w:t>
+      </w:r>
+      <w:r>
+        <w:rPr>
+          <w:rFonts w:ascii="Times New Roman" w:hAnsi="Times New Roman"/>
+          <w:color w:val="000000"/>
+          <w:sz w:val="24"/>
+        </w:rPr>
+        <w:t xml:space="preserve"> </w:t>
+      </w:r>
+      <w:r>
+        <w:rPr>
+          <w:rFonts w:ascii="Times New Roman" w:hAnsi="Times New Roman"/>
+          <w:color w:val="000000"/>
+          <w:sz w:val="24"/>
+        </w:rPr>
+        <w:t>славу</w:t>
+      </w:r>
+      <w:r>
+        <w:rPr>
+          <w:rFonts w:ascii="Times New Roman" w:hAnsi="Times New Roman"/>
+          <w:color w:val="000000"/>
+          <w:sz w:val="24"/>
+        </w:rPr>
+        <w:t xml:space="preserve"> </w:t>
+      </w:r>
+      <w:r>
+        <w:rPr>
+          <w:rFonts w:ascii="Times New Roman" w:hAnsi="Times New Roman"/>
+          <w:color w:val="000000"/>
+          <w:sz w:val="24"/>
+        </w:rPr>
+        <w:t>возсилаємо,</w:t>
+      </w:r>
+      <w:r>
+        <w:rPr>
+          <w:rFonts w:ascii="Times New Roman" w:hAnsi="Times New Roman"/>
+          <w:color w:val="000000"/>
+          <w:sz w:val="24"/>
+        </w:rPr>
+        <w:t xml:space="preserve"> </w:t>
+      </w:r>
+      <w:r>
+        <w:rPr>
+          <w:rFonts w:ascii="Times New Roman" w:hAnsi="Times New Roman"/>
+          <w:color w:val="000000"/>
+          <w:sz w:val="24"/>
+        </w:rPr>
+        <w:t>Отцю,</w:t>
+      </w:r>
+      <w:r>
+        <w:rPr>
+          <w:rFonts w:ascii="Times New Roman" w:hAnsi="Times New Roman"/>
+          <w:color w:val="000000"/>
+          <w:sz w:val="24"/>
+        </w:rPr>
+        <w:t xml:space="preserve"> </w:t>
+      </w:r>
+      <w:r>
+        <w:rPr>
+          <w:rFonts w:ascii="Times New Roman" w:hAnsi="Times New Roman"/>
+          <w:color w:val="000000"/>
+          <w:sz w:val="24"/>
+        </w:rPr>
+        <w:t>і</w:t>
+      </w:r>
+      <w:r>
+        <w:rPr>
+          <w:rFonts w:ascii="Times New Roman" w:hAnsi="Times New Roman"/>
+          <w:color w:val="000000"/>
+          <w:sz w:val="24"/>
+        </w:rPr>
+        <w:t xml:space="preserve"> </w:t>
+      </w:r>
+      <w:r>
+        <w:rPr>
+          <w:rFonts w:ascii="Times New Roman" w:hAnsi="Times New Roman"/>
+          <w:color w:val="000000"/>
+          <w:sz w:val="24"/>
+        </w:rPr>
+        <w:t>Сину,</w:t>
+      </w:r>
+      <w:r>
+        <w:rPr>
+          <w:rFonts w:ascii="Times New Roman" w:hAnsi="Times New Roman"/>
+          <w:color w:val="000000"/>
+          <w:sz w:val="24"/>
+        </w:rPr>
+        <w:t xml:space="preserve"> </w:t>
+      </w:r>
+      <w:r>
+        <w:rPr>
+          <w:rFonts w:ascii="Times New Roman" w:hAnsi="Times New Roman"/>
+          <w:color w:val="000000"/>
+          <w:sz w:val="24"/>
+        </w:rPr>
+        <w:t>і</w:t>
+      </w:r>
+      <w:r>
+        <w:rPr>
+          <w:rFonts w:ascii="Times New Roman" w:hAnsi="Times New Roman"/>
+          <w:color w:val="000000"/>
+          <w:sz w:val="24"/>
+        </w:rPr>
+        <w:t xml:space="preserve"> </w:t>
+      </w:r>
+      <w:r>
+        <w:rPr>
+          <w:rFonts w:ascii="Times New Roman" w:hAnsi="Times New Roman"/>
+          <w:color w:val="000000"/>
+          <w:sz w:val="24"/>
+        </w:rPr>
+        <w:t>Святому</w:t>
+      </w:r>
+      <w:r>
+        <w:rPr>
+          <w:rFonts w:ascii="Times New Roman" w:hAnsi="Times New Roman"/>
+          <w:color w:val="000000"/>
+          <w:sz w:val="24"/>
+        </w:rPr>
+        <w:t xml:space="preserve"> </w:t>
+      </w:r>
+      <w:r>
+        <w:rPr>
+          <w:rFonts w:ascii="Times New Roman" w:hAnsi="Times New Roman"/>
+          <w:color w:val="000000"/>
+          <w:sz w:val="24"/>
+        </w:rPr>
+        <w:t>Духові</w:t>
+      </w:r>
+      <w:r>
+        <w:rPr>
+          <w:rFonts w:ascii="Times New Roman" w:hAnsi="Times New Roman"/>
+          <w:sz w:val="24"/>
+        </w:rPr>
+        <w:t>,</w:t>
+      </w:r>
+      <w:r>
+        <w:rPr>
+          <w:rFonts w:ascii="Times New Roman" w:hAnsi="Times New Roman"/>
+          <w:sz w:val="24"/>
+        </w:rPr>
+        <w:t xml:space="preserve"> </w:t>
+      </w:r>
+      <w:r>
+        <w:rPr>
+          <w:rFonts w:ascii="Times New Roman" w:hAnsi="Times New Roman"/>
+          <w:sz w:val="24"/>
+        </w:rPr>
+        <w:t>нині,</w:t>
+      </w:r>
+      <w:r>
+        <w:rPr>
+          <w:rFonts w:ascii="Times New Roman" w:hAnsi="Times New Roman"/>
+          <w:sz w:val="24"/>
+        </w:rPr>
+        <w:t xml:space="preserve"> </w:t>
+      </w:r>
+      <w:r>
+        <w:rPr>
+          <w:rFonts w:ascii="Times New Roman" w:hAnsi="Times New Roman"/>
+          <w:sz w:val="24"/>
+        </w:rPr>
+        <w:t>і</w:t>
+      </w:r>
+      <w:r>
+        <w:rPr>
+          <w:rFonts w:ascii="Times New Roman" w:hAnsi="Times New Roman"/>
+          <w:sz w:val="24"/>
+        </w:rPr>
+        <w:t xml:space="preserve"> </w:t>
+      </w:r>
+      <w:r>
+        <w:rPr>
+          <w:rFonts w:ascii="Times New Roman" w:hAnsi="Times New Roman"/>
+          <w:sz w:val="24"/>
+        </w:rPr>
+        <w:t>повсякчас,</w:t>
+      </w:r>
+      <w:r>
+        <w:rPr>
+          <w:rFonts w:ascii="Times New Roman" w:hAnsi="Times New Roman"/>
+          <w:sz w:val="24"/>
+        </w:rPr>
+        <w:t xml:space="preserve"> </w:t>
+      </w:r>
+      <w:r>
+        <w:rPr>
+          <w:rFonts w:ascii="Times New Roman" w:hAnsi="Times New Roman"/>
+          <w:sz w:val="24"/>
+        </w:rPr>
+        <w:t>і</w:t>
+      </w:r>
+      <w:r>
+        <w:rPr>
+          <w:rFonts w:ascii="Times New Roman" w:hAnsi="Times New Roman"/>
+          <w:sz w:val="24"/>
+        </w:rPr>
+        <w:t xml:space="preserve"> </w:t>
+      </w:r>
+      <w:r>
+        <w:rPr>
+          <w:rFonts w:ascii="Times New Roman" w:hAnsi="Times New Roman"/>
+          <w:sz w:val="24"/>
+        </w:rPr>
+        <w:t>на</w:t>
+      </w:r>
+      <w:r>
+        <w:rPr>
+          <w:rFonts w:ascii="Times New Roman" w:hAnsi="Times New Roman"/>
+          <w:sz w:val="24"/>
+        </w:rPr>
+        <w:t xml:space="preserve"> </w:t>
+      </w:r>
+      <w:r>
+        <w:rPr>
+          <w:rFonts w:ascii="Times New Roman" w:hAnsi="Times New Roman"/>
+          <w:sz w:val="24"/>
+        </w:rPr>
+        <w:t>віки</w:t>
+      </w:r>
+      <w:r>
+        <w:rPr>
+          <w:rFonts w:ascii="Times New Roman" w:hAnsi="Times New Roman"/>
+          <w:sz w:val="24"/>
+        </w:rPr>
+        <w:t xml:space="preserve"> </w:t>
+      </w:r>
+      <w:r>
+        <w:rPr>
+          <w:rFonts w:ascii="Times New Roman" w:hAnsi="Times New Roman"/>
+          <w:sz w:val="24"/>
+        </w:rPr>
+        <w:t>віків.</w:t>
       </w:r>
     </w:p>
     <w:p>

--- a/flow/20230914_vu_template/drafts/2024-12-u/04-СР-Варвари-Дамаскина.docx
+++ b/flow/20230914_vu_template/drafts/2024-12-u/04-СР-Варвари-Дамаскина.docx
@@ -102,7 +102,6 @@
           <w:i/>
           <w:color w:val="FF0000"/>
           <w:sz w:val="24"/>
-          <w:lang w:val="ru-MD"/>
         </w:rPr>
         <w:t>Священник:</w:t>
       </w:r>
@@ -110,7 +109,6 @@
         <w:rPr>
           <w:rFonts w:ascii="Times New Roman" w:hAnsi="Times New Roman"/>
           <w:sz w:val="24"/>
-          <w:lang w:val="ru-MD"/>
         </w:rPr>
         <w:t xml:space="preserve"> Благословенний Бог наш завжди, нині і повсякчас, і на віки віків.</w:t>
       </w:r>
@@ -354,7 +352,6 @@
           <w:i/>
           <w:color w:val="FF0000"/>
           <w:sz w:val="24"/>
-          <w:lang w:val="ru-MD"/>
         </w:rPr>
         <w:t>Священник:</w:t>
       </w:r>
@@ -362,7 +359,6 @@
         <w:rPr>
           <w:rFonts w:ascii="Times New Roman" w:hAnsi="Times New Roman"/>
           <w:sz w:val="24"/>
-          <w:lang w:val="ru-MD"/>
         </w:rPr>
         <w:t xml:space="preserve"> Бо Твоє є царство, і сила, і слава, Отця, і Сина, і Святого Духа, нині, і повсякчас, і на віки віків.</w:t>
       </w:r>
@@ -2518,7 +2514,6 @@
           <w:i/>
           <w:color w:val="FF0000"/>
           <w:sz w:val="24"/>
-          <w:lang w:val="ru-MD"/>
         </w:rPr>
         <w:t>Священник:</w:t>
       </w:r>
@@ -2526,7 +2521,6 @@
         <w:rPr>
           <w:rFonts w:ascii="Times New Roman" w:hAnsi="Times New Roman"/>
           <w:sz w:val="24"/>
-          <w:lang w:val="ru-MD"/>
         </w:rPr>
         <w:t xml:space="preserve"> Бо Тобі належить усяка слава, честь і поклоніння, Отцю, і Сину, і Святому Духові, нині, і повсякчас, і на віки віків.</w:t>
       </w:r>
@@ -3864,7 +3858,6 @@
           <w:i/>
           <w:color w:val="FF0000"/>
           <w:sz w:val="24"/>
-          <w:lang w:val="ru-MD"/>
         </w:rPr>
         <w:t>Священник:</w:t>
       </w:r>
@@ -3872,7 +3865,6 @@
         <w:rPr>
           <w:rFonts w:ascii="Times New Roman" w:hAnsi="Times New Roman"/>
           <w:sz w:val="24"/>
-          <w:lang w:val="ru-MD"/>
         </w:rPr>
         <w:t xml:space="preserve"> Мир всім.</w:t>
       </w:r>
@@ -4813,7 +4805,6 @@
           <w:i/>
           <w:color w:val="FF0000"/>
           <w:sz w:val="24"/>
-          <w:lang w:val="ru-MD"/>
         </w:rPr>
         <w:t>Священник:</w:t>
       </w:r>
@@ -4821,7 +4812,6 @@
         <w:rPr>
           <w:rFonts w:ascii="Times New Roman" w:hAnsi="Times New Roman"/>
           <w:sz w:val="24"/>
-          <w:lang w:val="ru-MD"/>
         </w:rPr>
         <w:t xml:space="preserve"> Бо Ти – Бог милости, ласк і людинолюбности, і Тобі славу возсилаємо, Отцю, і Сину, і Святому Духові, нині, і повсякчас, і на віки віків.</w:t>
       </w:r>
@@ -4885,7 +4875,6 @@
           <w:i/>
           <w:color w:val="FF0000"/>
           <w:sz w:val="24"/>
-          <w:lang w:val="ru-MD"/>
         </w:rPr>
         <w:t>Священник:</w:t>
       </w:r>
@@ -4893,7 +4882,6 @@
         <w:rPr>
           <w:rFonts w:ascii="Times New Roman" w:hAnsi="Times New Roman"/>
           <w:sz w:val="24"/>
-          <w:lang w:val="ru-MD"/>
         </w:rPr>
         <w:t xml:space="preserve"> Мир всім.</w:t>
       </w:r>
@@ -5052,7 +5040,6 @@
           <w:i/>
           <w:color w:val="FF0000"/>
           <w:sz w:val="24"/>
-          <w:lang w:val="ru-MD"/>
         </w:rPr>
         <w:t>Священник:</w:t>
       </w:r>
@@ -5060,7 +5047,6 @@
         <w:rPr>
           <w:rFonts w:ascii="Times New Roman" w:hAnsi="Times New Roman"/>
           <w:sz w:val="24"/>
-          <w:lang w:val="ru-MD"/>
         </w:rPr>
         <w:t xml:space="preserve"> Нехай буде влада царства Твого благословенна і дуже прославлена: Отця, і Сина, і Святого Духа, нині і повсякчас, і на віки віків.</w:t>
       </w:r>
@@ -5578,7 +5564,6 @@
           <w:i/>
           <w:color w:val="FF0000"/>
           <w:sz w:val="24"/>
-          <w:lang w:val="ru-MD"/>
         </w:rPr>
         <w:t>Священник:</w:t>
       </w:r>
@@ -5586,7 +5571,6 @@
         <w:rPr>
           <w:rFonts w:ascii="Times New Roman" w:hAnsi="Times New Roman"/>
           <w:sz w:val="24"/>
-          <w:lang w:val="ru-MD"/>
         </w:rPr>
         <w:t xml:space="preserve"> Бо Твоє є царство, і сила, і слава, Отця, і Сина, і Святого Духа, нині, і повсякчас, і на віки віків.</w:t>
       </w:r>
@@ -6128,7 +6112,6 @@
           <w:i/>
           <w:color w:val="FF0000"/>
           <w:sz w:val="24"/>
-          <w:lang w:val="uk-UA"/>
         </w:rPr>
         <w:t>Священник:</w:t>
       </w:r>
@@ -6136,7 +6119,6 @@
         <w:rPr>
           <w:rFonts w:ascii="Times New Roman" w:hAnsi="Times New Roman"/>
           <w:sz w:val="24"/>
-          <w:lang w:val="uk-UA"/>
         </w:rPr>
         <w:t xml:space="preserve"> Бо милостивий і людинолюбний Бог єси, і Тобі славу возсилаємо, Отцю, і Сину, і Святому Духові, нині, і повсякчас, і на віки віків.</w:t>
       </w:r>
@@ -6274,7 +6256,6 @@
           <w:i/>
           <w:color w:val="FF0000"/>
           <w:sz w:val="24"/>
-          <w:lang w:val="ru-MD"/>
         </w:rPr>
         <w:t>Священник:</w:t>
       </w:r>
@@ -6282,7 +6263,6 @@
         <w:rPr>
           <w:rFonts w:ascii="Times New Roman" w:hAnsi="Times New Roman"/>
           <w:sz w:val="24"/>
-          <w:lang w:val="ru-MD"/>
         </w:rPr>
         <w:t xml:space="preserve"> Сла́ва Тобі́, Хри́сте Бо́же, упова́ння на́ше, сла́ва Тобі́!</w:t>
       </w:r>
@@ -6351,9 +6331,6 @@
     <w:p>
       <w:pPr>
         <w:spacing w:after="120"/>
-        <w:rPr>
-          <w:lang w:val="ru-MD"/>
-        </w:rPr>
       </w:pPr>
       <w:r>
         <w:rPr>
@@ -6361,7 +6338,6 @@
           <w:i/>
           <w:color w:val="FF0000"/>
           <w:sz w:val="24"/>
-          <w:lang w:val="ru-MD"/>
         </w:rPr>
         <w:t>Священник:</w:t>
       </w:r>
@@ -6369,7 +6345,6 @@
         <w:rPr>
           <w:rFonts w:ascii="Times New Roman" w:hAnsi="Times New Roman"/>
           <w:sz w:val="24"/>
-          <w:lang w:val="ru-MD"/>
         </w:rPr>
         <w:t xml:space="preserve"> Христос, істинний Бог наш - молитвами пречистої Своєї Матері, силою чесного і животворчого хреста, заступництвом святих славних і всехвальних апостолів, і святого, </w:t>
       </w:r>
@@ -6379,7 +6354,6 @@
           <w:i/>
           <w:color w:val="FF0000"/>
           <w:sz w:val="24"/>
-          <w:lang w:val="ru-MD"/>
         </w:rPr>
         <w:t>якого є храм</w:t>
       </w:r>
@@ -6387,17 +6361,8 @@
         <w:rPr>
           <w:rFonts w:ascii="Times New Roman" w:hAnsi="Times New Roman"/>
           <w:sz w:val="24"/>
-          <w:lang w:val="ru-MD"/>
-        </w:rPr>
-        <w:t>, і свят</w:t>
-      </w:r>
-      <w:r>
-        <w:rPr>
-          <w:rFonts w:ascii="Times New Roman" w:hAnsi="Times New Roman"/>
-          <w:sz w:val="24"/>
-          <w:lang w:val="ru-MD"/>
-        </w:rPr>
-        <w:t>ої великомучениці Варвари, преподобного отця нашого Івана Дамаскина, і всіх святих - помилує і спасе нас як благий і людинолюбний.</w:t>
+        </w:rPr>
+        <w:t>, і святої великомучениці Варвари, преподобного отця нашого Івана Дамаскина, і всіх святих - помилує і спасе нас як благий і людинолюбний.</w:t>
       </w:r>
     </w:p>
     <w:p>
@@ -6558,7 +6523,6 @@
           <w:i/>
           <w:color w:val="FF0000"/>
           <w:sz w:val="24"/>
-          <w:lang w:val="ru-MD"/>
         </w:rPr>
         <w:t>Священник:</w:t>
       </w:r>
@@ -6566,7 +6530,6 @@
         <w:rPr>
           <w:rFonts w:ascii="Times New Roman" w:hAnsi="Times New Roman"/>
           <w:sz w:val="24"/>
-          <w:lang w:val="ru-MD"/>
         </w:rPr>
         <w:t xml:space="preserve"> Слава святій, одноістотній, животворчій і нероздільній Тройці, завжди, нині і повсякчас, і на віки віків.</w:t>
       </w:r>
@@ -10608,7 +10571,6 @@
           <w:i/>
           <w:color w:val="FF0000"/>
           <w:sz w:val="24"/>
-          <w:lang w:val="ru-MD"/>
         </w:rPr>
         <w:t>Священник:</w:t>
       </w:r>
@@ -10616,7 +10578,6 @@
         <w:rPr>
           <w:rFonts w:ascii="Times New Roman" w:hAnsi="Times New Roman"/>
           <w:sz w:val="24"/>
-          <w:lang w:val="ru-MD"/>
         </w:rPr>
         <w:t xml:space="preserve"> Бо Тобі належить усяка слава, честь і поклоніння, Отцю, і Сину, і Святому Духові, нині, і повсякчас, і на віки віків.</w:t>
       </w:r>
@@ -11295,7 +11256,6 @@
           <w:i/>
           <w:color w:val="FF0000"/>
           <w:sz w:val="24"/>
-          <w:lang w:val="ru-MD"/>
         </w:rPr>
         <w:t>Священник:</w:t>
       </w:r>
@@ -11303,7 +11263,6 @@
         <w:rPr>
           <w:rFonts w:ascii="Times New Roman" w:hAnsi="Times New Roman"/>
           <w:sz w:val="24"/>
-          <w:lang w:val="ru-MD"/>
         </w:rPr>
         <w:t xml:space="preserve"> Бо Твоя є влада і Твоє є царство, і сила, і слава, Отця, і Сина, і Святого Духа, нині, і повсякчас, і на віки віків.</w:t>
       </w:r>
@@ -11681,7 +11640,6 @@
           <w:i/>
           <w:color w:val="FF0000"/>
           <w:sz w:val="24"/>
-          <w:lang w:val="ru-MD"/>
         </w:rPr>
         <w:t>Священник:</w:t>
       </w:r>
@@ -11689,7 +11647,6 @@
         <w:rPr>
           <w:rFonts w:ascii="Times New Roman" w:hAnsi="Times New Roman"/>
           <w:sz w:val="24"/>
-          <w:lang w:val="ru-MD"/>
         </w:rPr>
         <w:t xml:space="preserve"> Бо Ти благий і людинолюбний Бог – і Тобі славу возсилаємо, Отцю, і Сину, і Святому Духові, нині, і повсякчас, і на віки віків.</w:t>
       </w:r>
@@ -13617,332 +13574,9 @@
       <w:r>
         <w:rPr>
           <w:rFonts w:ascii="Times New Roman" w:hAnsi="Times New Roman"/>
-          <w:i/>
-          <w:color w:val="FF0000"/>
-          <w:sz w:val="24"/>
-        </w:rPr>
-        <w:t xml:space="preserve"> </w:t>
-      </w:r>
-      <w:r>
-        <w:rPr>
-          <w:rFonts w:ascii="Times New Roman" w:hAnsi="Times New Roman"/>
-          <w:color w:val="000000"/>
-          <w:sz w:val="24"/>
-        </w:rPr>
-        <w:t>Бо</w:t>
-      </w:r>
-      <w:r>
-        <w:rPr>
-          <w:rFonts w:ascii="Times New Roman" w:hAnsi="Times New Roman"/>
-          <w:color w:val="000000"/>
-          <w:sz w:val="24"/>
-        </w:rPr>
-        <w:t xml:space="preserve"> </w:t>
-      </w:r>
-      <w:r>
-        <w:rPr>
-          <w:rFonts w:ascii="Times New Roman" w:hAnsi="Times New Roman"/>
-          <w:color w:val="000000"/>
-          <w:sz w:val="24"/>
-        </w:rPr>
-        <w:t>Ти</w:t>
-      </w:r>
-      <w:r>
-        <w:rPr>
-          <w:rFonts w:ascii="Times New Roman" w:hAnsi="Times New Roman"/>
-          <w:color w:val="000000"/>
-          <w:sz w:val="24"/>
-        </w:rPr>
-        <w:t xml:space="preserve"> </w:t>
-      </w:r>
-      <w:r>
-        <w:rPr>
-          <w:rFonts w:ascii="Times New Roman" w:hAnsi="Times New Roman"/>
-          <w:color w:val="000000"/>
-          <w:sz w:val="24"/>
-        </w:rPr>
-        <w:t>Бог</w:t>
-      </w:r>
-      <w:r>
-        <w:rPr>
-          <w:rFonts w:ascii="Times New Roman" w:hAnsi="Times New Roman"/>
-          <w:color w:val="000000"/>
-          <w:sz w:val="24"/>
-        </w:rPr>
-        <w:t xml:space="preserve"> </w:t>
-      </w:r>
-      <w:r>
-        <w:rPr>
-          <w:rFonts w:ascii="Times New Roman" w:hAnsi="Times New Roman"/>
-          <w:color w:val="000000"/>
-          <w:sz w:val="24"/>
-        </w:rPr>
-        <w:t>наш</w:t>
-      </w:r>
-      <w:r>
-        <w:rPr>
-          <w:rFonts w:ascii="Times New Roman" w:hAnsi="Times New Roman"/>
-          <w:color w:val="000000"/>
-          <w:sz w:val="24"/>
-        </w:rPr>
-        <w:t xml:space="preserve"> </w:t>
-      </w:r>
-      <w:r>
-        <w:rPr>
-          <w:rFonts w:ascii="Times New Roman" w:hAnsi="Times New Roman"/>
-          <w:color w:val="000000"/>
-          <w:sz w:val="24"/>
-        </w:rPr>
-        <w:t>і</w:t>
-      </w:r>
-      <w:r>
-        <w:rPr>
-          <w:rFonts w:ascii="Times New Roman" w:hAnsi="Times New Roman"/>
-          <w:color w:val="000000"/>
-          <w:sz w:val="24"/>
-        </w:rPr>
-        <w:t xml:space="preserve"> </w:t>
-      </w:r>
-      <w:r>
-        <w:rPr>
-          <w:rFonts w:ascii="Times New Roman" w:hAnsi="Times New Roman"/>
-          <w:color w:val="000000"/>
-          <w:sz w:val="24"/>
-        </w:rPr>
-        <w:t>Тобі</w:t>
-      </w:r>
-      <w:r>
-        <w:rPr>
-          <w:rFonts w:ascii="Times New Roman" w:hAnsi="Times New Roman"/>
-          <w:color w:val="000000"/>
-          <w:sz w:val="24"/>
-        </w:rPr>
-        <w:t xml:space="preserve"> </w:t>
-      </w:r>
-      <w:r>
-        <w:rPr>
-          <w:rFonts w:ascii="Times New Roman" w:hAnsi="Times New Roman"/>
-          <w:color w:val="000000"/>
-          <w:sz w:val="24"/>
-        </w:rPr>
-        <w:t>славу</w:t>
-      </w:r>
-      <w:r>
-        <w:rPr>
-          <w:rFonts w:ascii="Times New Roman" w:hAnsi="Times New Roman"/>
-          <w:color w:val="000000"/>
-          <w:sz w:val="24"/>
-        </w:rPr>
-        <w:t xml:space="preserve"> </w:t>
-      </w:r>
-      <w:r>
-        <w:rPr>
-          <w:rFonts w:ascii="Times New Roman" w:hAnsi="Times New Roman"/>
-          <w:color w:val="000000"/>
-          <w:sz w:val="24"/>
-        </w:rPr>
-        <w:t>возсилаємо:</w:t>
-      </w:r>
-      <w:r>
-        <w:rPr>
-          <w:rFonts w:ascii="Times New Roman" w:hAnsi="Times New Roman"/>
-          <w:color w:val="000000"/>
-          <w:sz w:val="24"/>
-        </w:rPr>
-        <w:t xml:space="preserve"> </w:t>
-      </w:r>
-      <w:r>
-        <w:rPr>
-          <w:rFonts w:ascii="Times New Roman" w:hAnsi="Times New Roman"/>
-          <w:color w:val="000000"/>
-          <w:sz w:val="24"/>
-        </w:rPr>
-        <w:t>Отцю,</w:t>
-      </w:r>
-      <w:r>
-        <w:rPr>
-          <w:rFonts w:ascii="Times New Roman" w:hAnsi="Times New Roman"/>
-          <w:color w:val="000000"/>
-          <w:sz w:val="24"/>
-        </w:rPr>
-        <w:t xml:space="preserve"> </w:t>
-      </w:r>
-      <w:r>
-        <w:rPr>
-          <w:rFonts w:ascii="Times New Roman" w:hAnsi="Times New Roman"/>
-          <w:color w:val="000000"/>
-          <w:sz w:val="24"/>
-        </w:rPr>
-        <w:t>і</w:t>
-      </w:r>
-      <w:r>
-        <w:rPr>
-          <w:rFonts w:ascii="Times New Roman" w:hAnsi="Times New Roman"/>
-          <w:color w:val="000000"/>
-          <w:sz w:val="24"/>
-        </w:rPr>
-        <w:t xml:space="preserve"> </w:t>
-      </w:r>
-      <w:r>
-        <w:rPr>
-          <w:rFonts w:ascii="Times New Roman" w:hAnsi="Times New Roman"/>
-          <w:color w:val="000000"/>
-          <w:sz w:val="24"/>
-        </w:rPr>
-        <w:t>Сину,</w:t>
-      </w:r>
-      <w:r>
-        <w:rPr>
-          <w:rFonts w:ascii="Times New Roman" w:hAnsi="Times New Roman"/>
-          <w:color w:val="000000"/>
-          <w:sz w:val="24"/>
-        </w:rPr>
-        <w:t xml:space="preserve"> </w:t>
-      </w:r>
-      <w:r>
-        <w:rPr>
-          <w:rFonts w:ascii="Times New Roman" w:hAnsi="Times New Roman"/>
-          <w:color w:val="000000"/>
-          <w:sz w:val="24"/>
-        </w:rPr>
-        <w:t>і</w:t>
-      </w:r>
-      <w:r>
-        <w:rPr>
-          <w:rFonts w:ascii="Times New Roman" w:hAnsi="Times New Roman"/>
-          <w:color w:val="000000"/>
-          <w:sz w:val="24"/>
-        </w:rPr>
-        <w:t xml:space="preserve"> </w:t>
-      </w:r>
-      <w:r>
-        <w:rPr>
-          <w:rFonts w:ascii="Times New Roman" w:hAnsi="Times New Roman"/>
-          <w:color w:val="000000"/>
-          <w:sz w:val="24"/>
-        </w:rPr>
-        <w:t>Святому</w:t>
-      </w:r>
-      <w:r>
-        <w:rPr>
-          <w:rFonts w:ascii="Times New Roman" w:hAnsi="Times New Roman"/>
-          <w:color w:val="000000"/>
-          <w:sz w:val="24"/>
-        </w:rPr>
-        <w:t xml:space="preserve"> </w:t>
-      </w:r>
-      <w:r>
-        <w:rPr>
-          <w:rFonts w:ascii="Times New Roman" w:hAnsi="Times New Roman"/>
-          <w:color w:val="000000"/>
-          <w:sz w:val="24"/>
-        </w:rPr>
-        <w:t>Духові</w:t>
-      </w:r>
-      <w:r>
-        <w:rPr>
-          <w:rFonts w:ascii="Times New Roman" w:hAnsi="Times New Roman"/>
-          <w:sz w:val="24"/>
-        </w:rPr>
-        <w:t>,</w:t>
-      </w:r>
-      <w:r>
-        <w:rPr>
-          <w:rFonts w:ascii="Times New Roman" w:hAnsi="Times New Roman"/>
-          <w:sz w:val="24"/>
-        </w:rPr>
-        <w:t xml:space="preserve"> </w:t>
-      </w:r>
-      <w:r>
-        <w:rPr>
-          <w:rFonts w:ascii="Times New Roman" w:hAnsi="Times New Roman"/>
-          <w:sz w:val="24"/>
-        </w:rPr>
-        <w:t>нині,</w:t>
-      </w:r>
-      <w:r>
-        <w:rPr>
-          <w:rFonts w:ascii="Times New Roman" w:hAnsi="Times New Roman"/>
-          <w:sz w:val="24"/>
-        </w:rPr>
-        <w:t xml:space="preserve"> </w:t>
-      </w:r>
-      <w:r>
-        <w:rPr>
-          <w:rFonts w:ascii="Times New Roman" w:hAnsi="Times New Roman"/>
-          <w:sz w:val="24"/>
-        </w:rPr>
-        <w:t>і</w:t>
-      </w:r>
-      <w:r>
-        <w:rPr>
-          <w:rFonts w:ascii="Times New Roman" w:hAnsi="Times New Roman"/>
-          <w:sz w:val="24"/>
-        </w:rPr>
-        <w:t xml:space="preserve"> </w:t>
-      </w:r>
-      <w:r>
-        <w:rPr>
-          <w:rFonts w:ascii="Times New Roman" w:hAnsi="Times New Roman"/>
-          <w:sz w:val="24"/>
-        </w:rPr>
-        <w:t>повсякчас,</w:t>
-      </w:r>
-      <w:r>
-        <w:rPr>
-          <w:rFonts w:ascii="Times New Roman" w:hAnsi="Times New Roman"/>
-          <w:sz w:val="24"/>
-        </w:rPr>
-        <w:t xml:space="preserve"> </w:t>
-      </w:r>
-      <w:r>
-        <w:rPr>
-          <w:rFonts w:ascii="Times New Roman" w:hAnsi="Times New Roman"/>
-          <w:sz w:val="24"/>
-        </w:rPr>
-        <w:t>і</w:t>
-      </w:r>
-      <w:r>
-        <w:rPr>
-          <w:rFonts w:ascii="Times New Roman" w:hAnsi="Times New Roman"/>
-          <w:sz w:val="24"/>
-        </w:rPr>
-        <w:t xml:space="preserve"> </w:t>
-      </w:r>
-      <w:r>
-        <w:rPr>
-          <w:rFonts w:ascii="Times New Roman" w:hAnsi="Times New Roman"/>
-          <w:sz w:val="24"/>
-        </w:rPr>
-        <w:t>на</w:t>
-      </w:r>
-      <w:r>
-        <w:rPr>
-          <w:rFonts w:ascii="Times New Roman" w:hAnsi="Times New Roman"/>
-          <w:sz w:val="24"/>
-        </w:rPr>
-        <w:t xml:space="preserve"> </w:t>
-      </w:r>
-      <w:r>
-        <w:rPr>
-          <w:rFonts w:ascii="Times New Roman" w:hAnsi="Times New Roman"/>
-          <w:sz w:val="24"/>
-        </w:rPr>
-        <w:t>віки</w:t>
-      </w:r>
-      <w:r>
-        <w:rPr>
-          <w:rFonts w:ascii="Times New Roman" w:hAnsi="Times New Roman"/>
-          <w:sz w:val="24"/>
-        </w:rPr>
-        <w:t xml:space="preserve"> </w:t>
-      </w:r>
-      <w:r>
-        <w:rPr>
-          <w:rFonts w:ascii="Times New Roman" w:hAnsi="Times New Roman"/>
-          <w:sz w:val="24"/>
-        </w:rPr>
-        <w:t>віків.</w:t>
+          <w:sz w:val="24"/>
+        </w:rPr>
+        <w:t xml:space="preserve"> Бо Ти Бог наш і Тобі славу возсилаємо: Отцю, і Сину, і Святому Духові, нині, і повсякчас, і на віки віків.</w:t>
       </w:r>
     </w:p>
     <w:p>
@@ -15525,412 +15159,9 @@
       <w:r>
         <w:rPr>
           <w:rFonts w:ascii="Times New Roman" w:hAnsi="Times New Roman"/>
-          <w:i/>
-          <w:color w:val="FF0000"/>
-          <w:sz w:val="24"/>
-        </w:rPr>
-        <w:t xml:space="preserve"> </w:t>
-      </w:r>
-      <w:r>
-        <w:rPr>
-          <w:rFonts w:ascii="Times New Roman" w:hAnsi="Times New Roman"/>
-          <w:color w:val="000000"/>
-          <w:sz w:val="24"/>
-        </w:rPr>
-        <w:t>Бо</w:t>
-      </w:r>
-      <w:r>
-        <w:rPr>
-          <w:rFonts w:ascii="Times New Roman" w:hAnsi="Times New Roman"/>
-          <w:color w:val="000000"/>
-          <w:sz w:val="24"/>
-        </w:rPr>
-        <w:t xml:space="preserve"> </w:t>
-      </w:r>
-      <w:r>
-        <w:rPr>
-          <w:rFonts w:ascii="Times New Roman" w:hAnsi="Times New Roman"/>
-          <w:color w:val="000000"/>
-          <w:sz w:val="24"/>
-        </w:rPr>
-        <w:t>Ти</w:t>
-      </w:r>
-      <w:r>
-        <w:rPr>
-          <w:rFonts w:ascii="Times New Roman" w:hAnsi="Times New Roman"/>
-          <w:color w:val="000000"/>
-          <w:sz w:val="24"/>
-        </w:rPr>
-        <w:t xml:space="preserve"> </w:t>
-      </w:r>
-      <w:r>
-        <w:rPr>
-          <w:rFonts w:ascii="Times New Roman" w:hAnsi="Times New Roman"/>
-          <w:color w:val="000000"/>
-          <w:sz w:val="24"/>
-        </w:rPr>
-        <w:t>цар</w:t>
-      </w:r>
-      <w:r>
-        <w:rPr>
-          <w:rFonts w:ascii="Times New Roman" w:hAnsi="Times New Roman"/>
-          <w:color w:val="000000"/>
-          <w:sz w:val="24"/>
-        </w:rPr>
-        <w:t xml:space="preserve"> </w:t>
-      </w:r>
-      <w:r>
-        <w:rPr>
-          <w:rFonts w:ascii="Times New Roman" w:hAnsi="Times New Roman"/>
-          <w:color w:val="000000"/>
-          <w:sz w:val="24"/>
-        </w:rPr>
-        <w:t>миру</w:t>
-      </w:r>
-      <w:r>
-        <w:rPr>
-          <w:rFonts w:ascii="Times New Roman" w:hAnsi="Times New Roman"/>
-          <w:color w:val="000000"/>
-          <w:sz w:val="24"/>
-        </w:rPr>
-        <w:t xml:space="preserve"> </w:t>
-      </w:r>
-      <w:r>
-        <w:rPr>
-          <w:rFonts w:ascii="Times New Roman" w:hAnsi="Times New Roman"/>
-          <w:color w:val="000000"/>
-          <w:sz w:val="24"/>
-        </w:rPr>
-        <w:t>і</w:t>
-      </w:r>
-      <w:r>
-        <w:rPr>
-          <w:rFonts w:ascii="Times New Roman" w:hAnsi="Times New Roman"/>
-          <w:color w:val="000000"/>
-          <w:sz w:val="24"/>
-        </w:rPr>
-        <w:t xml:space="preserve"> </w:t>
-      </w:r>
-      <w:r>
-        <w:rPr>
-          <w:rFonts w:ascii="Times New Roman" w:hAnsi="Times New Roman"/>
-          <w:color w:val="000000"/>
-          <w:sz w:val="24"/>
-        </w:rPr>
-        <w:t>Спас</w:t>
-      </w:r>
-      <w:r>
-        <w:rPr>
-          <w:rFonts w:ascii="Times New Roman" w:hAnsi="Times New Roman"/>
-          <w:color w:val="000000"/>
-          <w:sz w:val="24"/>
-        </w:rPr>
-        <w:t xml:space="preserve"> </w:t>
-      </w:r>
-      <w:r>
-        <w:rPr>
-          <w:rFonts w:ascii="Times New Roman" w:hAnsi="Times New Roman"/>
-          <w:color w:val="000000"/>
-          <w:sz w:val="24"/>
-        </w:rPr>
-        <w:t>душ</w:t>
-      </w:r>
-      <w:r>
-        <w:rPr>
-          <w:rFonts w:ascii="Times New Roman" w:hAnsi="Times New Roman"/>
-          <w:color w:val="000000"/>
-          <w:sz w:val="24"/>
-        </w:rPr>
-        <w:t xml:space="preserve"> </w:t>
-      </w:r>
-      <w:r>
-        <w:rPr>
-          <w:rFonts w:ascii="Times New Roman" w:hAnsi="Times New Roman"/>
-          <w:color w:val="000000"/>
-          <w:sz w:val="24"/>
-        </w:rPr>
-        <w:t>наших</w:t>
-      </w:r>
-      <w:r>
-        <w:rPr>
-          <w:rFonts w:ascii="Times New Roman" w:hAnsi="Times New Roman"/>
-          <w:color w:val="000000"/>
-          <w:sz w:val="24"/>
-        </w:rPr>
-        <w:t xml:space="preserve"> </w:t>
-      </w:r>
-      <w:r>
-        <w:rPr>
-          <w:rFonts w:ascii="Times New Roman" w:hAnsi="Times New Roman"/>
-          <w:color w:val="000000"/>
-          <w:sz w:val="24"/>
-        </w:rPr>
-        <w:t>–</w:t>
-      </w:r>
-      <w:r>
-        <w:rPr>
-          <w:rFonts w:ascii="Times New Roman" w:hAnsi="Times New Roman"/>
-          <w:color w:val="000000"/>
-          <w:sz w:val="24"/>
-        </w:rPr>
-        <w:t xml:space="preserve"> </w:t>
-      </w:r>
-      <w:r>
-        <w:rPr>
-          <w:rFonts w:ascii="Times New Roman" w:hAnsi="Times New Roman"/>
-          <w:color w:val="000000"/>
-          <w:sz w:val="24"/>
-        </w:rPr>
-        <w:t>і</w:t>
-      </w:r>
-      <w:r>
-        <w:rPr>
-          <w:rFonts w:ascii="Times New Roman" w:hAnsi="Times New Roman"/>
-          <w:color w:val="000000"/>
-          <w:sz w:val="24"/>
-        </w:rPr>
-        <w:t xml:space="preserve"> </w:t>
-      </w:r>
-      <w:r>
-        <w:rPr>
-          <w:rFonts w:ascii="Times New Roman" w:hAnsi="Times New Roman"/>
-          <w:color w:val="000000"/>
-          <w:sz w:val="24"/>
-        </w:rPr>
-        <w:t>Тобі</w:t>
-      </w:r>
-      <w:r>
-        <w:rPr>
-          <w:rFonts w:ascii="Times New Roman" w:hAnsi="Times New Roman"/>
-          <w:color w:val="000000"/>
-          <w:sz w:val="24"/>
-        </w:rPr>
-        <w:t xml:space="preserve"> </w:t>
-      </w:r>
-      <w:r>
-        <w:rPr>
-          <w:rFonts w:ascii="Times New Roman" w:hAnsi="Times New Roman"/>
-          <w:color w:val="000000"/>
-          <w:sz w:val="24"/>
-        </w:rPr>
-        <w:t>славу</w:t>
-      </w:r>
-      <w:r>
-        <w:rPr>
-          <w:rFonts w:ascii="Times New Roman" w:hAnsi="Times New Roman"/>
-          <w:color w:val="000000"/>
-          <w:sz w:val="24"/>
-        </w:rPr>
-        <w:t xml:space="preserve"> </w:t>
-      </w:r>
-      <w:r>
-        <w:rPr>
-          <w:rFonts w:ascii="Times New Roman" w:hAnsi="Times New Roman"/>
-          <w:color w:val="000000"/>
-          <w:sz w:val="24"/>
-        </w:rPr>
-        <w:t>возсилаємо,</w:t>
-      </w:r>
-      <w:r>
-        <w:rPr>
-          <w:rFonts w:ascii="Times New Roman" w:hAnsi="Times New Roman"/>
-          <w:color w:val="000000"/>
-          <w:sz w:val="24"/>
-        </w:rPr>
-        <w:t xml:space="preserve"> </w:t>
-      </w:r>
-      <w:r>
-        <w:rPr>
-          <w:rFonts w:ascii="Times New Roman" w:hAnsi="Times New Roman"/>
-          <w:color w:val="000000"/>
-          <w:sz w:val="24"/>
-        </w:rPr>
-        <w:t>Отцю,</w:t>
-      </w:r>
-      <w:r>
-        <w:rPr>
-          <w:rFonts w:ascii="Times New Roman" w:hAnsi="Times New Roman"/>
-          <w:color w:val="000000"/>
-          <w:sz w:val="24"/>
-        </w:rPr>
-        <w:t xml:space="preserve"> </w:t>
-      </w:r>
-      <w:r>
-        <w:rPr>
-          <w:rFonts w:ascii="Times New Roman" w:hAnsi="Times New Roman"/>
-          <w:color w:val="000000"/>
-          <w:sz w:val="24"/>
-        </w:rPr>
-        <w:t>і</w:t>
-      </w:r>
-      <w:r>
-        <w:rPr>
-          <w:rFonts w:ascii="Times New Roman" w:hAnsi="Times New Roman"/>
-          <w:color w:val="000000"/>
-          <w:sz w:val="24"/>
-        </w:rPr>
-        <w:t xml:space="preserve"> </w:t>
-      </w:r>
-      <w:r>
-        <w:rPr>
-          <w:rFonts w:ascii="Times New Roman" w:hAnsi="Times New Roman"/>
-          <w:color w:val="000000"/>
-          <w:sz w:val="24"/>
-        </w:rPr>
-        <w:t>Сину,</w:t>
-      </w:r>
-      <w:r>
-        <w:rPr>
-          <w:rFonts w:ascii="Times New Roman" w:hAnsi="Times New Roman"/>
-          <w:color w:val="000000"/>
-          <w:sz w:val="24"/>
-        </w:rPr>
-        <w:t xml:space="preserve"> </w:t>
-      </w:r>
-      <w:r>
-        <w:rPr>
-          <w:rFonts w:ascii="Times New Roman" w:hAnsi="Times New Roman"/>
-          <w:color w:val="000000"/>
-          <w:sz w:val="24"/>
-        </w:rPr>
-        <w:t>і</w:t>
-      </w:r>
-      <w:r>
-        <w:rPr>
-          <w:rFonts w:ascii="Times New Roman" w:hAnsi="Times New Roman"/>
-          <w:color w:val="000000"/>
-          <w:sz w:val="24"/>
-        </w:rPr>
-        <w:t xml:space="preserve"> </w:t>
-      </w:r>
-      <w:r>
-        <w:rPr>
-          <w:rFonts w:ascii="Times New Roman" w:hAnsi="Times New Roman"/>
-          <w:color w:val="000000"/>
-          <w:sz w:val="24"/>
-        </w:rPr>
-        <w:t>Святому</w:t>
-      </w:r>
-      <w:r>
-        <w:rPr>
-          <w:rFonts w:ascii="Times New Roman" w:hAnsi="Times New Roman"/>
-          <w:color w:val="000000"/>
-          <w:sz w:val="24"/>
-        </w:rPr>
-        <w:t xml:space="preserve"> </w:t>
-      </w:r>
-      <w:r>
-        <w:rPr>
-          <w:rFonts w:ascii="Times New Roman" w:hAnsi="Times New Roman"/>
-          <w:color w:val="000000"/>
-          <w:sz w:val="24"/>
-        </w:rPr>
-        <w:t>Духові</w:t>
-      </w:r>
-      <w:r>
-        <w:rPr>
-          <w:rFonts w:ascii="Times New Roman" w:hAnsi="Times New Roman"/>
-          <w:sz w:val="24"/>
-        </w:rPr>
-        <w:t>,</w:t>
-      </w:r>
-      <w:r>
-        <w:rPr>
-          <w:rFonts w:ascii="Times New Roman" w:hAnsi="Times New Roman"/>
-          <w:sz w:val="24"/>
-        </w:rPr>
-        <w:t xml:space="preserve"> </w:t>
-      </w:r>
-      <w:r>
-        <w:rPr>
-          <w:rFonts w:ascii="Times New Roman" w:hAnsi="Times New Roman"/>
-          <w:sz w:val="24"/>
-        </w:rPr>
-        <w:t>нині,</w:t>
-      </w:r>
-      <w:r>
-        <w:rPr>
-          <w:rFonts w:ascii="Times New Roman" w:hAnsi="Times New Roman"/>
-          <w:sz w:val="24"/>
-        </w:rPr>
-        <w:t xml:space="preserve"> </w:t>
-      </w:r>
-      <w:r>
-        <w:rPr>
-          <w:rFonts w:ascii="Times New Roman" w:hAnsi="Times New Roman"/>
-          <w:sz w:val="24"/>
-        </w:rPr>
-        <w:t>і</w:t>
-      </w:r>
-      <w:r>
-        <w:rPr>
-          <w:rFonts w:ascii="Times New Roman" w:hAnsi="Times New Roman"/>
-          <w:sz w:val="24"/>
-        </w:rPr>
-        <w:t xml:space="preserve"> </w:t>
-      </w:r>
-      <w:r>
-        <w:rPr>
-          <w:rFonts w:ascii="Times New Roman" w:hAnsi="Times New Roman"/>
-          <w:sz w:val="24"/>
-        </w:rPr>
-        <w:t>повсякчас,</w:t>
-      </w:r>
-      <w:r>
-        <w:rPr>
-          <w:rFonts w:ascii="Times New Roman" w:hAnsi="Times New Roman"/>
-          <w:sz w:val="24"/>
-        </w:rPr>
-        <w:t xml:space="preserve"> </w:t>
-      </w:r>
-      <w:r>
-        <w:rPr>
-          <w:rFonts w:ascii="Times New Roman" w:hAnsi="Times New Roman"/>
-          <w:sz w:val="24"/>
-        </w:rPr>
-        <w:t>і</w:t>
-      </w:r>
-      <w:r>
-        <w:rPr>
-          <w:rFonts w:ascii="Times New Roman" w:hAnsi="Times New Roman"/>
-          <w:sz w:val="24"/>
-        </w:rPr>
-        <w:t xml:space="preserve"> </w:t>
-      </w:r>
-      <w:r>
-        <w:rPr>
-          <w:rFonts w:ascii="Times New Roman" w:hAnsi="Times New Roman"/>
-          <w:sz w:val="24"/>
-        </w:rPr>
-        <w:t>на</w:t>
-      </w:r>
-      <w:r>
-        <w:rPr>
-          <w:rFonts w:ascii="Times New Roman" w:hAnsi="Times New Roman"/>
-          <w:sz w:val="24"/>
-        </w:rPr>
-        <w:t xml:space="preserve"> </w:t>
-      </w:r>
-      <w:r>
-        <w:rPr>
-          <w:rFonts w:ascii="Times New Roman" w:hAnsi="Times New Roman"/>
-          <w:sz w:val="24"/>
-        </w:rPr>
-        <w:t>віки</w:t>
-      </w:r>
-      <w:r>
-        <w:rPr>
-          <w:rFonts w:ascii="Times New Roman" w:hAnsi="Times New Roman"/>
-          <w:sz w:val="24"/>
-        </w:rPr>
-        <w:t xml:space="preserve"> </w:t>
-      </w:r>
-      <w:r>
-        <w:rPr>
-          <w:rFonts w:ascii="Times New Roman" w:hAnsi="Times New Roman"/>
-          <w:sz w:val="24"/>
-        </w:rPr>
-        <w:t>віків.</w:t>
+          <w:sz w:val="24"/>
+        </w:rPr>
+        <w:t xml:space="preserve"> Бо Ти цар миру і Спас душ наших – і Тобі славу возсилаємо, Отцю, і Сину, і Святому Духові, нині, і повсякчас, і на віки віків.</w:t>
       </w:r>
     </w:p>
     <w:p>
@@ -17215,7 +16446,6 @@
           <w:i/>
           <w:color w:val="FF0000"/>
           <w:sz w:val="24"/>
-          <w:lang w:val="ru-MD"/>
         </w:rPr>
         <w:t>Священник:</w:t>
       </w:r>
@@ -17223,7 +16453,6 @@
         <w:rPr>
           <w:rFonts w:ascii="Times New Roman" w:hAnsi="Times New Roman"/>
           <w:sz w:val="24"/>
-          <w:lang w:val="ru-MD"/>
         </w:rPr>
         <w:t xml:space="preserve"> Бо Тебе хвалять усі сили небесні і Тобі славу возсилаємо: Отцю, і Сину, і Святому Духові, нині і повсякчас, і на віки віків.</w:t>
       </w:r>
@@ -18592,7 +17821,6 @@
           <w:i/>
           <w:color w:val="FF0000"/>
           <w:sz w:val="24"/>
-          <w:lang w:val="ru-MD"/>
         </w:rPr>
         <w:t>Священник:</w:t>
       </w:r>
@@ -18600,7 +17828,6 @@
         <w:rPr>
           <w:rFonts w:ascii="Times New Roman" w:hAnsi="Times New Roman"/>
           <w:sz w:val="24"/>
-          <w:lang w:val="ru-MD"/>
         </w:rPr>
         <w:t xml:space="preserve"> Бо Ти – Бог милости, ласк і людинолюбности, і Тобі славу возсилаємо, Отцю, і Сину, і Святому Духові, нині, і повсякчас, і на віки віків.</w:t>
       </w:r>
@@ -18664,7 +17891,6 @@
           <w:i/>
           <w:color w:val="FF0000"/>
           <w:sz w:val="24"/>
-          <w:lang w:val="ru-MD"/>
         </w:rPr>
         <w:t>Священник:</w:t>
       </w:r>
@@ -18672,7 +17898,6 @@
         <w:rPr>
           <w:rFonts w:ascii="Times New Roman" w:hAnsi="Times New Roman"/>
           <w:sz w:val="24"/>
-          <w:lang w:val="ru-MD"/>
         </w:rPr>
         <w:t xml:space="preserve"> Мир всім.</w:t>
       </w:r>
@@ -18830,7 +18055,6 @@
           <w:i/>
           <w:color w:val="FF0000"/>
           <w:sz w:val="24"/>
-          <w:lang w:val="ru-MD"/>
         </w:rPr>
         <w:t>Священник:</w:t>
       </w:r>
@@ -18838,7 +18062,6 @@
         <w:rPr>
           <w:rFonts w:ascii="Times New Roman" w:hAnsi="Times New Roman"/>
           <w:sz w:val="24"/>
-          <w:lang w:val="ru-MD"/>
         </w:rPr>
         <w:t xml:space="preserve"> Бо до Тебе належить милувати і спасати нас, Боже наш, і Тобі славу возсилаємо, Отцю, і Сину, і Святому Духові, нині, і повсякчас, і на віки віків.</w:t>
       </w:r>
@@ -19357,7 +18580,6 @@
           <w:i/>
           <w:color w:val="FF0000"/>
           <w:sz w:val="24"/>
-          <w:lang w:val="ru-MD"/>
         </w:rPr>
         <w:t>Священник:</w:t>
       </w:r>
@@ -19365,7 +18587,6 @@
         <w:rPr>
           <w:rFonts w:ascii="Times New Roman" w:hAnsi="Times New Roman"/>
           <w:sz w:val="24"/>
-          <w:lang w:val="ru-MD"/>
         </w:rPr>
         <w:t xml:space="preserve"> Бо Твоє є царство, і сила, і слава, Отця, і Сина, і Святого Духа, нині, і повсякчас, і на віки віків.</w:t>
       </w:r>
@@ -19936,7 +19157,6 @@
           <w:i/>
           <w:color w:val="FF0000"/>
           <w:sz w:val="24"/>
-          <w:lang w:val="ru-MD"/>
         </w:rPr>
         <w:t>Священник:</w:t>
       </w:r>
@@ -19944,7 +19164,6 @@
         <w:rPr>
           <w:rFonts w:ascii="Times New Roman" w:hAnsi="Times New Roman"/>
           <w:sz w:val="24"/>
-          <w:lang w:val="ru-MD"/>
         </w:rPr>
         <w:t xml:space="preserve"> Бо милостивий і людинолюбний Бог єси, і Тобі славу возсилаємо, Отцю, і Сину, і Святому Духові, нині, і повсякчас, і на віки віків.</w:t>
       </w:r>
@@ -20093,7 +19312,6 @@
           <w:i/>
           <w:color w:val="FF0000"/>
           <w:sz w:val="24"/>
-          <w:lang w:val="ru-MD"/>
         </w:rPr>
         <w:t>Священник:</w:t>
       </w:r>
@@ -20101,7 +19319,6 @@
         <w:rPr>
           <w:rFonts w:ascii="Times New Roman" w:hAnsi="Times New Roman"/>
           <w:sz w:val="24"/>
-          <w:lang w:val="ru-MD"/>
         </w:rPr>
         <w:t xml:space="preserve"> Сла́ва Тобі́, Хри́сте Бо́же, упова́ння на́ше, сла́ва Тобі́!</w:t>
       </w:r>
@@ -20170,9 +19387,6 @@
     <w:p>
       <w:pPr>
         <w:spacing w:after="120"/>
-        <w:rPr>
-          <w:lang w:val="ru-MD"/>
-        </w:rPr>
       </w:pPr>
       <w:r>
         <w:rPr>
@@ -20180,52 +19394,31 @@
           <w:i/>
           <w:color w:val="FF0000"/>
           <w:sz w:val="24"/>
-          <w:lang w:val="ru-MD"/>
-        </w:rPr>
-        <w:lastRenderedPageBreak/>
+        </w:rPr>
         <w:t>Священник:</w:t>
       </w:r>
       <w:r>
         <w:rPr>
           <w:rFonts w:ascii="Times New Roman" w:hAnsi="Times New Roman"/>
           <w:sz w:val="24"/>
-          <w:lang w:val="ru-MD"/>
-        </w:rPr>
-        <w:t xml:space="preserve"> Христос, істинний Бог </w:t>
+        </w:rPr>
+        <w:t xml:space="preserve"> Христос, істинний Бог наш - молитвами пречистої Своєї Матері, силою чесного і животворчого хреста, заступництвом святих славних і всехвальних апостолів, і святого, </w:t>
       </w:r>
       <w:r>
         <w:rPr>
           <w:rFonts w:ascii="Times New Roman" w:hAnsi="Times New Roman"/>
-          <w:sz w:val="24"/>
-          <w:lang w:val="ru-MD"/>
-        </w:rPr>
-        <w:t xml:space="preserve">наш - молитвами пречистої Своєї Матері, силою чесного і животворчого хреста, заступництвом святих славних і всехвальних апостолів, і святого, </w:t>
+          <w:i/>
+          <w:color w:val="FF0000"/>
+          <w:sz w:val="24"/>
+        </w:rPr>
+        <w:t>якого є храм</w:t>
       </w:r>
       <w:r>
         <w:rPr>
           <w:rFonts w:ascii="Times New Roman" w:hAnsi="Times New Roman"/>
-          <w:i/>
-          <w:color w:val="FF0000"/>
-          <w:sz w:val="24"/>
-          <w:lang w:val="ru-MD"/>
-        </w:rPr>
-        <w:t>якого є храм</w:t>
-      </w:r>
-      <w:r>
-        <w:rPr>
-          <w:rFonts w:ascii="Times New Roman" w:hAnsi="Times New Roman"/>
-          <w:sz w:val="24"/>
-          <w:lang w:val="ru-MD"/>
-        </w:rPr>
-        <w:t>, і святої великомучениці Варвари, преподобного отця нашого Івана Дамаскина, і всіх святих - помилує і</w:t>
-      </w:r>
-      <w:r>
-        <w:rPr>
-          <w:rFonts w:ascii="Times New Roman" w:hAnsi="Times New Roman"/>
-          <w:sz w:val="24"/>
-          <w:lang w:val="ru-MD"/>
-        </w:rPr>
-        <w:t xml:space="preserve"> спасе нас як благий і людинолюбний.</w:t>
+          <w:sz w:val="24"/>
+        </w:rPr>
+        <w:t>, і святої великомучениці Варвари, преподобного отця нашого Івана Дамаскина, і всіх святих - помилує і спасе нас як благий і людинолюбний.</w:t>
       </w:r>
     </w:p>
     <w:p>
